--- a/downloads/workbook/ai-6-week-26.docx
+++ b/downloads/workbook/ai-6-week-26.docx
@@ -961,6 +961,178 @@
         <w:t>Project connection: For the Grounded Learning Service, retain an annotated trace and the changed-case result. Name the contract or evidence that makes the deciding step valid, so another team can review it.</w:t>
       </w:r>
     </w:p>
+    <w:p>
+      <w:pPr>
+        <w:pStyle w:val="Heading1"/>
+      </w:pPr>
+      <w:r>
+        <w:t>13. Project portfolio milestone</w:t>
+      </w:r>
+    </w:p>
+    <w:p>
+      <w:r>
+        <w:t>Project: Grounded Learning Service</w:t>
+      </w:r>
+    </w:p>
+    <w:p>
+      <w:r>
+        <w:t>Current milestone: Prepare the demonstration. Gather reproducible instructions, evidence, access checks and remaining limitations.</w:t>
+      </w:r>
+    </w:p>
+    <w:p>
+      <w:r>
+        <w:t>For the Grounded Learning Service, retain an annotated trace and the changed-case result. Name the contract or evidence that makes the deciding step valid, so another team can review it.</w:t>
+      </w:r>
+    </w:p>
+    <w:tbl>
+      <w:tblPr>
+        <w:tblStyle w:val="LightShading-Accent1"/>
+        <w:tblW w:type="auto" w:w="0"/>
+        <w:tblLook w:firstColumn="1" w:firstRow="1" w:lastColumn="0" w:lastRow="0" w:noHBand="0" w:noVBand="1" w:val="04A0"/>
+      </w:tblPr>
+      <w:tblGrid>
+        <w:gridCol w:w="5112"/>
+        <w:gridCol w:w="5112"/>
+      </w:tblGrid>
+      <w:tr>
+        <w:trPr>
+          <w:tblHeader/>
+        </w:trPr>
+        <w:tc>
+          <w:tcPr>
+            <w:tcW w:type="dxa" w:w="5112"/>
+          </w:tcPr>
+          <w:p>
+            <w:r>
+              <w:t>Evidence to keep</w:t>
+            </w:r>
+          </w:p>
+        </w:tc>
+        <w:tc>
+          <w:tcPr>
+            <w:tcW w:type="dxa" w:w="5112"/>
+          </w:tcPr>
+          <w:p>
+            <w:r>
+              <w:t>My record</w:t>
+            </w:r>
+          </w:p>
+        </w:tc>
+      </w:tr>
+      <w:tr>
+        <w:tc>
+          <w:tcPr>
+            <w:tcW w:type="dxa" w:w="5112"/>
+          </w:tcPr>
+          <w:p>
+            <w:r>
+              <w:t>This week’s input and deciding step</w:t>
+            </w:r>
+          </w:p>
+        </w:tc>
+        <w:tc>
+          <w:tcPr>
+            <w:tcW w:type="dxa" w:w="5112"/>
+          </w:tcPr>
+          <w:p>
+            <w:r/>
+          </w:p>
+        </w:tc>
+      </w:tr>
+      <w:tr>
+        <w:tc>
+          <w:tcPr>
+            <w:tcW w:type="dxa" w:w="5112"/>
+          </w:tcPr>
+          <w:p>
+            <w:r>
+              <w:t>Prediction and actual result (or labelled paper trace)</w:t>
+            </w:r>
+          </w:p>
+        </w:tc>
+        <w:tc>
+          <w:tcPr>
+            <w:tcW w:type="dxa" w:w="5112"/>
+          </w:tcPr>
+          <w:p>
+            <w:r/>
+          </w:p>
+        </w:tc>
+      </w:tr>
+      <w:tr>
+        <w:tc>
+          <w:tcPr>
+            <w:tcW w:type="dxa" w:w="5112"/>
+          </w:tcPr>
+          <w:p>
+            <w:r>
+              <w:t>One change since the previous checkpoint and why</w:t>
+            </w:r>
+          </w:p>
+        </w:tc>
+        <w:tc>
+          <w:tcPr>
+            <w:tcW w:type="dxa" w:w="5112"/>
+          </w:tcPr>
+          <w:p>
+            <w:r/>
+          </w:p>
+        </w:tc>
+      </w:tr>
+      <w:tr>
+        <w:tc>
+          <w:tcPr>
+            <w:tcW w:type="dxa" w:w="5112"/>
+          </w:tcPr>
+          <w:p>
+            <w:r>
+              <w:t>One error or limit and the next test</w:t>
+            </w:r>
+          </w:p>
+        </w:tc>
+        <w:tc>
+          <w:tcPr>
+            <w:tcW w:type="dxa" w:w="5112"/>
+          </w:tcPr>
+          <w:p>
+            <w:r/>
+          </w:p>
+        </w:tc>
+      </w:tr>
+    </w:tbl>
+    <w:p>
+      <w:pPr>
+        <w:pStyle w:val="Heading3"/>
+      </w:pPr>
+      <w:r>
+        <w:t>Explain what this week adds to your project. Reuse last week’s record rather than starting again.</w:t>
+      </w:r>
+    </w:p>
+    <w:p>
+      <w:r>
+        <w:t>________________________________________________________________</w:t>
+      </w:r>
+    </w:p>
+    <w:p>
+      <w:r>
+        <w:t>________________________________________________________________</w:t>
+      </w:r>
+    </w:p>
+    <w:p>
+      <w:r>
+        <w:t>________________________________________________________________</w:t>
+      </w:r>
+    </w:p>
+    <w:p>
+      <w:r>
+        <w:t>________________________________________________________________</w:t>
+      </w:r>
+    </w:p>
+    <w:p>
+      <w:r>
+        <w:t>________________________________________________________________</w:t>
+      </w:r>
+    </w:p>
     <w:sectPr>
       <w:pgSz w:w="12240" w:h="15840"/>
       <w:pgMar w:top="936" w:right="1008" w:bottom="936" w:left="1008" w:header="720" w:footer="720" w:gutter="0"/>

--- a/downloads/workbook/ai-6-week-26.docx
+++ b/downloads/workbook/ai-6-week-26.docx
@@ -1133,6 +1133,235 @@
         <w:t>________________________________________________________________</w:t>
       </w:r>
     </w:p>
+    <w:p>
+      <w:pPr>
+        <w:pStyle w:val="Heading1"/>
+      </w:pPr>
+      <w:r>
+        <w:t>14. Supported practice and learning evidence</w:t>
+      </w:r>
+    </w:p>
+    <w:p>
+      <w:r>
+        <w:t>Use this supported practice once, in the browser or on paper. Keep the reserved independent assessment for a separate first attempt before teacher feedback.</w:t>
+      </w:r>
+    </w:p>
+    <w:p>
+      <w:r>
+        <w:t>An incident timeline. After a schedule update, a service gives an old classroom location.</w:t>
+      </w:r>
+    </w:p>
+    <w:p>
+      <w:pPr>
+        <w:pStyle w:val="Heading3"/>
+      </w:pPr>
+      <w:r>
+        <w:t>Practice 1: explain the deciding evidence</w:t>
+      </w:r>
+    </w:p>
+    <w:p>
+      <w:r>
+        <w:t>Which labelled step matches this detail? Reproduce version selection with controlled fixtures before naming the exact bug.</w:t>
+      </w:r>
+    </w:p>
+    <w:p>
+      <w:r>
+        <w:t>1. Test explanation</w:t>
+      </w:r>
+    </w:p>
+    <w:p>
+      <w:r>
+        <w:t>2. Order events</w:t>
+      </w:r>
+    </w:p>
+    <w:p>
+      <w:r>
+        <w:t>3. Locate stale evidence</w:t>
+      </w:r>
+    </w:p>
+    <w:p>
+      <w:pPr>
+        <w:pStyle w:val="Heading3"/>
+      </w:pPr>
+      <w:r>
+        <w:t>My selected conclusion, deciding fact and explanation</w:t>
+      </w:r>
+    </w:p>
+    <w:p>
+      <w:r>
+        <w:t>________________________________________________________________</w:t>
+      </w:r>
+    </w:p>
+    <w:p>
+      <w:r>
+        <w:t>________________________________________________________________</w:t>
+      </w:r>
+    </w:p>
+    <w:p>
+      <w:r>
+        <w:t>________________________________________________________________</w:t>
+      </w:r>
+    </w:p>
+    <w:p>
+      <w:r>
+        <w:t>________________________________________________________________</w:t>
+      </w:r>
+    </w:p>
+    <w:p>
+      <w:r>
+        <w:t>________________________________________________________________</w:t>
+      </w:r>
+    </w:p>
+    <w:p>
+      <w:r>
+        <w:t>Hint if needed: Read the steps in the pictorial case. Match the supplied detail to the stage that performs or records it.</w:t>
+      </w:r>
+    </w:p>
+    <w:p>
+      <w:r>
+        <w:t>After your attempt, compare with the supported explanation: Test explanation Reproduce version selection with controlled fixtures before naming the exact bug. A timeline separates observed events from a proposed cause. Evidence can locate a mismatch without yet explaining why it happened.</w:t>
+      </w:r>
+    </w:p>
+    <w:p>
+      <w:pPr>
+        <w:pStyle w:val="Heading3"/>
+      </w:pPr>
+      <w:r>
+        <w:t>Practice 2: explain the deciding evidence</w:t>
+      </w:r>
+    </w:p>
+    <w:p>
+      <w:r>
+        <w:t>Changed-case practice: Trace instead shows version 6 retrieved and room C drafted. Which conclusion is supported by the supplied facts?</w:t>
+      </w:r>
+    </w:p>
+    <w:p>
+      <w:r>
+        <w:t>1. This one example guarantees correct results for every future input.</w:t>
+      </w:r>
+    </w:p>
+    <w:p>
+      <w:r>
+        <w:t>2. Investigate drafting or validation before blaming caching.</w:t>
+      </w:r>
+    </w:p>
+    <w:p>
+      <w:r>
+        <w:t>3. We can decide the result without examining the changed input or the procedure.</w:t>
+      </w:r>
+    </w:p>
+    <w:p>
+      <w:pPr>
+        <w:pStyle w:val="Heading3"/>
+      </w:pPr>
+      <w:r>
+        <w:t>My selected conclusion, deciding fact and explanation</w:t>
+      </w:r>
+    </w:p>
+    <w:p>
+      <w:r>
+        <w:t>________________________________________________________________</w:t>
+      </w:r>
+    </w:p>
+    <w:p>
+      <w:r>
+        <w:t>________________________________________________________________</w:t>
+      </w:r>
+    </w:p>
+    <w:p>
+      <w:r>
+        <w:t>________________________________________________________________</w:t>
+      </w:r>
+    </w:p>
+    <w:p>
+      <w:r>
+        <w:t>________________________________________________________________</w:t>
+      </w:r>
+    </w:p>
+    <w:p>
+      <w:r>
+        <w:t>________________________________________________________________</w:t>
+      </w:r>
+    </w:p>
+    <w:p>
+      <w:r>
+        <w:t>Hint if needed: Use the changed condition and the deciding step in the pictorial trace. The answer must say what follows from those facts.</w:t>
+      </w:r>
+    </w:p>
+    <w:p>
+      <w:r>
+        <w:t>After your attempt, compare with the supported explanation: Investigate drafting or validation before blaming caching. The mismatch now appears after retrieval.</w:t>
+      </w:r>
+    </w:p>
+    <w:p>
+      <w:pPr>
+        <w:pStyle w:val="Heading3"/>
+      </w:pPr>
+      <w:r>
+        <w:t>Repair a missing building block</w:t>
+      </w:r>
+    </w:p>
+    <w:p>
+      <w:r>
+        <w:t>Review Monitoring quality drift (ai-6/25). Goal: Explain the mechanism and terminology of monitoring quality drift. Short practice: Compute both clear and ambiguous slice rates for A and B. Which slice weakens, and how should that slice be reported when no ambiguous questions are observed?. Return to this week and explain what you changed.</w:t>
+      </w:r>
+    </w:p>
+    <w:p>
+      <w:r>
+        <w:t>Review Deployment environments (ai-6/23). Goal: Explain the mechanism and terminology of deployment environments. Short practice: Identify the staging data and credential boundary. Why must the rehearsal stop if its credential reaches production even though the process is labelled staging?. Return to this week and explain what you changed.</w:t>
+      </w:r>
+    </w:p>
+    <w:p>
+      <w:r>
+        <w:t>Review Data retention and deletion (ai-6/20). Goal: Explain the mechanism and terminology of data retention and deletion. Short practice: Apply the seven-day boundary to T1 and T2. How many T2 locations need verification, and may deletion be called complete if its backup remains?. Return to this week and explain what you changed.</w:t>
+      </w:r>
+    </w:p>
+    <w:p>
+      <w:pPr>
+        <w:pStyle w:val="Heading3"/>
+      </w:pPr>
+      <w:r>
+        <w:t>Keep your completed work</w:t>
+      </w:r>
+    </w:p>
+    <w:p>
+      <w:r>
+        <w:t>Use Download completed work in the hosted lesson to export your answers, reflections, practice feedback and code-run evidence. Open the HTML copy to read or print it. Drafts stay in this browser when storage is available; clear drafts on a shared device.</w:t>
+      </w:r>
+    </w:p>
+    <w:p>
+      <w:pPr>
+        <w:pStyle w:val="Heading3"/>
+      </w:pPr>
+      <w:r>
+        <w:t>What I repaired, the evidence I kept and the next test</w:t>
+      </w:r>
+    </w:p>
+    <w:p>
+      <w:r>
+        <w:t>________________________________________________________________</w:t>
+      </w:r>
+    </w:p>
+    <w:p>
+      <w:r>
+        <w:t>________________________________________________________________</w:t>
+      </w:r>
+    </w:p>
+    <w:p>
+      <w:r>
+        <w:t>________________________________________________________________</w:t>
+      </w:r>
+    </w:p>
+    <w:p>
+      <w:r>
+        <w:t>________________________________________________________________</w:t>
+      </w:r>
+    </w:p>
+    <w:p>
+      <w:r>
+        <w:t>________________________________________________________________</w:t>
+      </w:r>
+    </w:p>
     <w:sectPr>
       <w:pgSz w:w="12240" w:h="15840"/>
       <w:pgMar w:top="936" w:right="1008" w:bottom="936" w:left="1008" w:header="720" w:footer="720" w:gutter="0"/>

--- a/downloads/workbook/ai-6-week-26.docx
+++ b/downloads/workbook/ai-6-week-26.docx
@@ -30,33 +30,45 @@
     </w:p>
     <w:p>
       <w:r>
-        <w:t>Try the recall before opening notes. Then use a different colour or a labelled second line to correct your explanation.</w:t>
+        <w:t>Record your starting explanation for Incident investigation before opening notes. Show any later correction separately.</w:t>
       </w:r>
     </w:p>
     <w:p>
       <w:pPr>
-        <w:pStyle w:val="Heading3"/>
-      </w:pPr>
-      <w:r>
-        <w:t>Monitoring quality drift</w:t>
+        <w:spacing w:line="336" w:lineRule="auto" w:after="180"/>
+      </w:pPr>
+      <w:r>
+        <w:rPr>
+          <w:b w:val="0"/>
+        </w:rPr>
+        <w:t>Try the recall before opening notes. Then use a different colour or a labelled second line to correct your explanation.</w:t>
       </w:r>
     </w:p>
     <w:p>
-      <w:r>
-        <w:t>Without opening the old lesson, explain one key idea from Monitoring quality drift. Give an example and a mistake that the idea helps you avoid.</w:t>
+      <w:pPr>
+        <w:pStyle w:val="Heading3"/>
+      </w:pPr>
+      <w:r>
+        <w:t>Monitoring quality drift</w:t>
       </w:r>
     </w:p>
     <w:p>
       <w:pPr>
-        <w:pStyle w:val="Heading3"/>
-      </w:pPr>
-      <w:r>
-        <w:t>My remembered idea, example and correction</w:t>
+        <w:spacing w:line="336" w:lineRule="auto" w:after="180"/>
+      </w:pPr>
+      <w:r>
+        <w:rPr>
+          <w:b w:val="0"/>
+        </w:rPr>
+        <w:t>Without opening the old lesson, explain one key idea from Monitoring quality drift. Give an example and a mistake that the idea helps you avoid.</w:t>
       </w:r>
     </w:p>
     <w:p>
-      <w:r>
-        <w:t>________________________________________________________________</w:t>
+      <w:pPr>
+        <w:pStyle w:val="Heading3"/>
+      </w:pPr>
+      <w:r>
+        <w:t>My remembered idea, example and correction</w:t>
       </w:r>
     </w:p>
     <w:p>
@@ -70,29 +82,35 @@
       </w:r>
     </w:p>
     <w:p>
-      <w:pPr>
-        <w:pStyle w:val="Heading3"/>
-      </w:pPr>
-      <w:r>
-        <w:t>Deployment environments</w:t>
+      <w:r>
+        <w:t>________________________________________________________________</w:t>
       </w:r>
     </w:p>
     <w:p>
-      <w:r>
-        <w:t>Without opening the old lesson, explain one key idea from Deployment environments. Give an example and a mistake that the idea helps you avoid.</w:t>
+      <w:pPr>
+        <w:pStyle w:val="Heading3"/>
+      </w:pPr>
+      <w:r>
+        <w:t>Deployment environments</w:t>
       </w:r>
     </w:p>
     <w:p>
       <w:pPr>
-        <w:pStyle w:val="Heading3"/>
-      </w:pPr>
-      <w:r>
-        <w:t>My remembered idea, example and correction</w:t>
+        <w:spacing w:line="336" w:lineRule="auto" w:after="180"/>
+      </w:pPr>
+      <w:r>
+        <w:rPr>
+          <w:b w:val="0"/>
+        </w:rPr>
+        <w:t>Without opening the old lesson, explain one key idea from Deployment environments. Give an example and a mistake that the idea helps you avoid.</w:t>
       </w:r>
     </w:p>
     <w:p>
-      <w:r>
-        <w:t>________________________________________________________________</w:t>
+      <w:pPr>
+        <w:pStyle w:val="Heading3"/>
+      </w:pPr>
+      <w:r>
+        <w:t>My remembered idea, example and correction</w:t>
       </w:r>
     </w:p>
     <w:p>
@@ -106,29 +124,35 @@
       </w:r>
     </w:p>
     <w:p>
-      <w:pPr>
-        <w:pStyle w:val="Heading3"/>
-      </w:pPr>
-      <w:r>
-        <w:t>Data retention and deletion</w:t>
+      <w:r>
+        <w:t>________________________________________________________________</w:t>
       </w:r>
     </w:p>
     <w:p>
-      <w:r>
-        <w:t>Without opening the old lesson, explain one key idea from Data retention and deletion. Give an example and a mistake that the idea helps you avoid.</w:t>
+      <w:pPr>
+        <w:pStyle w:val="Heading3"/>
+      </w:pPr>
+      <w:r>
+        <w:t>Data retention and deletion</w:t>
       </w:r>
     </w:p>
     <w:p>
       <w:pPr>
-        <w:pStyle w:val="Heading3"/>
-      </w:pPr>
-      <w:r>
-        <w:t>My remembered idea, example and correction</w:t>
+        <w:spacing w:line="336" w:lineRule="auto" w:after="180"/>
+      </w:pPr>
+      <w:r>
+        <w:rPr>
+          <w:b w:val="0"/>
+        </w:rPr>
+        <w:t>Without opening the old lesson, explain one key idea from Data retention and deletion. Give an example and a mistake that the idea helps you avoid.</w:t>
       </w:r>
     </w:p>
     <w:p>
-      <w:r>
-        <w:t>________________________________________________________________</w:t>
+      <w:pPr>
+        <w:pStyle w:val="Heading3"/>
+      </w:pPr>
+      <w:r>
+        <w:t>My remembered idea, example and correction</w:t>
       </w:r>
     </w:p>
     <w:p>
@@ -142,15 +166,31 @@
       </w:r>
     </w:p>
     <w:p>
-      <w:pPr>
-        <w:pStyle w:val="Heading1"/>
-      </w:pPr>
-      <w:r>
-        <w:t>02. Practise with fading help</w:t>
+      <w:r>
+        <w:t>________________________________________________________________</w:t>
       </w:r>
     </w:p>
     <w:p>
-      <w:r>
+      <w:pPr>
+        <w:pStyle w:val="Heading1"/>
+      </w:pPr>
+      <w:r>
+        <w:t>02. Practise with fading help</w:t>
+      </w:r>
+    </w:p>
+    <w:p>
+      <w:r>
+        <w:t>Complete the supported Incident investigation trace and record the first step you can explain without help.</w:t>
+      </w:r>
+    </w:p>
+    <w:p>
+      <w:pPr>
+        <w:spacing w:line="336" w:lineRule="auto" w:after="180"/>
+      </w:pPr>
+      <w:r>
+        <w:rPr>
+          <w:b w:val="0"/>
+        </w:rPr>
         <w:t>Use W2: Trace the worked case for Incident investigation. Record the answer once; the lesson and workbook refer to the same attempt.</w:t>
       </w:r>
     </w:p>
@@ -279,25 +319,37 @@
     </w:p>
     <w:p>
       <w:r>
-        <w:t>Use the worked case for Incident investigation. Proposed explanation: “The worked result establishes every future case”. Decide whether this explanation is supported. Point to the step or supplied fact that decides; explain your repair if needed.</w:t>
+        <w:t>Check the proposed Incident investigation explanation against the supplied facts before discussing it.</w:t>
       </w:r>
     </w:p>
     <w:p>
       <w:pPr>
-        <w:pStyle w:val="Heading3"/>
-      </w:pPr>
-      <w:r>
-        <w:t>My explanation before partner discussion</w:t>
+        <w:spacing w:line="336" w:lineRule="auto" w:after="180"/>
+      </w:pPr>
+      <w:r>
+        <w:rPr>
+          <w:b w:val="0"/>
+        </w:rPr>
+        <w:t>Use the worked case for Incident investigation. Proposed explanation: “The worked result establishes every future case”. Decide whether this explanation is supported.</w:t>
       </w:r>
     </w:p>
     <w:p>
-      <w:r>
-        <w:t>________________________________________________________________</w:t>
+      <w:pPr>
+        <w:spacing w:line="336" w:lineRule="auto" w:after="180"/>
+      </w:pPr>
+      <w:r>
+        <w:rPr>
+          <w:b w:val="0"/>
+        </w:rPr>
+        <w:t>Point to the step or supplied fact that decides; explain your repair if needed.</w:t>
       </w:r>
     </w:p>
     <w:p>
-      <w:r>
-        <w:t>________________________________________________________________</w:t>
+      <w:pPr>
+        <w:pStyle w:val="Heading3"/>
+      </w:pPr>
+      <w:r>
+        <w:t>My explanation before partner discussion</w:t>
       </w:r>
     </w:p>
     <w:p>
@@ -311,47 +363,53 @@
       </w:r>
     </w:p>
     <w:p>
-      <w:pPr>
-        <w:pStyle w:val="Heading1"/>
-      </w:pPr>
-      <w:r>
-        <w:t>04. Independent transfer case</w:t>
+      <w:r>
+        <w:t>________________________________________________________________</w:t>
       </w:r>
     </w:p>
     <w:p>
-      <w:pPr>
-        <w:pStyle w:val="Heading3"/>
-      </w:pPr>
-      <w:r>
-        <w:t>Independent case: Apply a new case independently</w:t>
+      <w:r>
+        <w:t>________________________________________________________________</w:t>
       </w:r>
     </w:p>
     <w:p>
-      <w:r>
-        <w:t>10:00 permissions config changes; 10:03 restricted read; model version unchanged. Name a plausible cause and one test.</w:t>
+      <w:pPr>
+        <w:pStyle w:val="Heading1"/>
+      </w:pPr>
+      <w:r>
+        <w:t>04. Independent transfer case</w:t>
       </w:r>
     </w:p>
     <w:p>
-      <w:pPr>
-        <w:pStyle w:val="Heading3"/>
-      </w:pPr>
-      <w:r>
-        <w:t>My independent explanation, trace and limits</w:t>
+      <w:r>
+        <w:t>Write one first attempt at the reserved independent case before feedback. Repeated copies of that case refer to the same recorded attempt.</w:t>
       </w:r>
     </w:p>
     <w:p>
-      <w:r>
-        <w:t>________________________________________________________________</w:t>
+      <w:pPr>
+        <w:pStyle w:val="Heading3"/>
+      </w:pPr>
+      <w:r>
+        <w:t>Independent case: Apply a new case independently</w:t>
       </w:r>
     </w:p>
     <w:p>
-      <w:r>
-        <w:t>________________________________________________________________</w:t>
+      <w:pPr>
+        <w:spacing w:line="336" w:lineRule="auto" w:after="180"/>
+      </w:pPr>
+      <w:r>
+        <w:rPr>
+          <w:b w:val="0"/>
+        </w:rPr>
+        <w:t>10:00 permissions config changes; 10:03 restricted read; model version unchanged. Name a plausible cause and one test.</w:t>
       </w:r>
     </w:p>
     <w:p>
-      <w:r>
-        <w:t>________________________________________________________________</w:t>
+      <w:pPr>
+        <w:pStyle w:val="Heading3"/>
+      </w:pPr>
+      <w:r>
+        <w:t>My independent explanation, trace and limits</w:t>
       </w:r>
     </w:p>
     <w:p>
@@ -376,48 +434,96 @@
     </w:p>
     <w:p>
       <w:r>
-        <w:t>Attempt this case before feedback. Record any help. Earlier examples below are further practice; a case already practised with feedback cannot establish fresh transfer.</w:t>
+        <w:t>________________________________________________________________</w:t>
       </w:r>
     </w:p>
     <w:p>
-      <w:pPr>
-        <w:pStyle w:val="Heading1"/>
-      </w:pPr>
-      <w:r>
-        <w:t>05. W1 Explain the mechanism</w:t>
+      <w:r>
+        <w:t>________________________________________________________________</w:t>
       </w:r>
     </w:p>
     <w:p>
       <w:r>
-        <w:t>Explain the weekly mechanism in your own words. Use the worked scenario to name its input, decision rule and output.</w:t>
+        <w:t>________________________________________________________________</w:t>
       </w:r>
     </w:p>
     <w:p>
       <w:pPr>
-        <w:pStyle w:val="Heading3"/>
-      </w:pPr>
-      <w:r>
-        <w:t>My reasoning and evidence</w:t>
+        <w:spacing w:line="336" w:lineRule="auto" w:after="180"/>
+      </w:pPr>
+      <w:r>
+        <w:rPr>
+          <w:b w:val="0"/>
+        </w:rPr>
+        <w:t>Attempt this case before feedback. Record any help. Earlier examples below are further practice; a case already practised with feedback cannot establish fresh transfer.</w:t>
       </w:r>
     </w:p>
     <w:p>
-      <w:r>
-        <w:t>________________________________________________________________</w:t>
+      <w:pPr>
+        <w:pStyle w:val="Heading1"/>
+      </w:pPr>
+      <w:r>
+        <w:t>05. W1 Explain the mechanism</w:t>
       </w:r>
     </w:p>
     <w:p>
       <w:r>
-        <w:t>________________________________________________________________</w:t>
+        <w:t>Explain the mechanism. Apply the supplied Incident investigation facts and keep your reasoning.</w:t>
       </w:r>
     </w:p>
     <w:p>
-      <w:r>
-        <w:t>________________________________________________________________</w:t>
+      <w:pPr>
+        <w:spacing w:line="336" w:lineRule="auto" w:after="180"/>
+      </w:pPr>
+      <w:r>
+        <w:rPr>
+          <w:b w:val="0"/>
+        </w:rPr>
+        <w:t xml:space="preserve">Explain the weekly </w:t>
+      </w:r>
+      <w:r>
+        <w:rPr>
+          <w:b/>
+        </w:rPr>
+        <w:t>mechanism</w:t>
+      </w:r>
+      <w:r>
+        <w:rPr>
+          <w:b w:val="0"/>
+        </w:rPr>
+        <w:t xml:space="preserve"> in your own words. Use the worked scenario to name its </w:t>
+      </w:r>
+      <w:r>
+        <w:rPr>
+          <w:b/>
+        </w:rPr>
+        <w:t>input</w:t>
+      </w:r>
+      <w:r>
+        <w:rPr>
+          <w:b w:val="0"/>
+        </w:rPr>
+        <w:t xml:space="preserve">, decision rule and </w:t>
+      </w:r>
+      <w:r>
+        <w:rPr>
+          <w:b/>
+        </w:rPr>
+        <w:t>output</w:t>
+      </w:r>
+      <w:r>
+        <w:rPr>
+          <w:b w:val="0"/>
+        </w:rPr>
+        <w:t>.</w:t>
       </w:r>
     </w:p>
     <w:p>
-      <w:r>
-        <w:t>________________________________________________________________</w:t>
+      <w:pPr>
+        <w:pStyle w:val="Heading3"/>
+      </w:pPr>
+      <w:r>
+        <w:t>My reasoning and evidence</w:t>
       </w:r>
     </w:p>
     <w:p>
@@ -431,24 +537,18 @@
       </w:r>
     </w:p>
     <w:p>
-      <w:pPr>
-        <w:pStyle w:val="Heading1"/>
-      </w:pPr>
-      <w:r>
-        <w:t>06. W2 Trace the worked case</w:t>
+      <w:r>
+        <w:t>________________________________________________________________</w:t>
       </w:r>
     </w:p>
     <w:p>
       <w:r>
-        <w:t>At09:00 corpus updates; 09:05 stale cache response; 09:06 cache disabled. Team says model weights changed, but weight version is unchanged. Show the intermediate steps and give the conclusion with its scope.</w:t>
+        <w:t>________________________________________________________________</w:t>
       </w:r>
     </w:p>
     <w:p>
-      <w:pPr>
-        <w:pStyle w:val="Heading3"/>
-      </w:pPr>
-      <w:r>
-        <w:t>My reasoning and evidence</w:t>
+      <w:r>
+        <w:t>________________________________________________________________</w:t>
       </w:r>
     </w:p>
     <w:p>
@@ -457,23 +557,35 @@
       </w:r>
     </w:p>
     <w:p>
-      <w:r>
-        <w:t>________________________________________________________________</w:t>
+      <w:pPr>
+        <w:pStyle w:val="Heading1"/>
+      </w:pPr>
+      <w:r>
+        <w:t>06. W2 Trace the worked case</w:t>
       </w:r>
     </w:p>
     <w:p>
       <w:r>
-        <w:t>________________________________________________________________</w:t>
+        <w:t>Trace the worked case. Apply the supplied Incident investigation facts and keep your reasoning.</w:t>
       </w:r>
     </w:p>
     <w:p>
-      <w:r>
-        <w:t>________________________________________________________________</w:t>
+      <w:pPr>
+        <w:spacing w:line="336" w:lineRule="auto" w:after="180"/>
+      </w:pPr>
+      <w:r>
+        <w:rPr>
+          <w:b w:val="0"/>
+        </w:rPr>
+        <w:t>At09:00 corpus updates; 09:05 stale cache response; 09:06 cache disabled. Team says model weights changed, but weight version is unchanged. Show the intermediate steps and give the conclusion with its scope.</w:t>
       </w:r>
     </w:p>
     <w:p>
-      <w:r>
-        <w:t>________________________________________________________________</w:t>
+      <w:pPr>
+        <w:pStyle w:val="Heading3"/>
+      </w:pPr>
+      <w:r>
+        <w:t>My reasoning and evidence</w:t>
       </w:r>
     </w:p>
     <w:p>
@@ -487,24 +599,18 @@
       </w:r>
     </w:p>
     <w:p>
-      <w:pPr>
-        <w:pStyle w:val="Heading1"/>
-      </w:pPr>
-      <w:r>
-        <w:t>07. W3 Audit the limit</w:t>
+      <w:r>
+        <w:t>________________________________________________________________</w:t>
       </w:r>
     </w:p>
     <w:p>
       <w:r>
-        <w:t>A report omits this qualification: A plausible narrative needs controlled or record-based confirmation and must preserve unknowns. Explain how omitting it could change a reader's interpretation, and write an accurate replacement.</w:t>
+        <w:t>________________________________________________________________</w:t>
       </w:r>
     </w:p>
     <w:p>
-      <w:pPr>
-        <w:pStyle w:val="Heading3"/>
-      </w:pPr>
-      <w:r>
-        <w:t>My reasoning and evidence</w:t>
+      <w:r>
+        <w:t>________________________________________________________________</w:t>
       </w:r>
     </w:p>
     <w:p>
@@ -518,44 +624,56 @@
       </w:r>
     </w:p>
     <w:p>
-      <w:r>
-        <w:t>________________________________________________________________</w:t>
+      <w:pPr>
+        <w:pStyle w:val="Heading1"/>
+      </w:pPr>
+      <w:r>
+        <w:t>07. W3 Audit the limit</w:t>
       </w:r>
     </w:p>
     <w:p>
       <w:r>
-        <w:t>________________________________________________________________</w:t>
+        <w:t>Audit the limit. Apply the supplied Incident investigation facts and keep your reasoning.</w:t>
       </w:r>
     </w:p>
     <w:p>
-      <w:r>
-        <w:t>________________________________________________________________</w:t>
+      <w:pPr>
+        <w:spacing w:line="336" w:lineRule="auto" w:after="180"/>
+      </w:pPr>
+      <w:r>
+        <w:rPr>
+          <w:b w:val="0"/>
+        </w:rPr>
+        <w:t>A report omits this qualification: A plausible narrative needs controlled or record-based confirmation and must preserve unknowns.</w:t>
       </w:r>
     </w:p>
     <w:p>
-      <w:r>
-        <w:t>________________________________________________________________</w:t>
+      <w:pPr>
+        <w:spacing w:line="336" w:lineRule="auto" w:after="180"/>
+      </w:pPr>
+      <w:r>
+        <w:rPr>
+          <w:b w:val="0"/>
+        </w:rPr>
+        <w:t>Explain how omitting it could change a reader's interpretation, and write an accurate replacement.</w:t>
       </w:r>
     </w:p>
     <w:p>
       <w:pPr>
-        <w:pStyle w:val="Heading1"/>
-      </w:pPr>
-      <w:r>
-        <w:t>08. W4 Apply a new case independently</w:t>
+        <w:pStyle w:val="Heading3"/>
+      </w:pPr>
+      <w:r>
+        <w:t>My reasoning and evidence</w:t>
       </w:r>
     </w:p>
     <w:p>
       <w:r>
-        <w:t>10:00 permissions config changes; 10:03 restricted read; model version unchanged. Name a plausible cause and one test.</w:t>
+        <w:t>________________________________________________________________</w:t>
       </w:r>
     </w:p>
     <w:p>
-      <w:pPr>
-        <w:pStyle w:val="Heading3"/>
-      </w:pPr>
-      <w:r>
-        <w:t>My reasoning and evidence</w:t>
+      <w:r>
+        <w:t>________________________________________________________________</w:t>
       </w:r>
     </w:p>
     <w:p>
@@ -579,44 +697,50 @@
       </w:r>
     </w:p>
     <w:p>
-      <w:r>
-        <w:t>________________________________________________________________</w:t>
+      <w:pPr>
+        <w:pStyle w:val="Heading1"/>
+      </w:pPr>
+      <w:r>
+        <w:t>08. W4 Apply a new case independently</w:t>
       </w:r>
     </w:p>
     <w:p>
       <w:r>
-        <w:t>________________________________________________________________</w:t>
+        <w:t>Attempt before feedback. If this repeats the selected independent case, reuse that first attempt; otherwise keep a separate record. Apply a new case independently. Apply the supplied Incident investigation facts and keep your reasoning.</w:t>
       </w:r>
     </w:p>
     <w:p>
-      <w:r>
-        <w:t>________________________________________________________________</w:t>
+      <w:pPr>
+        <w:spacing w:line="336" w:lineRule="auto" w:after="180"/>
+      </w:pPr>
+      <w:r>
+        <w:rPr>
+          <w:b w:val="0"/>
+        </w:rPr>
+        <w:t>10:00 permissions config changes; 10:03 restricted read; model version unchanged. Name a plausible cause and one test.</w:t>
       </w:r>
     </w:p>
     <w:p>
-      <w:r>
-        <w:t>________________________________________________________________</w:t>
+      <w:pPr>
+        <w:pStyle w:val="Heading3"/>
+      </w:pPr>
+      <w:r>
+        <w:t>My reasoning and evidence</w:t>
       </w:r>
     </w:p>
     <w:p>
-      <w:pPr>
-        <w:pStyle w:val="Heading1"/>
-      </w:pPr>
-      <w:r>
-        <w:t>09. W5 Design a revealing follow-up</w:t>
+      <w:r>
+        <w:t>________________________________________________________________</w:t>
       </w:r>
     </w:p>
     <w:p>
       <w:r>
-        <w:t>For the worked scenario, propose one additional case that could reveal a failure, describe its expected outcome before running it, and explain what would need to remain fixed for a fair comparison. Do not reuse W4 as a new final test after receiving feedback.</w:t>
+        <w:t>________________________________________________________________</w:t>
       </w:r>
     </w:p>
     <w:p>
-      <w:pPr>
-        <w:pStyle w:val="Heading3"/>
-      </w:pPr>
-      <w:r>
-        <w:t>My reasoning and evidence</w:t>
+      <w:r>
+        <w:t>________________________________________________________________</w:t>
       </w:r>
     </w:p>
     <w:p>
@@ -645,26 +769,38 @@
       </w:r>
     </w:p>
     <w:p>
-      <w:r>
-        <w:t>________________________________________________________________</w:t>
+      <w:pPr>
+        <w:pStyle w:val="Heading1"/>
+      </w:pPr>
+      <w:r>
+        <w:t>09. W5 Design a revealing follow-up</w:t>
       </w:r>
     </w:p>
     <w:p>
       <w:r>
-        <w:t>________________________________________________________________</w:t>
+        <w:t>Design a revealing follow-up. Apply the supplied Incident investigation facts and keep your reasoning.</w:t>
       </w:r>
     </w:p>
     <w:p>
       <w:pPr>
-        <w:pStyle w:val="Heading1"/>
-      </w:pPr>
-      <w:r>
-        <w:t>10. Project checkpoint and reflection</w:t>
+        <w:spacing w:line="336" w:lineRule="auto" w:after="180"/>
+      </w:pPr>
+      <w:r>
+        <w:rPr>
+          <w:b w:val="0"/>
+        </w:rPr>
+        <w:t>For the worked scenario, propose one additional case that could reveal a failure, describe its expected outcome before running it, and explain what would need to remain fixed for a fair comparison.</w:t>
       </w:r>
     </w:p>
     <w:p>
-      <w:r>
-        <w:t>Add a labelled incident investigation evidence sheet to Grounded Learning Service. Show how you can explain the mechanism and terminology of incident investigation. Use the supplied fictional case and keep its inputs, intermediate steps, calculation or prediction, and limitation. Connect this record to last week’s record; a matching answer without a trace is insufficient.</w:t>
+      <w:pPr>
+        <w:spacing w:line="336" w:lineRule="auto" w:after="180"/>
+      </w:pPr>
+      <w:r>
+        <w:rPr>
+          <w:b w:val="0"/>
+        </w:rPr>
+        <w:t>Do not reuse W4 as a new final test after receiving feedback.</w:t>
       </w:r>
     </w:p>
     <w:p>
@@ -672,7 +808,7 @@
         <w:pStyle w:val="Heading3"/>
       </w:pPr>
       <w:r>
-        <w:t>My project change, supporting evidence and remaining limit</w:t>
+        <w:t>My reasoning and evidence</w:t>
       </w:r>
     </w:p>
     <w:p>
@@ -706,11 +842,142 @@
       </w:r>
     </w:p>
     <w:p>
+      <w:r>
+        <w:t>________________________________________________________________</w:t>
+      </w:r>
+    </w:p>
+    <w:p>
       <w:pPr>
         <w:pStyle w:val="Heading1"/>
       </w:pPr>
       <w:r>
+        <w:t>10. Project checkpoint and reflection</w:t>
+      </w:r>
+    </w:p>
+    <w:p>
+      <w:r>
+        <w:t>Connect Incident investigation to Grounded Learning Service, identify a limit and choose the next useful test.</w:t>
+      </w:r>
+    </w:p>
+    <w:p>
+      <w:pPr>
+        <w:spacing w:line="336" w:lineRule="auto" w:after="180"/>
+      </w:pPr>
+      <w:r>
+        <w:rPr>
+          <w:b w:val="0"/>
+        </w:rPr>
+        <w:t xml:space="preserve">Add a labelled incident investigation </w:t>
+      </w:r>
+      <w:r>
+        <w:rPr>
+          <w:b/>
+        </w:rPr>
+        <w:t>evidence</w:t>
+      </w:r>
+      <w:r>
+        <w:rPr>
+          <w:b w:val="0"/>
+        </w:rPr>
+        <w:t xml:space="preserve"> sheet to Grounded Learning Service. Show how you can explain the </w:t>
+      </w:r>
+      <w:r>
+        <w:rPr>
+          <w:b/>
+        </w:rPr>
+        <w:t>mechanism</w:t>
+      </w:r>
+      <w:r>
+        <w:rPr>
+          <w:b w:val="0"/>
+        </w:rPr>
+        <w:t xml:space="preserve"> and terminology of incident investigation.</w:t>
+      </w:r>
+    </w:p>
+    <w:p>
+      <w:pPr>
+        <w:spacing w:line="336" w:lineRule="auto" w:after="180"/>
+      </w:pPr>
+      <w:r>
+        <w:rPr>
+          <w:b w:val="0"/>
+        </w:rPr>
+        <w:t xml:space="preserve">Use the supplied fictional case and keep its </w:t>
+      </w:r>
+      <w:r>
+        <w:rPr>
+          <w:b/>
+        </w:rPr>
+        <w:t>input</w:t>
+      </w:r>
+      <w:r>
+        <w:rPr>
+          <w:b w:val="0"/>
+        </w:rPr>
+        <w:t xml:space="preserve">s, intermediate steps, calculation or </w:t>
+      </w:r>
+      <w:r>
+        <w:rPr>
+          <w:b/>
+        </w:rPr>
+        <w:t>prediction</w:t>
+      </w:r>
+      <w:r>
+        <w:rPr>
+          <w:b w:val="0"/>
+        </w:rPr>
+        <w:t>, and limitation. Connect this record to last week’s record; a matching answer without a trace is insufficient.</w:t>
+      </w:r>
+    </w:p>
+    <w:p>
+      <w:pPr>
+        <w:pStyle w:val="Heading3"/>
+      </w:pPr>
+      <w:r>
+        <w:t>My project change, supporting evidence and remaining limit</w:t>
+      </w:r>
+    </w:p>
+    <w:p>
+      <w:r>
+        <w:t>________________________________________________________________</w:t>
+      </w:r>
+    </w:p>
+    <w:p>
+      <w:r>
+        <w:t>________________________________________________________________</w:t>
+      </w:r>
+    </w:p>
+    <w:p>
+      <w:r>
+        <w:t>________________________________________________________________</w:t>
+      </w:r>
+    </w:p>
+    <w:p>
+      <w:r>
+        <w:t>________________________________________________________________</w:t>
+      </w:r>
+    </w:p>
+    <w:p>
+      <w:r>
+        <w:t>________________________________________________________________</w:t>
+      </w:r>
+    </w:p>
+    <w:p>
+      <w:r>
+        <w:t>________________________________________________________________</w:t>
+      </w:r>
+    </w:p>
+    <w:p>
+      <w:pPr>
+        <w:pStyle w:val="Heading1"/>
+      </w:pPr>
+      <w:r>
         <w:t>11. Feedback, return check and learning record</w:t>
+      </w:r>
+    </w:p>
+    <w:p>
+      <w:r>
+        <w:t>Record the first repaired step and a different case to revisit after a delay.</w:t>
       </w:r>
     </w:p>
     <w:tbl>
@@ -850,7 +1117,13 @@
       </w:tr>
     </w:tbl>
     <w:p>
-      <w:r>
+      <w:pPr>
+        <w:spacing w:line="336" w:lineRule="auto" w:after="180"/>
+      </w:pPr>
+      <w:r>
+        <w:rPr>
+          <w:b w:val="0"/>
+        </w:rPr>
         <w:t>Revisit this idea with your teacher after a delay. Familiarity is different from explaining and using it on a changed case.</w:t>
       </w:r>
     </w:p>
@@ -864,11 +1137,40 @@
     </w:p>
     <w:p>
       <w:r>
-        <w:t>An incident timeline. After a schedule update, a service gives an old classroom location.</w:t>
+        <w:t>An incident timeline. After a schedule update, a service gives an old classroom location. Explain the labelled step before checking the changed condition.</w:t>
       </w:r>
     </w:p>
     <w:p>
-      <w:r>
+      <w:pPr>
+        <w:spacing w:line="336" w:lineRule="auto" w:after="180"/>
+      </w:pPr>
+      <w:r>
+        <w:rPr>
+          <w:b w:val="0"/>
+        </w:rPr>
+        <w:t xml:space="preserve">An </w:t>
+      </w:r>
+      <w:r>
+        <w:rPr>
+          <w:b/>
+        </w:rPr>
+        <w:t>incident timeline</w:t>
+      </w:r>
+      <w:r>
+        <w:rPr>
+          <w:b w:val="0"/>
+        </w:rPr>
+        <w:t>. After a schedule update, a service gives an old classroom location.</w:t>
+      </w:r>
+    </w:p>
+    <w:p>
+      <w:pPr>
+        <w:spacing w:line="336" w:lineRule="auto" w:after="180"/>
+      </w:pPr>
+      <w:r>
+        <w:rPr>
+          <w:b w:val="0"/>
+        </w:rPr>
         <w:t>14:00 version 6 publishes room D; 14:05 answer uses version 5 room C; 14:06 user reports mismatch.</w:t>
       </w:r>
     </w:p>
@@ -909,8 +1211,27 @@
       </w:r>
     </w:p>
     <w:p>
-      <w:r>
-        <w:t>Order the three incident records and locate the old evidence version. How does the investigation change if the trace instead retrieves version 6 but drafts room C?</w:t>
+      <w:pPr>
+        <w:spacing w:line="336" w:lineRule="auto" w:after="180"/>
+        <w:shd w:fill="F5F1FB"/>
+      </w:pPr>
+      <w:r>
+        <w:rPr>
+          <w:b w:val="0"/>
+        </w:rPr>
+        <w:t xml:space="preserve">Order the three incident records and locate the old </w:t>
+      </w:r>
+      <w:r>
+        <w:rPr>
+          <w:b/>
+        </w:rPr>
+        <w:t>evidence</w:t>
+      </w:r>
+      <w:r>
+        <w:rPr>
+          <w:b w:val="0"/>
+        </w:rPr>
+        <w:t xml:space="preserve"> version. How does the investigation change if the trace instead retrieves version 6 but drafts room C?</w:t>
       </w:r>
     </w:p>
     <w:p>
@@ -952,36 +1273,128 @@
       </w:r>
     </w:p>
     <w:p>
-      <w:r>
-        <w:t>Support used: alone / hint / worked example. This record is practice evidence.</w:t>
+      <w:pPr>
+        <w:pStyle w:val="Heading3"/>
+      </w:pPr>
+      <w:r>
+        <w:t>Record the help used</w:t>
       </w:r>
     </w:p>
     <w:p>
-      <w:r>
-        <w:t>Project connection: For the Grounded Learning Service, retain an annotated trace and the changed-case result. Name the contract or evidence that makes the deciding step valid, so another team can review it.</w:t>
+      <w:pPr>
+        <w:spacing w:line="336" w:lineRule="auto" w:after="180"/>
+        <w:shd w:fill="F1F6F8"/>
+      </w:pPr>
+      <w:r>
+        <w:rPr>
+          <w:b w:val="0"/>
+        </w:rPr>
+        <w:t xml:space="preserve">Support used: alone / hint / worked example. This record is practice </w:t>
+      </w:r>
+      <w:r>
+        <w:rPr>
+          <w:b/>
+        </w:rPr>
+        <w:t>evidence</w:t>
+      </w:r>
+      <w:r>
+        <w:rPr>
+          <w:b w:val="0"/>
+        </w:rPr>
+        <w:t>.</w:t>
       </w:r>
     </w:p>
     <w:p>
       <w:pPr>
-        <w:pStyle w:val="Heading1"/>
-      </w:pPr>
-      <w:r>
-        <w:t>13. Project portfolio milestone</w:t>
+        <w:spacing w:line="336" w:lineRule="auto" w:after="180"/>
+      </w:pPr>
+      <w:r>
+        <w:rPr>
+          <w:b w:val="0"/>
+        </w:rPr>
+        <w:t xml:space="preserve">Project connection: For the Grounded Learning Service, retain an annotated trace and the changed-case result. Name the contract or </w:t>
+      </w:r>
+      <w:r>
+        <w:rPr>
+          <w:b/>
+        </w:rPr>
+        <w:t>evidence</w:t>
+      </w:r>
+      <w:r>
+        <w:rPr>
+          <w:b w:val="0"/>
+        </w:rPr>
+        <w:t xml:space="preserve"> that makes the deciding step valid, so another team can review it.</w:t>
       </w:r>
     </w:p>
     <w:p>
-      <w:r>
-        <w:t>Project: Grounded Learning Service</w:t>
+      <w:pPr>
+        <w:pStyle w:val="Heading1"/>
+      </w:pPr>
+      <w:r>
+        <w:t>13. Project portfolio milestone</w:t>
       </w:r>
     </w:p>
     <w:p>
       <w:r>
-        <w:t>Current milestone: Prepare the demonstration. Gather reproducible instructions, evidence, access checks and remaining limitations.</w:t>
+        <w:t>Keep this week’s input, deciding step, result and limit together in the Grounded Learning Service record.</w:t>
       </w:r>
     </w:p>
     <w:p>
-      <w:r>
-        <w:t>For the Grounded Learning Service, retain an annotated trace and the changed-case result. Name the contract or evidence that makes the deciding step valid, so another team can review it.</w:t>
+      <w:pPr>
+        <w:spacing w:line="336" w:lineRule="auto" w:after="180"/>
+      </w:pPr>
+      <w:r>
+        <w:rPr>
+          <w:b w:val="0"/>
+        </w:rPr>
+        <w:t>Project: Grounded Learning Service</w:t>
+      </w:r>
+    </w:p>
+    <w:p>
+      <w:pPr>
+        <w:spacing w:line="336" w:lineRule="auto" w:after="180"/>
+      </w:pPr>
+      <w:r>
+        <w:rPr>
+          <w:b w:val="0"/>
+        </w:rPr>
+        <w:t xml:space="preserve">Current milestone: Prepare the demonstration. Gather reproducible instructions, </w:t>
+      </w:r>
+      <w:r>
+        <w:rPr>
+          <w:b/>
+        </w:rPr>
+        <w:t>evidence</w:t>
+      </w:r>
+      <w:r>
+        <w:rPr>
+          <w:b w:val="0"/>
+        </w:rPr>
+        <w:t>, access checks and remaining limitations.</w:t>
+      </w:r>
+    </w:p>
+    <w:p>
+      <w:pPr>
+        <w:spacing w:line="336" w:lineRule="auto" w:after="180"/>
+      </w:pPr>
+      <w:r>
+        <w:rPr>
+          <w:b w:val="0"/>
+        </w:rPr>
+        <w:t xml:space="preserve">For the Grounded Learning Service, retain an annotated trace and the changed-case result. Name the contract or </w:t>
+      </w:r>
+      <w:r>
+        <w:rPr>
+          <w:b/>
+        </w:rPr>
+        <w:t>evidence</w:t>
+      </w:r>
+      <w:r>
+        <w:rPr>
+          <w:b w:val="0"/>
+        </w:rPr>
+        <w:t xml:space="preserve"> that makes the deciding step valid, so another team can review it.</w:t>
       </w:r>
     </w:p>
     <w:tbl>
@@ -1143,53 +1556,110 @@
     </w:p>
     <w:p>
       <w:r>
-        <w:t>Use this supported practice once, in the browser or on paper. Keep the reserved independent assessment for a separate first attempt before teacher feedback.</w:t>
+        <w:t>Try the supported questions before comparing with hints and feedback. Record what you repaired and the evidence you retained.</w:t>
       </w:r>
     </w:p>
     <w:p>
-      <w:r>
-        <w:t>An incident timeline. After a schedule update, a service gives an old classroom location.</w:t>
+      <w:pPr>
+        <w:spacing w:line="336" w:lineRule="auto" w:after="180"/>
+      </w:pPr>
+      <w:r>
+        <w:rPr>
+          <w:b w:val="0"/>
+        </w:rPr>
+        <w:t>Use this supported practice once, in the browser or on paper. Keep the reserved independent assessment for a separate first attempt before teacher feedback.</w:t>
       </w:r>
     </w:p>
     <w:p>
       <w:pPr>
-        <w:pStyle w:val="Heading3"/>
-      </w:pPr>
-      <w:r>
-        <w:t>Practice 1: explain the deciding evidence</w:t>
+        <w:spacing w:line="336" w:lineRule="auto" w:after="180"/>
+      </w:pPr>
+      <w:r>
+        <w:rPr>
+          <w:b w:val="0"/>
+        </w:rPr>
+        <w:t xml:space="preserve">An </w:t>
+      </w:r>
+      <w:r>
+        <w:rPr>
+          <w:b/>
+        </w:rPr>
+        <w:t>incident timeline</w:t>
+      </w:r>
+      <w:r>
+        <w:rPr>
+          <w:b w:val="0"/>
+        </w:rPr>
+        <w:t>. After a schedule update, a service gives an old classroom location.</w:t>
       </w:r>
     </w:p>
     <w:p>
-      <w:r>
-        <w:t>Which labelled step matches this detail? Reproduce version selection with controlled fixtures before naming the exact bug.</w:t>
+      <w:pPr>
+        <w:pStyle w:val="Heading3"/>
+      </w:pPr>
+      <w:r>
+        <w:t>Practice 1: explain the deciding evidence</w:t>
       </w:r>
     </w:p>
     <w:p>
-      <w:r>
-        <w:t>1. Test explanation</w:t>
+      <w:pPr>
+        <w:spacing w:line="336" w:lineRule="auto" w:after="180"/>
+      </w:pPr>
+      <w:r>
+        <w:rPr>
+          <w:b w:val="0"/>
+        </w:rPr>
+        <w:t>Which labelled step matches this detail? Reproduce version selection with controlled fixtures before naming the exact bug.</w:t>
       </w:r>
     </w:p>
     <w:p>
-      <w:r>
-        <w:t>2. Order events</w:t>
+      <w:pPr>
+        <w:spacing w:line="336" w:lineRule="auto" w:after="180"/>
+        <w:shd w:fill="F4F9FC"/>
+      </w:pPr>
+      <w:r>
+        <w:rPr>
+          <w:b w:val="0"/>
+        </w:rPr>
+        <w:t>1. Test explanation</w:t>
       </w:r>
     </w:p>
     <w:p>
-      <w:r>
-        <w:t>3. Locate stale evidence</w:t>
+      <w:pPr>
+        <w:spacing w:line="336" w:lineRule="auto" w:after="180"/>
+        <w:shd w:fill="F4F9FC"/>
+      </w:pPr>
+      <w:r>
+        <w:rPr>
+          <w:b w:val="0"/>
+        </w:rPr>
+        <w:t>2. Order events</w:t>
       </w:r>
     </w:p>
     <w:p>
       <w:pPr>
-        <w:pStyle w:val="Heading3"/>
-      </w:pPr>
-      <w:r>
-        <w:t>My selected conclusion, deciding fact and explanation</w:t>
+        <w:spacing w:line="336" w:lineRule="auto" w:after="180"/>
+        <w:shd w:fill="F4F9FC"/>
+      </w:pPr>
+      <w:r>
+        <w:rPr>
+          <w:b w:val="0"/>
+        </w:rPr>
+        <w:t xml:space="preserve">3. Locate stale </w:t>
+      </w:r>
+      <w:r>
+        <w:rPr>
+          <w:b/>
+        </w:rPr>
+        <w:t>evidence</w:t>
       </w:r>
     </w:p>
     <w:p>
-      <w:r>
-        <w:t>________________________________________________________________</w:t>
+      <w:pPr>
+        <w:pStyle w:val="Heading3"/>
+      </w:pPr>
+      <w:r>
+        <w:t>My selected conclusion, deciding fact and explanation</w:t>
       </w:r>
     </w:p>
     <w:p>
@@ -1214,40 +1684,73 @@
     </w:p>
     <w:p>
       <w:r>
-        <w:t>Hint if needed: Read the steps in the pictorial case. Match the supplied detail to the stage that performs or records it.</w:t>
+        <w:t>________________________________________________________________</w:t>
       </w:r>
     </w:p>
     <w:p>
-      <w:r>
-        <w:t>After your attempt, compare with the supported explanation: Test explanation Reproduce version selection with controlled fixtures before naming the exact bug. A timeline separates observed events from a proposed cause. Evidence can locate a mismatch without yet explaining why it happened.</w:t>
+      <w:pPr>
+        <w:pStyle w:val="Heading3"/>
+      </w:pPr>
+      <w:r>
+        <w:t>Hint · try first</w:t>
       </w:r>
     </w:p>
     <w:p>
       <w:pPr>
-        <w:pStyle w:val="Heading3"/>
-      </w:pPr>
-      <w:r>
-        <w:t>Practice 2: explain the deciding evidence</w:t>
+        <w:spacing w:line="336" w:lineRule="auto" w:after="180"/>
+        <w:shd w:fill="F1F6F8"/>
+      </w:pPr>
+      <w:r>
+        <w:rPr>
+          <w:b w:val="0"/>
+        </w:rPr>
+        <w:t>Hint if needed: Read the steps in the pictorial case. Match the supplied detail to the stage that performs or records it.</w:t>
       </w:r>
     </w:p>
     <w:p>
-      <w:r>
-        <w:t>Changed-case practice: Trace instead shows version 6 retrieved and room C drafted. Which conclusion is supported by the supplied facts?</w:t>
+      <w:pPr>
+        <w:pStyle w:val="Heading3"/>
+      </w:pPr>
+      <w:r>
+        <w:t>Feedback · compare after trying</w:t>
       </w:r>
     </w:p>
     <w:p>
-      <w:r>
-        <w:t>1. This one example guarantees correct results for every future input.</w:t>
+      <w:pPr>
+        <w:spacing w:line="336" w:lineRule="auto" w:after="180"/>
+        <w:shd w:fill="F1F6FC"/>
+      </w:pPr>
+      <w:r>
+        <w:rPr>
+          <w:b w:val="0"/>
+        </w:rPr>
+        <w:t>After your attempt, compare with the supported explanation: Test explanation Reproduce version selection with controlled fixtures before naming the exact bug. A timeline separates observed events from a proposed cause.</w:t>
       </w:r>
     </w:p>
     <w:p>
-      <w:r>
-        <w:t>2. Investigate drafting or validation before blaming caching.</w:t>
+      <w:pPr>
+        <w:spacing w:line="336" w:lineRule="auto" w:after="180"/>
+        <w:shd w:fill="F1F6FC"/>
+      </w:pPr>
+      <w:r>
+        <w:rPr>
+          <w:b/>
+        </w:rPr>
+        <w:t>Evidence</w:t>
+      </w:r>
+      <w:r>
+        <w:rPr>
+          <w:b w:val="0"/>
+        </w:rPr>
+        <w:t xml:space="preserve"> can locate a mismatch without yet explaining why it happened.</w:t>
       </w:r>
     </w:p>
     <w:p>
-      <w:r>
-        <w:t>3. We can decide the result without examining the changed input or the procedure.</w:t>
+      <w:pPr>
+        <w:pStyle w:val="Heading3"/>
+      </w:pPr>
+      <w:r>
+        <w:t>Practice 2: explain the deciding evidence</w:t>
       </w:r>
     </w:p>
     <w:p>
@@ -1255,91 +1758,1099 @@
         <w:pStyle w:val="Heading3"/>
       </w:pPr>
       <w:r>
-        <w:t>My selected conclusion, deciding fact and explanation</w:t>
+        <w:t>Changed case · predict first</w:t>
       </w:r>
     </w:p>
     <w:p>
-      <w:r>
-        <w:t>________________________________________________________________</w:t>
+      <w:pPr>
+        <w:spacing w:line="336" w:lineRule="auto" w:after="180"/>
+        <w:shd w:fill="F5F1FB"/>
+      </w:pPr>
+      <w:r>
+        <w:rPr>
+          <w:b w:val="0"/>
+        </w:rPr>
+        <w:t>Changed-case practice: Trace instead shows version 6 retrieved and room C drafted. Which conclusion is supported by the supplied facts?</w:t>
       </w:r>
     </w:p>
     <w:p>
-      <w:r>
-        <w:t>________________________________________________________________</w:t>
+      <w:pPr>
+        <w:spacing w:line="336" w:lineRule="auto" w:after="180"/>
+        <w:shd w:fill="F4F9FC"/>
+      </w:pPr>
+      <w:r>
+        <w:rPr>
+          <w:b w:val="0"/>
+        </w:rPr>
+        <w:t xml:space="preserve">1. This one example guarantees correct results for every future </w:t>
+      </w:r>
+      <w:r>
+        <w:rPr>
+          <w:b/>
+        </w:rPr>
+        <w:t>input</w:t>
+      </w:r>
+      <w:r>
+        <w:rPr>
+          <w:b w:val="0"/>
+        </w:rPr>
+        <w:t>.</w:t>
       </w:r>
     </w:p>
     <w:p>
-      <w:r>
-        <w:t>________________________________________________________________</w:t>
+      <w:pPr>
+        <w:spacing w:line="336" w:lineRule="auto" w:after="180"/>
+        <w:shd w:fill="F4F9FC"/>
+      </w:pPr>
+      <w:r>
+        <w:rPr>
+          <w:b w:val="0"/>
+        </w:rPr>
+        <w:t>2. Investigate drafting or validation before blaming caching.</w:t>
       </w:r>
     </w:p>
     <w:p>
-      <w:r>
-        <w:t>________________________________________________________________</w:t>
+      <w:pPr>
+        <w:spacing w:line="336" w:lineRule="auto" w:after="180"/>
+        <w:shd w:fill="F4F9FC"/>
+      </w:pPr>
+      <w:r>
+        <w:rPr>
+          <w:b w:val="0"/>
+        </w:rPr>
+        <w:t xml:space="preserve">3. We can decide the result without examining the changed </w:t>
+      </w:r>
+      <w:r>
+        <w:rPr>
+          <w:b/>
+        </w:rPr>
+        <w:t>input</w:t>
+      </w:r>
+      <w:r>
+        <w:rPr>
+          <w:b w:val="0"/>
+        </w:rPr>
+        <w:t xml:space="preserve"> or the procedure.</w:t>
       </w:r>
     </w:p>
     <w:p>
-      <w:r>
-        <w:t>________________________________________________________________</w:t>
+      <w:pPr>
+        <w:pStyle w:val="Heading3"/>
+      </w:pPr>
+      <w:r>
+        <w:t>My selected conclusion, deciding fact and explanation</w:t>
       </w:r>
     </w:p>
     <w:p>
       <w:r>
-        <w:t>Hint if needed: Use the changed condition and the deciding step in the pictorial trace. The answer must say what follows from those facts.</w:t>
+        <w:t>________________________________________________________________</w:t>
       </w:r>
     </w:p>
     <w:p>
       <w:r>
-        <w:t>After your attempt, compare with the supported explanation: Investigate drafting or validation before blaming caching. The mismatch now appears after retrieval.</w:t>
+        <w:t>________________________________________________________________</w:t>
       </w:r>
     </w:p>
     <w:p>
-      <w:pPr>
-        <w:pStyle w:val="Heading3"/>
-      </w:pPr>
-      <w:r>
-        <w:t>Repair a missing building block</w:t>
+      <w:r>
+        <w:t>________________________________________________________________</w:t>
       </w:r>
     </w:p>
     <w:p>
       <w:r>
-        <w:t>Review Monitoring quality drift (ai-6/25). Goal: Explain the mechanism and terminology of monitoring quality drift. Short practice: Compute both clear and ambiguous slice rates for A and B. Which slice weakens, and how should that slice be reported when no ambiguous questions are observed?. Return to this week and explain what you changed.</w:t>
+        <w:t>________________________________________________________________</w:t>
       </w:r>
     </w:p>
     <w:p>
       <w:r>
-        <w:t>Review Deployment environments (ai-6/23). Goal: Explain the mechanism and terminology of deployment environments. Short practice: Identify the staging data and credential boundary. Why must the rehearsal stop if its credential reaches production even though the process is labelled staging?. Return to this week and explain what you changed.</w:t>
+        <w:t>________________________________________________________________</w:t>
       </w:r>
     </w:p>
     <w:p>
-      <w:r>
-        <w:t>Review Data retention and deletion (ai-6/20). Goal: Explain the mechanism and terminology of data retention and deletion. Short practice: Apply the seven-day boundary to T1 and T2. How many T2 locations need verification, and may deletion be called complete if its backup remains?. Return to this week and explain what you changed.</w:t>
+      <w:pPr>
+        <w:pStyle w:val="Heading3"/>
+      </w:pPr>
+      <w:r>
+        <w:t>Hint · try first</w:t>
       </w:r>
     </w:p>
     <w:p>
       <w:pPr>
-        <w:pStyle w:val="Heading3"/>
-      </w:pPr>
-      <w:r>
-        <w:t>Keep your completed work</w:t>
+        <w:spacing w:line="336" w:lineRule="auto" w:after="180"/>
+        <w:shd w:fill="F1F6F8"/>
+      </w:pPr>
+      <w:r>
+        <w:rPr>
+          <w:b w:val="0"/>
+        </w:rPr>
+        <w:t>Hint if needed: Use the changed condition and the deciding step in the pictorial trace. The answer must say what follows from those facts.</w:t>
       </w:r>
     </w:p>
     <w:p>
-      <w:r>
-        <w:t>Use Download completed work in the hosted lesson to export your answers, reflections, practice feedback and code-run evidence. Open the HTML copy to read or print it. Drafts stay in this browser when storage is available; clear drafts on a shared device.</w:t>
+      <w:pPr>
+        <w:pStyle w:val="Heading3"/>
+      </w:pPr>
+      <w:r>
+        <w:t>Feedback · compare after trying</w:t>
       </w:r>
     </w:p>
     <w:p>
       <w:pPr>
-        <w:pStyle w:val="Heading3"/>
-      </w:pPr>
-      <w:r>
-        <w:t>What I repaired, the evidence I kept and the next test</w:t>
+        <w:spacing w:line="336" w:lineRule="auto" w:after="180"/>
+        <w:shd w:fill="F1F6FC"/>
+      </w:pPr>
+      <w:r>
+        <w:rPr>
+          <w:b w:val="0"/>
+        </w:rPr>
+        <w:t>After your attempt, compare with the supported explanation: Investigate drafting or validation before blaming caching. The mismatch now appears after retrieval.</w:t>
       </w:r>
     </w:p>
     <w:p>
+      <w:pPr>
+        <w:pStyle w:val="Heading3"/>
+      </w:pPr>
+      <w:r>
+        <w:t>Repair a missing building block</w:t>
+      </w:r>
+    </w:p>
+    <w:p>
+      <w:pPr>
+        <w:spacing w:line="336" w:lineRule="auto" w:after="180"/>
+      </w:pPr>
+      <w:r>
+        <w:rPr>
+          <w:b w:val="0"/>
+        </w:rPr>
+        <w:t xml:space="preserve">Review Monitoring quality drift (ai-6/25). Goal: Explain the </w:t>
+      </w:r>
+      <w:r>
+        <w:rPr>
+          <w:b/>
+        </w:rPr>
+        <w:t>mechanism</w:t>
+      </w:r>
+      <w:r>
+        <w:rPr>
+          <w:b w:val="0"/>
+        </w:rPr>
+        <w:t xml:space="preserve"> and terminology of monitoring quality drift. Short practice: Compute both clear and ambiguous slice rates for A and B.</w:t>
+      </w:r>
+    </w:p>
+    <w:p>
+      <w:pPr>
+        <w:spacing w:line="336" w:lineRule="auto" w:after="180"/>
+      </w:pPr>
+      <w:r>
+        <w:rPr>
+          <w:b w:val="0"/>
+        </w:rPr>
+        <w:t>Which slice weakens, and how should that slice be reported when no ambiguous questions are observed?. Return to this week and explain what you changed.</w:t>
+      </w:r>
+    </w:p>
+    <w:p>
+      <w:pPr>
+        <w:spacing w:line="336" w:lineRule="auto" w:after="180"/>
+      </w:pPr>
+      <w:r>
+        <w:rPr>
+          <w:b w:val="0"/>
+        </w:rPr>
+        <w:t xml:space="preserve">Review Deployment environments (ai-6/23). Goal: Explain the </w:t>
+      </w:r>
+      <w:r>
+        <w:rPr>
+          <w:b/>
+        </w:rPr>
+        <w:t>mechanism</w:t>
+      </w:r>
+      <w:r>
+        <w:rPr>
+          <w:b w:val="0"/>
+        </w:rPr>
+        <w:t xml:space="preserve"> and terminology of deployment environments. Short practice: Identify the staging data and credential boundary.</w:t>
+      </w:r>
+    </w:p>
+    <w:p>
+      <w:pPr>
+        <w:spacing w:line="336" w:lineRule="auto" w:after="180"/>
+      </w:pPr>
+      <w:r>
+        <w:rPr>
+          <w:b w:val="0"/>
+        </w:rPr>
+        <w:t xml:space="preserve">Why must the rehearsal stop if its credential reaches production even though the </w:t>
+      </w:r>
+      <w:r>
+        <w:rPr>
+          <w:b/>
+        </w:rPr>
+        <w:t>process</w:t>
+      </w:r>
+      <w:r>
+        <w:rPr>
+          <w:b w:val="0"/>
+        </w:rPr>
+        <w:t xml:space="preserve"> is labelled staging?. Return to this week and explain what you changed.</w:t>
+      </w:r>
+    </w:p>
+    <w:p>
+      <w:pPr>
+        <w:spacing w:line="336" w:lineRule="auto" w:after="180"/>
+      </w:pPr>
+      <w:r>
+        <w:rPr>
+          <w:b w:val="0"/>
+        </w:rPr>
+        <w:t xml:space="preserve">Review Data retention and deletion (ai-6/20). Goal: Explain the </w:t>
+      </w:r>
+      <w:r>
+        <w:rPr>
+          <w:b/>
+        </w:rPr>
+        <w:t>mechanism</w:t>
+      </w:r>
+      <w:r>
+        <w:rPr>
+          <w:b w:val="0"/>
+        </w:rPr>
+        <w:t xml:space="preserve"> and terminology of data retention and deletion. Short practice: Apply the seven-day boundary to T1 and T2.</w:t>
+      </w:r>
+    </w:p>
+    <w:p>
+      <w:pPr>
+        <w:spacing w:line="336" w:lineRule="auto" w:after="180"/>
+      </w:pPr>
+      <w:r>
+        <w:rPr>
+          <w:b w:val="0"/>
+        </w:rPr>
+        <w:t>How many T2 locations need verification, and may deletion be called complete if its backup remains?. Return to this week and explain what you changed.</w:t>
+      </w:r>
+    </w:p>
+    <w:p>
+      <w:pPr>
+        <w:pStyle w:val="Heading3"/>
+      </w:pPr>
+      <w:r>
+        <w:t>Keep your completed work</w:t>
+      </w:r>
+    </w:p>
+    <w:p>
+      <w:pPr>
+        <w:spacing w:line="336" w:lineRule="auto" w:after="180"/>
+      </w:pPr>
+      <w:r>
+        <w:rPr>
+          <w:b w:val="0"/>
+        </w:rPr>
+        <w:t xml:space="preserve">Use Download completed work in the hosted lesson to export your answers, reflections, practice feedback and code-run </w:t>
+      </w:r>
+      <w:r>
+        <w:rPr>
+          <w:b/>
+        </w:rPr>
+        <w:t>evidence</w:t>
+      </w:r>
+      <w:r>
+        <w:rPr>
+          <w:b w:val="0"/>
+        </w:rPr>
+        <w:t>. Open the HTML copy to read or print it.</w:t>
+      </w:r>
+    </w:p>
+    <w:p>
+      <w:pPr>
+        <w:spacing w:line="336" w:lineRule="auto" w:after="180"/>
+      </w:pPr>
+      <w:r>
+        <w:rPr>
+          <w:b w:val="0"/>
+        </w:rPr>
+        <w:t>Drafts stay in this browser when storage is available; clear drafts on a shared device.</w:t>
+      </w:r>
+    </w:p>
+    <w:p>
+      <w:pPr>
+        <w:pStyle w:val="Heading3"/>
+      </w:pPr>
+      <w:r>
+        <w:t>What I repaired, the evidence I kept and the next test</w:t>
+      </w:r>
+    </w:p>
+    <w:p>
       <w:r>
         <w:t>________________________________________________________________</w:t>
+      </w:r>
+    </w:p>
+    <w:p>
+      <w:r>
+        <w:t>________________________________________________________________</w:t>
+      </w:r>
+    </w:p>
+    <w:p>
+      <w:r>
+        <w:t>________________________________________________________________</w:t>
+      </w:r>
+    </w:p>
+    <w:p>
+      <w:r>
+        <w:t>________________________________________________________________</w:t>
+      </w:r>
+    </w:p>
+    <w:p>
+      <w:r>
+        <w:t>________________________________________________________________</w:t>
+      </w:r>
+    </w:p>
+    <w:p>
+      <w:pPr>
+        <w:pStyle w:val="Heading1"/>
+      </w:pPr>
+      <w:r>
+        <w:t>15. Visual concept journey</w:t>
+      </w:r>
+    </w:p>
+    <w:p>
+      <w:r>
+        <w:t>Explain each Incident investigation picture from its labels, then record a relevant limit.</w:t>
+      </w:r>
+    </w:p>
+    <w:p>
+      <w:pPr>
+        <w:pStyle w:val="Heading3"/>
+      </w:pPr>
+      <w:r>
+        <w:t>01. Incident investigation: the case</w:t>
+      </w:r>
+    </w:p>
+    <w:p>
+      <w:r>
+        <w:drawing>
+          <wp:inline xmlns:a="http://schemas.openxmlformats.org/drawingml/2006/main" xmlns:pic="http://schemas.openxmlformats.org/drawingml/2006/picture">
+            <wp:extent cx="5486400" cy="2834640"/>
+            <wp:docPr id="2" name="Picture 2" descr="An incident timeline. After a schedule update, a service gives an old classroom location. Supplied facts: 14:00 version 6 publishes room D; 14:05 answer uses version 5 room C; 14:06 user reports mismatch."/>
+            <wp:cNvGraphicFramePr>
+              <a:graphicFrameLocks noChangeAspect="1"/>
+            </wp:cNvGraphicFramePr>
+            <a:graphic>
+              <a:graphicData uri="http://schemas.openxmlformats.org/drawingml/2006/picture">
+                <pic:pic>
+                  <pic:nvPicPr>
+                    <pic:cNvPr id="0" name="academy-story-ai-6-26-01.png"/>
+                    <pic:cNvPicPr/>
+                  </pic:nvPicPr>
+                  <pic:blipFill>
+                    <a:blip r:embed="rId10"/>
+                    <a:stretch>
+                      <a:fillRect/>
+                    </a:stretch>
+                  </pic:blipFill>
+                  <pic:spPr>
+                    <a:xfrm>
+                      <a:off x="0" y="0"/>
+                      <a:ext cx="5486400" cy="2834640"/>
+                    </a:xfrm>
+                    <a:prstGeom prst="rect"/>
+                  </pic:spPr>
+                </pic:pic>
+              </a:graphicData>
+            </a:graphic>
+          </wp:inline>
+        </w:drawing>
+      </w:r>
+    </w:p>
+    <w:p>
+      <w:pPr>
+        <w:spacing w:line="336" w:lineRule="auto" w:after="180"/>
+      </w:pPr>
+      <w:r>
+        <w:rPr>
+          <w:b w:val="0"/>
+        </w:rPr>
+        <w:t xml:space="preserve">An </w:t>
+      </w:r>
+      <w:r>
+        <w:rPr>
+          <w:b/>
+        </w:rPr>
+        <w:t>incident timeline</w:t>
+      </w:r>
+      <w:r>
+        <w:rPr>
+          <w:b w:val="0"/>
+        </w:rPr>
+        <w:t>. After a schedule update, a service gives an old classroom location. Supplied facts: 14:00 version 6 publishes room D; 14:05 answer uses version 5 room C; 14:06 user reports mismatch.</w:t>
+      </w:r>
+    </w:p>
+    <w:p>
+      <w:pPr>
+        <w:spacing w:line="336" w:lineRule="auto" w:after="180"/>
+        <w:shd w:fill="F5F1FB"/>
+      </w:pPr>
+      <w:r>
+        <w:rPr>
+          <w:b w:val="0"/>
+        </w:rPr>
+        <w:t>Point to the given fact that matters most. Explain why it matters.</w:t>
+      </w:r>
+    </w:p>
+    <w:p>
+      <w:pPr>
+        <w:pStyle w:val="Heading3"/>
+      </w:pPr>
+      <w:r>
+        <w:t>My picture explanation, deciding evidence and one limit</w:t>
+      </w:r>
+    </w:p>
+    <w:p>
+      <w:r>
+        <w:t>________________________________________________________________</w:t>
+      </w:r>
+    </w:p>
+    <w:p>
+      <w:r>
+        <w:t>________________________________________________________________</w:t>
+      </w:r>
+    </w:p>
+    <w:p>
+      <w:r>
+        <w:t>________________________________________________________________</w:t>
+      </w:r>
+    </w:p>
+    <w:p>
+      <w:r>
+        <w:t>________________________________________________________________</w:t>
+      </w:r>
+    </w:p>
+    <w:p>
+      <w:pPr>
+        <w:pStyle w:val="Heading3"/>
+      </w:pPr>
+      <w:r>
+        <w:t>02. Follow the deciding steps</w:t>
+      </w:r>
+    </w:p>
+    <w:p>
+      <w:r>
+        <w:drawing>
+          <wp:inline xmlns:a="http://schemas.openxmlformats.org/drawingml/2006/main" xmlns:pic="http://schemas.openxmlformats.org/drawingml/2006/picture">
+            <wp:extent cx="5486400" cy="3337560"/>
+            <wp:docPr id="3" name="Picture 3" descr="Order events: The new source predates the request and report. → Locate stale evidence: The answer trace identifies version 5 rather than current version 6. → Test explanation: Reproduce version selection with controlled fixtures before naming the exact bug."/>
+            <wp:cNvGraphicFramePr>
+              <a:graphicFrameLocks noChangeAspect="1"/>
+            </wp:cNvGraphicFramePr>
+            <a:graphic>
+              <a:graphicData uri="http://schemas.openxmlformats.org/drawingml/2006/picture">
+                <pic:pic>
+                  <pic:nvPicPr>
+                    <pic:cNvPr id="0" name="academy-story-ai-6-26-02.png"/>
+                    <pic:cNvPicPr/>
+                  </pic:nvPicPr>
+                  <pic:blipFill>
+                    <a:blip r:embed="rId11"/>
+                    <a:stretch>
+                      <a:fillRect/>
+                    </a:stretch>
+                  </pic:blipFill>
+                  <pic:spPr>
+                    <a:xfrm>
+                      <a:off x="0" y="0"/>
+                      <a:ext cx="5486400" cy="3337560"/>
+                    </a:xfrm>
+                    <a:prstGeom prst="rect"/>
+                  </pic:spPr>
+                </pic:pic>
+              </a:graphicData>
+            </a:graphic>
+          </wp:inline>
+        </w:drawing>
+      </w:r>
+    </w:p>
+    <w:p>
+      <w:pPr>
+        <w:spacing w:line="336" w:lineRule="auto" w:after="180"/>
+      </w:pPr>
+      <w:r>
+        <w:rPr>
+          <w:b w:val="0"/>
+        </w:rPr>
+        <w:t xml:space="preserve">Order events: The new source predates the request and report. → Locate stale </w:t>
+      </w:r>
+      <w:r>
+        <w:rPr>
+          <w:b/>
+        </w:rPr>
+        <w:t>evidence</w:t>
+      </w:r>
+      <w:r>
+        <w:rPr>
+          <w:b w:val="0"/>
+        </w:rPr>
+        <w:t>: The answer trace identifies version 5 rather than current version 6. → Test explanation: Reproduce version selection with controlled fixtures before naming the exact bug.</w:t>
+      </w:r>
+    </w:p>
+    <w:p>
+      <w:pPr>
+        <w:spacing w:line="336" w:lineRule="auto" w:after="180"/>
+        <w:shd w:fill="F5F1FB"/>
+      </w:pPr>
+      <w:r>
+        <w:rPr>
+          <w:b w:val="0"/>
+        </w:rPr>
+        <w:t xml:space="preserve">Point to each numbered stage and explain which recorded </w:t>
+      </w:r>
+      <w:r>
+        <w:rPr>
+          <w:b/>
+        </w:rPr>
+        <w:t>input</w:t>
+      </w:r>
+      <w:r>
+        <w:rPr>
+          <w:b w:val="0"/>
+        </w:rPr>
+        <w:t xml:space="preserve"> it uses.</w:t>
+      </w:r>
+    </w:p>
+    <w:p>
+      <w:pPr>
+        <w:pStyle w:val="Heading3"/>
+      </w:pPr>
+      <w:r>
+        <w:t>My picture explanation, deciding evidence and one limit</w:t>
+      </w:r>
+    </w:p>
+    <w:p>
+      <w:r>
+        <w:t>________________________________________________________________</w:t>
+      </w:r>
+    </w:p>
+    <w:p>
+      <w:r>
+        <w:t>________________________________________________________________</w:t>
+      </w:r>
+    </w:p>
+    <w:p>
+      <w:r>
+        <w:t>________________________________________________________________</w:t>
+      </w:r>
+    </w:p>
+    <w:p>
+      <w:r>
+        <w:t>________________________________________________________________</w:t>
+      </w:r>
+    </w:p>
+    <w:p>
+      <w:pPr>
+        <w:pStyle w:val="Heading3"/>
+      </w:pPr>
+      <w:r>
+        <w:t>03. Incident investigation — evidence trace</w:t>
+      </w:r>
+    </w:p>
+    <w:p>
+      <w:r>
+        <w:drawing>
+          <wp:inline xmlns:a="http://schemas.openxmlformats.org/drawingml/2006/main" xmlns:pic="http://schemas.openxmlformats.org/drawingml/2006/picture">
+            <wp:extent cx="5486400" cy="2996184"/>
+            <wp:docPr id="4" name="Picture 4" descr="Incident investigation — evidence trace. At09:00 corpus updates; 09:05 stale cache response; 09:06 cache disabled. Team says model weights changed, but weight version is unchanged. | Record timestamps, versions, requests, authorised actions and outcomes with minimised logs. Separate immediate containment from diagnosis. Compare candidate explanations against evidence. | Weight-change claim is contradicted by the version record. Stale cache is a supported candidate explanation; preserve timeline and test it with controlled reproduction."/>
+            <wp:cNvGraphicFramePr>
+              <a:graphicFrameLocks noChangeAspect="1"/>
+            </wp:cNvGraphicFramePr>
+            <a:graphic>
+              <a:graphicData uri="http://schemas.openxmlformats.org/drawingml/2006/picture">
+                <pic:pic>
+                  <pic:nvPicPr>
+                    <pic:cNvPr id="0" name="academy-story-ai-6-26-03.png"/>
+                    <pic:cNvPicPr/>
+                  </pic:nvPicPr>
+                  <pic:blipFill>
+                    <a:blip r:embed="rId12"/>
+                    <a:stretch>
+                      <a:fillRect/>
+                    </a:stretch>
+                  </pic:blipFill>
+                  <pic:spPr>
+                    <a:xfrm>
+                      <a:off x="0" y="0"/>
+                      <a:ext cx="5486400" cy="2996184"/>
+                    </a:xfrm>
+                    <a:prstGeom prst="rect"/>
+                  </pic:spPr>
+                </pic:pic>
+              </a:graphicData>
+            </a:graphic>
+          </wp:inline>
+        </w:drawing>
+      </w:r>
+    </w:p>
+    <w:p>
+      <w:pPr>
+        <w:spacing w:line="336" w:lineRule="auto" w:after="180"/>
+      </w:pPr>
+      <w:r>
+        <w:rPr>
+          <w:b w:val="0"/>
+        </w:rPr>
+        <w:t xml:space="preserve">Incident investigation — </w:t>
+      </w:r>
+      <w:r>
+        <w:rPr>
+          <w:b/>
+        </w:rPr>
+        <w:t>evidence</w:t>
+      </w:r>
+      <w:r>
+        <w:rPr>
+          <w:b w:val="0"/>
+        </w:rPr>
+        <w:t xml:space="preserve"> trace. At09:00 corpus updates; 09:05 stale cache response; 09:06 cache disabled.</w:t>
+      </w:r>
+    </w:p>
+    <w:p>
+      <w:pPr>
+        <w:spacing w:line="336" w:lineRule="auto" w:after="180"/>
+      </w:pPr>
+      <w:r>
+        <w:rPr>
+          <w:b w:val="0"/>
+        </w:rPr>
+        <w:t xml:space="preserve">Team says model weights changed, but weight version is unchanged. | Record timestamps, versions, requests, authorised actions and outcomes with minimised logs. Separate immediate </w:t>
+      </w:r>
+      <w:r>
+        <w:rPr>
+          <w:b/>
+        </w:rPr>
+        <w:t>containment</w:t>
+      </w:r>
+      <w:r>
+        <w:rPr>
+          <w:b w:val="0"/>
+        </w:rPr>
+        <w:t xml:space="preserve"> from diagnosis.</w:t>
+      </w:r>
+    </w:p>
+    <w:p>
+      <w:pPr>
+        <w:spacing w:line="336" w:lineRule="auto" w:after="180"/>
+      </w:pPr>
+      <w:r>
+        <w:rPr>
+          <w:b w:val="0"/>
+        </w:rPr>
+        <w:t xml:space="preserve">Compare candidate explanations against </w:t>
+      </w:r>
+      <w:r>
+        <w:rPr>
+          <w:b/>
+        </w:rPr>
+        <w:t>evidence</w:t>
+      </w:r>
+      <w:r>
+        <w:rPr>
+          <w:b w:val="0"/>
+        </w:rPr>
+        <w:t>. | Weight-change claim is contradicted by the version record. Stale cache is a supported candidate explanation; preserve timeline and test it with controlled reproduction.</w:t>
+      </w:r>
+    </w:p>
+    <w:p>
+      <w:pPr>
+        <w:spacing w:line="336" w:lineRule="auto" w:after="180"/>
+        <w:shd w:fill="F5F1FB"/>
+      </w:pPr>
+      <w:r>
+        <w:rPr>
+          <w:b w:val="0"/>
+        </w:rPr>
+        <w:t>Read the labels and values. Explain the relationship the model shows.</w:t>
+      </w:r>
+    </w:p>
+    <w:p>
+      <w:pPr>
+        <w:pStyle w:val="Heading3"/>
+      </w:pPr>
+      <w:r>
+        <w:t>My picture explanation, deciding evidence and one limit</w:t>
+      </w:r>
+    </w:p>
+    <w:p>
+      <w:r>
+        <w:t>________________________________________________________________</w:t>
+      </w:r>
+    </w:p>
+    <w:p>
+      <w:r>
+        <w:t>________________________________________________________________</w:t>
+      </w:r>
+    </w:p>
+    <w:p>
+      <w:r>
+        <w:t>________________________________________________________________</w:t>
+      </w:r>
+    </w:p>
+    <w:p>
+      <w:r>
+        <w:t>________________________________________________________________</w:t>
+      </w:r>
+    </w:p>
+    <w:p>
+      <w:pPr>
+        <w:pStyle w:val="Heading3"/>
+      </w:pPr>
+      <w:r>
+        <w:t>04. Change one thing. Trace what follows.</w:t>
+      </w:r>
+    </w:p>
+    <w:p>
+      <w:r>
+        <w:drawing>
+          <wp:inline xmlns:a="http://schemas.openxmlformats.org/drawingml/2006/main" xmlns:pic="http://schemas.openxmlformats.org/drawingml/2006/picture">
+            <wp:extent cx="5486400" cy="3026664"/>
+            <wp:docPr id="5" name="Picture 5" descr="Original case: Reproduce version selection with controlled fixtures before naming the exact bug. Changed condition: Trace instead shows version 6 retrieved and room C drafted. Expected result: Investigate drafting or validation before blaming caching. Reason: The mismatch now appears after retrieval."/>
+            <wp:cNvGraphicFramePr>
+              <a:graphicFrameLocks noChangeAspect="1"/>
+            </wp:cNvGraphicFramePr>
+            <a:graphic>
+              <a:graphicData uri="http://schemas.openxmlformats.org/drawingml/2006/picture">
+                <pic:pic>
+                  <pic:nvPicPr>
+                    <pic:cNvPr id="0" name="academy-story-ai-6-26-04.png"/>
+                    <pic:cNvPicPr/>
+                  </pic:nvPicPr>
+                  <pic:blipFill>
+                    <a:blip r:embed="rId13"/>
+                    <a:stretch>
+                      <a:fillRect/>
+                    </a:stretch>
+                  </pic:blipFill>
+                  <pic:spPr>
+                    <a:xfrm>
+                      <a:off x="0" y="0"/>
+                      <a:ext cx="5486400" cy="3026664"/>
+                    </a:xfrm>
+                    <a:prstGeom prst="rect"/>
+                  </pic:spPr>
+                </pic:pic>
+              </a:graphicData>
+            </a:graphic>
+          </wp:inline>
+        </w:drawing>
+      </w:r>
+    </w:p>
+    <w:p>
+      <w:pPr>
+        <w:spacing w:line="336" w:lineRule="auto" w:after="180"/>
+      </w:pPr>
+      <w:r>
+        <w:rPr>
+          <w:b w:val="0"/>
+        </w:rPr>
+        <w:t>Original case: Reproduce version selection with controlled fixtures before naming the exact bug. Changed condition: Trace instead shows version 6 retrieved and room C drafted.</w:t>
+      </w:r>
+    </w:p>
+    <w:p>
+      <w:pPr>
+        <w:spacing w:line="336" w:lineRule="auto" w:after="180"/>
+      </w:pPr>
+      <w:r>
+        <w:rPr>
+          <w:b w:val="0"/>
+        </w:rPr>
+        <w:t>Expected result: Investigate drafting or validation before blaming caching. Reason: The mismatch now appears after retrieval.</w:t>
+      </w:r>
+    </w:p>
+    <w:p>
+      <w:pPr>
+        <w:spacing w:line="336" w:lineRule="auto" w:after="180"/>
+        <w:shd w:fill="F5F1FB"/>
+      </w:pPr>
+      <w:r>
+        <w:rPr>
+          <w:b w:val="0"/>
+        </w:rPr>
+        <w:t>Predict before checking the worked changed-case result. Name what changed and what the supplied facts allow you to conclude.</w:t>
+      </w:r>
+    </w:p>
+    <w:p>
+      <w:pPr>
+        <w:pStyle w:val="Heading3"/>
+      </w:pPr>
+      <w:r>
+        <w:t>My picture explanation, deciding evidence and one limit</w:t>
+      </w:r>
+    </w:p>
+    <w:p>
+      <w:r>
+        <w:t>________________________________________________________________</w:t>
+      </w:r>
+    </w:p>
+    <w:p>
+      <w:r>
+        <w:t>________________________________________________________________</w:t>
+      </w:r>
+    </w:p>
+    <w:p>
+      <w:r>
+        <w:t>________________________________________________________________</w:t>
+      </w:r>
+    </w:p>
+    <w:p>
+      <w:r>
+        <w:t>________________________________________________________________</w:t>
+      </w:r>
+    </w:p>
+    <w:p>
+      <w:pPr>
+        <w:pStyle w:val="Heading3"/>
+      </w:pPr>
+      <w:r>
+        <w:t>05. Connect the explanation to its limit</w:t>
+      </w:r>
+    </w:p>
+    <w:p>
+      <w:r>
+        <w:drawing>
+          <wp:inline xmlns:a="http://schemas.openxmlformats.org/drawingml/2006/main" xmlns:pic="http://schemas.openxmlformats.org/drawingml/2006/picture">
+            <wp:extent cx="5486400" cy="2834640"/>
+            <wp:docPr id="6" name="Picture 6" descr="A timeline separates observed events from a proposed cause. Evidence can locate a mismatch without yet explaining why it happened. Limit: Missing events may change the account; temporal order alone does not prove causation."/>
+            <wp:cNvGraphicFramePr>
+              <a:graphicFrameLocks noChangeAspect="1"/>
+            </wp:cNvGraphicFramePr>
+            <a:graphic>
+              <a:graphicData uri="http://schemas.openxmlformats.org/drawingml/2006/picture">
+                <pic:pic>
+                  <pic:nvPicPr>
+                    <pic:cNvPr id="0" name="academy-story-ai-6-26-05.png"/>
+                    <pic:cNvPicPr/>
+                  </pic:nvPicPr>
+                  <pic:blipFill>
+                    <a:blip r:embed="rId14"/>
+                    <a:stretch>
+                      <a:fillRect/>
+                    </a:stretch>
+                  </pic:blipFill>
+                  <pic:spPr>
+                    <a:xfrm>
+                      <a:off x="0" y="0"/>
+                      <a:ext cx="5486400" cy="2834640"/>
+                    </a:xfrm>
+                    <a:prstGeom prst="rect"/>
+                  </pic:spPr>
+                </pic:pic>
+              </a:graphicData>
+            </a:graphic>
+          </wp:inline>
+        </w:drawing>
+      </w:r>
+    </w:p>
+    <w:p>
+      <w:pPr>
+        <w:spacing w:line="336" w:lineRule="auto" w:after="180"/>
+      </w:pPr>
+      <w:r>
+        <w:rPr>
+          <w:b w:val="0"/>
+        </w:rPr>
+        <w:t xml:space="preserve">A timeline separates observed events from a proposed cause. </w:t>
+      </w:r>
+      <w:r>
+        <w:rPr>
+          <w:b/>
+        </w:rPr>
+        <w:t>Evidence</w:t>
+      </w:r>
+      <w:r>
+        <w:rPr>
+          <w:b w:val="0"/>
+        </w:rPr>
+        <w:t xml:space="preserve"> can locate a mismatch without yet explaining why it happened. Limit: Missing events may change the account; temporal order alone does not prove causation.</w:t>
+      </w:r>
+    </w:p>
+    <w:p>
+      <w:pPr>
+        <w:spacing w:line="336" w:lineRule="auto" w:after="180"/>
+        <w:shd w:fill="F5F1FB"/>
+      </w:pPr>
+      <w:r>
+        <w:rPr>
+          <w:b w:val="0"/>
+        </w:rPr>
+        <w:t>Explain the case, then point to a limit on the claim.</w:t>
+      </w:r>
+    </w:p>
+    <w:p>
+      <w:pPr>
+        <w:pStyle w:val="Heading3"/>
+      </w:pPr>
+      <w:r>
+        <w:t>My picture explanation, deciding evidence and one limit</w:t>
+      </w:r>
+    </w:p>
+    <w:p>
+      <w:r>
+        <w:t>________________________________________________________________</w:t>
+      </w:r>
+    </w:p>
+    <w:p>
+      <w:r>
+        <w:t>________________________________________________________________</w:t>
+      </w:r>
+    </w:p>
+    <w:p>
+      <w:r>
+        <w:t>________________________________________________________________</w:t>
+      </w:r>
+    </w:p>
+    <w:p>
+      <w:r>
+        <w:t>________________________________________________________________</w:t>
+      </w:r>
+    </w:p>
+    <w:p>
+      <w:pPr>
+        <w:pStyle w:val="Heading3"/>
+      </w:pPr>
+      <w:r>
+        <w:t>06. Make the idea visible in your project</w:t>
+      </w:r>
+    </w:p>
+    <w:p>
+      <w:r>
+        <w:drawing>
+          <wp:inline xmlns:a="http://schemas.openxmlformats.org/drawingml/2006/main" xmlns:pic="http://schemas.openxmlformats.org/drawingml/2006/picture">
+            <wp:extent cx="5486400" cy="3529584"/>
+            <wp:docPr id="7" name="Picture 7" descr="For the Grounded Learning Service, retain an annotated trace and the changed-case result. Name the contract or evidence that makes the deciding step valid, so another team can review it. Draw your input, deciding step, result and limit. Supported question: Order the three incident records and locate the old evidence version. How does the investigation change if the trace instead retrieves version 6 but drafts room C?"/>
+            <wp:cNvGraphicFramePr>
+              <a:graphicFrameLocks noChangeAspect="1"/>
+            </wp:cNvGraphicFramePr>
+            <a:graphic>
+              <a:graphicData uri="http://schemas.openxmlformats.org/drawingml/2006/picture">
+                <pic:pic>
+                  <pic:nvPicPr>
+                    <pic:cNvPr id="0" name="academy-story-ai-6-26-06.png"/>
+                    <pic:cNvPicPr/>
+                  </pic:nvPicPr>
+                  <pic:blipFill>
+                    <a:blip r:embed="rId15"/>
+                    <a:stretch>
+                      <a:fillRect/>
+                    </a:stretch>
+                  </pic:blipFill>
+                  <pic:spPr>
+                    <a:xfrm>
+                      <a:off x="0" y="0"/>
+                      <a:ext cx="5486400" cy="3529584"/>
+                    </a:xfrm>
+                    <a:prstGeom prst="rect"/>
+                  </pic:spPr>
+                </pic:pic>
+              </a:graphicData>
+            </a:graphic>
+          </wp:inline>
+        </w:drawing>
+      </w:r>
+    </w:p>
+    <w:p>
+      <w:pPr>
+        <w:spacing w:line="336" w:lineRule="auto" w:after="180"/>
+      </w:pPr>
+      <w:r>
+        <w:rPr>
+          <w:b w:val="0"/>
+        </w:rPr>
+        <w:t xml:space="preserve">For the Grounded Learning Service, retain an annotated trace and the changed-case result. Name the contract or </w:t>
+      </w:r>
+      <w:r>
+        <w:rPr>
+          <w:b/>
+        </w:rPr>
+        <w:t>evidence</w:t>
+      </w:r>
+      <w:r>
+        <w:rPr>
+          <w:b w:val="0"/>
+        </w:rPr>
+        <w:t xml:space="preserve"> that makes the deciding step valid, so another team can review it.</w:t>
+      </w:r>
+    </w:p>
+    <w:p>
+      <w:pPr>
+        <w:spacing w:line="336" w:lineRule="auto" w:after="180"/>
+      </w:pPr>
+      <w:r>
+        <w:rPr>
+          <w:b w:val="0"/>
+        </w:rPr>
+        <w:t xml:space="preserve">Draw your </w:t>
+      </w:r>
+      <w:r>
+        <w:rPr>
+          <w:b/>
+        </w:rPr>
+        <w:t>input</w:t>
+      </w:r>
+      <w:r>
+        <w:rPr>
+          <w:b w:val="0"/>
+        </w:rPr>
+        <w:t xml:space="preserve">, deciding step, result and limit. Supported question: Order the three incident records and locate the old </w:t>
+      </w:r>
+      <w:r>
+        <w:rPr>
+          <w:b/>
+        </w:rPr>
+        <w:t>evidence</w:t>
+      </w:r>
+      <w:r>
+        <w:rPr>
+          <w:b w:val="0"/>
+        </w:rPr>
+        <w:t xml:space="preserve"> version.</w:t>
+      </w:r>
+    </w:p>
+    <w:p>
+      <w:pPr>
+        <w:spacing w:line="336" w:lineRule="auto" w:after="180"/>
+      </w:pPr>
+      <w:r>
+        <w:rPr>
+          <w:b w:val="0"/>
+        </w:rPr>
+        <w:t>How does the investigation change if the trace instead retrieves version 6 but drafts room C?</w:t>
+      </w:r>
+    </w:p>
+    <w:p>
+      <w:pPr>
+        <w:spacing w:line="336" w:lineRule="auto" w:after="180"/>
+        <w:shd w:fill="F5F1FB"/>
+      </w:pPr>
+      <w:r>
+        <w:rPr>
+          <w:b w:val="0"/>
+        </w:rPr>
+        <w:t xml:space="preserve">Draw your project trace and justify the deciding step using </w:t>
+      </w:r>
+      <w:r>
+        <w:rPr>
+          <w:b/>
+        </w:rPr>
+        <w:t>evidence</w:t>
+      </w:r>
+      <w:r>
+        <w:rPr>
+          <w:b w:val="0"/>
+        </w:rPr>
+        <w:t>.</w:t>
+      </w:r>
+    </w:p>
+    <w:p>
+      <w:pPr>
+        <w:pStyle w:val="Heading3"/>
+      </w:pPr>
+      <w:r>
+        <w:t>My picture explanation, deciding evidence and one limit</w:t>
       </w:r>
     </w:p>
     <w:p>

--- a/downloads/workbook/ai-6-week-26.docx
+++ b/downloads/workbook/ai-6-week-26.docx
@@ -168,6 +168,96 @@
     <w:p>
       <w:r>
         <w:t>________________________________________________________________</w:t>
+      </w:r>
+    </w:p>
+    <w:p>
+      <w:pPr>
+        <w:pStyle w:val="Heading3"/>
+      </w:pPr>
+      <w:r>
+        <w:t>Lesson reference for workbook practice</w:t>
+      </w:r>
+    </w:p>
+    <w:p>
+      <w:pPr>
+        <w:spacing w:line="336" w:lineRule="auto" w:after="180"/>
+        <w:shd w:fill="F1F6F8"/>
+      </w:pPr>
+      <w:r>
+        <w:rPr>
+          <w:b w:val="0"/>
+        </w:rPr>
+        <w:t>Use this reference for the original W1–W3 and W5 exercises. The separately named independent case supplies its own changed facts; use those facts for that attempt before feedback.</w:t>
+      </w:r>
+    </w:p>
+    <w:p>
+      <w:pPr>
+        <w:spacing w:line="336" w:lineRule="auto" w:after="180"/>
+      </w:pPr>
+      <w:r>
+        <w:rPr>
+          <w:b w:val="0"/>
+        </w:rPr>
+        <w:t xml:space="preserve">Incident investigation preserves a timeline and distinguishes </w:t>
+      </w:r>
+      <w:r>
+        <w:rPr>
+          <w:b/>
+        </w:rPr>
+        <w:t>observation</w:t>
+      </w:r>
+      <w:r>
+        <w:rPr>
+          <w:b w:val="0"/>
+        </w:rPr>
+        <w:t xml:space="preserve"> from hypothesis. Repair before </w:t>
+      </w:r>
+      <w:r>
+        <w:rPr>
+          <w:b/>
+        </w:rPr>
+        <w:t>evidence</w:t>
+      </w:r>
+      <w:r>
+        <w:rPr>
+          <w:b w:val="0"/>
+        </w:rPr>
+        <w:t xml:space="preserve"> collection can erase clues.</w:t>
+      </w:r>
+    </w:p>
+    <w:p>
+      <w:pPr>
+        <w:spacing w:line="336" w:lineRule="auto" w:after="180"/>
+      </w:pPr>
+      <w:r>
+        <w:rPr>
+          <w:b w:val="0"/>
+        </w:rPr>
+        <w:t xml:space="preserve">Record timestamps, versions, requests, authorised actions and outcomes with minimised logs. Separate immediate </w:t>
+      </w:r>
+      <w:r>
+        <w:rPr>
+          <w:b/>
+        </w:rPr>
+        <w:t>containment</w:t>
+      </w:r>
+      <w:r>
+        <w:rPr>
+          <w:b w:val="0"/>
+        </w:rPr>
+        <w:t xml:space="preserve"> from diagnosis. Compare candidate explanations against </w:t>
+      </w:r>
+      <w:r>
+        <w:rPr>
+          <w:b/>
+        </w:rPr>
+        <w:t>evidence</w:t>
+      </w:r>
+      <w:r>
+        <w:rPr>
+          <w:b w:val="0"/>
+        </w:rPr>
+        <w:t>.</w:t>
       </w:r>
     </w:p>
     <w:p>

--- a/downloads/workbook/ai-6-week-26.docx
+++ b/downloads/workbook/ai-6-week-26.docx
@@ -25,22 +25,45 @@
         <w:pStyle w:val="Heading1"/>
       </w:pPr>
       <w:r>
-        <w:t>01. Recall and choose your starting point</w:t>
-      </w:r>
-    </w:p>
-    <w:p>
-      <w:r>
-        <w:t>Record your starting explanation for Incident investigation before opening notes. Show any later correction separately.</w:t>
-      </w:r>
-    </w:p>
-    <w:p>
-      <w:pPr>
-        <w:spacing w:line="336" w:lineRule="auto" w:after="180"/>
-      </w:pPr>
-      <w:r>
-        <w:rPr>
-          <w:b w:val="0"/>
-        </w:rPr>
+        <w:t>One complete incident evidence and hypothesis record.</w:t>
+      </w:r>
+    </w:p>
+    <w:p>
+      <w:r>
+        <w:t>Keep permitted timeline, versions, containment, candidate explanation, test conditions and unresolved evidence together.</w:t>
+      </w:r>
+    </w:p>
+    <w:p>
+      <w:r>
+        <w:t>Recall → W1–W3/W5 → independent permission incident → investigation project → delayed return.</w:t>
+      </w:r>
+    </w:p>
+    <w:p>
+      <w:pPr>
+        <w:pStyle w:val="Heading1"/>
+      </w:pPr>
+      <w:r>
+        <w:t>01. Recall · Retrieve before notes</w:t>
+      </w:r>
+    </w:p>
+    <w:p>
+      <w:r>
+        <w:t>Keep this task’s inputs,rule and response together.</w:t>
+      </w:r>
+    </w:p>
+    <w:p>
+      <w:pPr>
+        <w:pStyle w:val="Heading2"/>
+      </w:pPr>
+      <w:r>
+        <w:t>Complete task and evidence</w:t>
+      </w:r>
+    </w:p>
+    <w:p>
+      <w:pPr>
+        <w:pStyle w:val="ListBullet"/>
+      </w:pPr>
+      <w:r>
         <w:t>Try the recall before opening notes. Then use a different colour or a labelled second line to correct your explanation.</w:t>
       </w:r>
     </w:p>
@@ -54,12 +77,9 @@
     </w:p>
     <w:p>
       <w:pPr>
-        <w:spacing w:line="336" w:lineRule="auto" w:after="180"/>
-      </w:pPr>
-      <w:r>
-        <w:rPr>
-          <w:b w:val="0"/>
-        </w:rPr>
+        <w:pStyle w:val="ListBullet"/>
+      </w:pPr>
+      <w:r>
         <w:t>Without opening the old lesson, explain one key idea from Monitoring quality drift. Give an example and a mistake that the idea helps you avoid.</w:t>
       </w:r>
     </w:p>
@@ -96,12 +116,9 @@
     </w:p>
     <w:p>
       <w:pPr>
-        <w:spacing w:line="336" w:lineRule="auto" w:after="180"/>
-      </w:pPr>
-      <w:r>
-        <w:rPr>
-          <w:b w:val="0"/>
-        </w:rPr>
+        <w:pStyle w:val="ListBullet"/>
+      </w:pPr>
+      <w:r>
         <w:t>Without opening the old lesson, explain one key idea from Deployment environments. Give an example and a mistake that the idea helps you avoid.</w:t>
       </w:r>
     </w:p>
@@ -138,12 +155,9 @@
     </w:p>
     <w:p>
       <w:pPr>
-        <w:spacing w:line="336" w:lineRule="auto" w:after="180"/>
-      </w:pPr>
-      <w:r>
-        <w:rPr>
-          <w:b w:val="0"/>
-        </w:rPr>
+        <w:pStyle w:val="ListBullet"/>
+      </w:pPr>
+      <w:r>
         <w:t>Without opening the old lesson, explain one key idea from Data retention and deletion. Give an example and a mistake that the idea helps you avoid.</w:t>
       </w:r>
     </w:p>
@@ -180,84 +194,26 @@
     </w:p>
     <w:p>
       <w:pPr>
-        <w:spacing w:line="336" w:lineRule="auto" w:after="180"/>
-        <w:shd w:fill="F1F6F8"/>
-      </w:pPr>
-      <w:r>
-        <w:rPr>
-          <w:b w:val="0"/>
-        </w:rPr>
+        <w:pStyle w:val="ListBullet"/>
+      </w:pPr>
+      <w:r>
         <w:t>Use this reference for the original W1–W3 and W5 exercises. The separately named independent case supplies its own changed facts; use those facts for that attempt before feedback.</w:t>
       </w:r>
     </w:p>
     <w:p>
       <w:pPr>
-        <w:spacing w:line="336" w:lineRule="auto" w:after="180"/>
-      </w:pPr>
-      <w:r>
-        <w:rPr>
-          <w:b w:val="0"/>
-        </w:rPr>
-        <w:t xml:space="preserve">Incident investigation preserves a timeline and distinguishes </w:t>
-      </w:r>
-      <w:r>
-        <w:rPr>
-          <w:b/>
-        </w:rPr>
-        <w:t>observation</w:t>
-      </w:r>
-      <w:r>
-        <w:rPr>
-          <w:b w:val="0"/>
-        </w:rPr>
-        <w:t xml:space="preserve"> from hypothesis. Repair before </w:t>
-      </w:r>
-      <w:r>
-        <w:rPr>
-          <w:b/>
-        </w:rPr>
-        <w:t>evidence</w:t>
-      </w:r>
-      <w:r>
-        <w:rPr>
-          <w:b w:val="0"/>
-        </w:rPr>
-        <w:t xml:space="preserve"> collection can erase clues.</w:t>
-      </w:r>
-    </w:p>
-    <w:p>
-      <w:pPr>
-        <w:spacing w:line="336" w:lineRule="auto" w:after="180"/>
-      </w:pPr>
-      <w:r>
-        <w:rPr>
-          <w:b w:val="0"/>
-        </w:rPr>
-        <w:t xml:space="preserve">Record timestamps, versions, requests, authorised actions and outcomes with minimised logs. Separate immediate </w:t>
-      </w:r>
-      <w:r>
-        <w:rPr>
-          <w:b/>
-        </w:rPr>
-        <w:t>containment</w:t>
-      </w:r>
-      <w:r>
-        <w:rPr>
-          <w:b w:val="0"/>
-        </w:rPr>
-        <w:t xml:space="preserve"> from diagnosis. Compare candidate explanations against </w:t>
-      </w:r>
-      <w:r>
-        <w:rPr>
-          <w:b/>
-        </w:rPr>
-        <w:t>evidence</w:t>
-      </w:r>
-      <w:r>
-        <w:rPr>
-          <w:b w:val="0"/>
-        </w:rPr>
-        <w:t>.</w:t>
+        <w:pStyle w:val="ListBullet"/>
+      </w:pPr>
+      <w:r>
+        <w:t>Incident investigation preserves a timeline and distinguishes observation from hypothesis. Repair before evidence collection can erase clues.</w:t>
+      </w:r>
+    </w:p>
+    <w:p>
+      <w:pPr>
+        <w:pStyle w:val="ListBullet"/>
+      </w:pPr>
+      <w:r>
+        <w:t>Record timestamps, versions, requests, authorised actions and outcomes with minimised logs. Separate immediate containment from diagnosis. Compare candidate explanations against evidence.</w:t>
       </w:r>
     </w:p>
     <w:p>
@@ -265,123 +221,44 @@
         <w:pStyle w:val="Heading1"/>
       </w:pPr>
       <w:r>
-        <w:t>02. Practise with fading help</w:t>
-      </w:r>
-    </w:p>
-    <w:p>
-      <w:r>
-        <w:t>Complete the supported Incident investigation trace and record the first step you can explain without help.</w:t>
-      </w:r>
-    </w:p>
-    <w:p>
-      <w:pPr>
-        <w:spacing w:line="336" w:lineRule="auto" w:after="180"/>
-      </w:pPr>
-      <w:r>
-        <w:rPr>
-          <w:b w:val="0"/>
-        </w:rPr>
-        <w:t>Use W2: Trace the worked case for Incident investigation. Record the answer once; the lesson and workbook refer to the same attempt.</w:t>
-      </w:r>
-    </w:p>
-    <w:tbl>
-      <w:tblPr>
-        <w:tblStyle w:val="LightShading-Accent1"/>
-        <w:tblW w:type="auto" w:w="0"/>
-        <w:tblLook w:firstColumn="1" w:firstRow="1" w:lastColumn="0" w:lastRow="0" w:noHBand="0" w:noVBand="1" w:val="04A0"/>
-      </w:tblPr>
-      <w:tblGrid>
-        <w:gridCol w:w="2556"/>
-        <w:gridCol w:w="2556"/>
-        <w:gridCol w:w="2556"/>
-        <w:gridCol w:w="2556"/>
-      </w:tblGrid>
-      <w:tr>
-        <w:trPr>
-          <w:tblHeader/>
-        </w:trPr>
-        <w:tc>
-          <w:tcPr>
-            <w:tcW w:type="dxa" w:w="2556"/>
-          </w:tcPr>
-          <w:p>
-            <w:r>
-              <w:t>Given inputs</w:t>
-            </w:r>
-          </w:p>
-        </w:tc>
-        <w:tc>
-          <w:tcPr>
-            <w:tcW w:type="dxa" w:w="2556"/>
-          </w:tcPr>
-          <w:p>
-            <w:r>
-              <w:t>Procedure I chose</w:t>
-            </w:r>
-          </w:p>
-        </w:tc>
-        <w:tc>
-          <w:tcPr>
-            <w:tcW w:type="dxa" w:w="2556"/>
-          </w:tcPr>
-          <w:p>
-            <w:r>
-              <w:t>Middle steps</w:t>
-            </w:r>
-          </w:p>
-        </w:tc>
-        <w:tc>
-          <w:tcPr>
-            <w:tcW w:type="dxa" w:w="2556"/>
-          </w:tcPr>
-          <w:p>
-            <w:r>
-              <w:t>Result and check</w:t>
-            </w:r>
-          </w:p>
-        </w:tc>
-      </w:tr>
-      <w:tr>
-        <w:tc>
-          <w:tcPr>
-            <w:tcW w:type="dxa" w:w="2556"/>
-          </w:tcPr>
-          <w:p>
-            <w:r/>
-          </w:p>
-        </w:tc>
-        <w:tc>
-          <w:tcPr>
-            <w:tcW w:type="dxa" w:w="2556"/>
-          </w:tcPr>
-          <w:p>
-            <w:r/>
-          </w:p>
-        </w:tc>
-        <w:tc>
-          <w:tcPr>
-            <w:tcW w:type="dxa" w:w="2556"/>
-          </w:tcPr>
-          <w:p>
-            <w:r/>
-          </w:p>
-        </w:tc>
-        <w:tc>
-          <w:tcPr>
-            <w:tcW w:type="dxa" w:w="2556"/>
-          </w:tcPr>
-          <w:p>
-            <w:r/>
-          </w:p>
-        </w:tc>
-      </w:tr>
-    </w:tbl>
+        <w:t>05. W1 · Explain the current example</w:t>
+      </w:r>
+    </w:p>
+    <w:p>
+      <w:r>
+        <w:t>Keep this task’s inputs,rule and response together.</w:t>
+      </w:r>
+    </w:p>
+    <w:p>
+      <w:pPr>
+        <w:pStyle w:val="Heading2"/>
+      </w:pPr>
+      <w:r>
+        <w:t>Complete task and evidence</w:t>
+      </w:r>
+    </w:p>
+    <w:p>
+      <w:pPr>
+        <w:pStyle w:val="ListBullet"/>
+      </w:pPr>
+      <w:r>
+        <w:t>Incident investigation records observed times, versions, requests, authorized actions and outcomes using minimized permitted evidence. Separate observations from hypotheses, and immediate containment from diagnosis. Main supplied timeline: corpus c2 publishes at 09:00; response uses stale c1 at 09:05; cache disabled at 09:06. Trusted declared weight version remains w7, contradicting the reported weight-version change under that metadata assumption. Stale cache is a candidate, not a proven exact cause. A controlled local deliberately buggy query-only cache gives c1 when enabled and c2 when bypassed; other fixtures stay fixed. This is a possible mechanism demonstration, not a live reproduction. Separate picture: 14:00 version 6 room D; 14:05 version 5 room C used; 14:06 mismatch report. Changed trace retrieves version 6 but drafts room C, so inspect handoff, answer construction and checks instead of assuming old-source retrieval. Missing events may change conclusions; temporal order alone proves no cause. Contain promptly while authorized minimized evidence is captured where feasible. No private payloads, real logs, live model runs or service changes occur in the code.</w:t>
+      </w:r>
+    </w:p>
+    <w:p>
+      <w:pPr>
+        <w:pStyle w:val="ListBullet"/>
+      </w:pPr>
+      <w:r>
+        <w:t>Explain the weekly mechanism in your own words. Use the worked scenario to name its input, decision rule and output.</w:t>
+      </w:r>
+    </w:p>
     <w:p>
       <w:pPr>
         <w:pStyle w:val="Heading3"/>
       </w:pPr>
       <w:r>
-        <w:t>The step I completed without help, and the hint I needed</w:t>
+        <w:t>My reasoning and evidence</w:t>
       </w:r>
     </w:p>
     <w:p>
@@ -400,38 +277,55 @@
       </w:r>
     </w:p>
     <w:p>
+      <w:r>
+        <w:t>________________________________________________________________</w:t>
+      </w:r>
+    </w:p>
+    <w:p>
+      <w:r>
+        <w:t>________________________________________________________________</w:t>
+      </w:r>
+    </w:p>
+    <w:p>
+      <w:r>
+        <w:t>________________________________________________________________</w:t>
+      </w:r>
+    </w:p>
+    <w:p>
       <w:pPr>
         <w:pStyle w:val="Heading1"/>
       </w:pPr>
       <w:r>
-        <w:t>03. Individual reasoning check</w:t>
-      </w:r>
-    </w:p>
-    <w:p>
-      <w:r>
-        <w:t>Check the proposed Incident investigation explanation against the supplied facts before discussing it.</w:t>
-      </w:r>
-    </w:p>
-    <w:p>
-      <w:pPr>
-        <w:spacing w:line="336" w:lineRule="auto" w:after="180"/>
-      </w:pPr>
-      <w:r>
-        <w:rPr>
-          <w:b w:val="0"/>
-        </w:rPr>
-        <w:t>Use the worked case for Incident investigation. Proposed explanation: “The worked result establishes every future case”. Decide whether this explanation is supported.</w:t>
-      </w:r>
-    </w:p>
-    <w:p>
-      <w:pPr>
-        <w:spacing w:line="336" w:lineRule="auto" w:after="180"/>
-      </w:pPr>
-      <w:r>
-        <w:rPr>
-          <w:b w:val="0"/>
-        </w:rPr>
-        <w:t>Point to the step or supplied fact that decides; explain your repair if needed.</w:t>
+        <w:t>06. W2 · Trace the calculation</w:t>
+      </w:r>
+    </w:p>
+    <w:p>
+      <w:r>
+        <w:t>Keep this task’s inputs,rule and response together.</w:t>
+      </w:r>
+    </w:p>
+    <w:p>
+      <w:pPr>
+        <w:pStyle w:val="Heading2"/>
+      </w:pPr>
+      <w:r>
+        <w:t>Complete task and evidence</w:t>
+      </w:r>
+    </w:p>
+    <w:p>
+      <w:pPr>
+        <w:pStyle w:val="ListBullet"/>
+      </w:pPr>
+      <w:r>
+        <w:t>Incident investigation records observed times, versions, requests, authorized actions and outcomes using minimized permitted evidence. Separate observations from hypotheses, and immediate containment from diagnosis. Main supplied timeline: corpus c2 publishes at 09:00; response uses stale c1 at 09:05; cache disabled at 09:06. Trusted declared weight version remains w7, contradicting the reported weight-version change under that metadata assumption. Stale cache is a candidate, not a proven exact cause. A controlled local deliberately buggy query-only cache gives c1 when enabled and c2 when bypassed; other fixtures stay fixed. This is a possible mechanism demonstration, not a live reproduction. Separate picture: 14:00 version 6 room D; 14:05 version 5 room C used; 14:06 mismatch report. Changed trace retrieves version 6 but drafts room C, so inspect handoff, answer construction and checks instead of assuming old-source retrieval. Missing events may change conclusions; temporal order alone proves no cause. Contain promptly while authorized minimized evidence is captured where feasible. No private payloads, real logs, live model runs or service changes occur in the code.</w:t>
+      </w:r>
+    </w:p>
+    <w:p>
+      <w:pPr>
+        <w:pStyle w:val="ListBullet"/>
+      </w:pPr>
+      <w:r>
+        <w:t>At 09:00 corpus updates; 09:05 stale cache response; 09:06 cache disabled. Team says model weights changed, but weight version is unchanged. Show the intermediate steps and give the conclusion with its scope.</w:t>
       </w:r>
     </w:p>
     <w:p>
@@ -439,7 +333,7 @@
         <w:pStyle w:val="Heading3"/>
       </w:pPr>
       <w:r>
-        <w:t>My explanation before partner discussion</w:t>
+        <w:t>My reasoning and evidence</w:t>
       </w:r>
     </w:p>
     <w:p>
@@ -463,16 +357,55 @@
       </w:r>
     </w:p>
     <w:p>
+      <w:r>
+        <w:t>________________________________________________________________</w:t>
+      </w:r>
+    </w:p>
+    <w:p>
+      <w:r>
+        <w:t>________________________________________________________________</w:t>
+      </w:r>
+    </w:p>
+    <w:p>
+      <w:r>
+        <w:t>________________________________________________________________</w:t>
+      </w:r>
+    </w:p>
+    <w:p>
       <w:pPr>
         <w:pStyle w:val="Heading1"/>
       </w:pPr>
       <w:r>
-        <w:t>04. Independent transfer case</w:t>
-      </w:r>
-    </w:p>
-    <w:p>
-      <w:r>
-        <w:t>Write one first attempt at the reserved independent case before feedback. Repeated copies of that case refer to the same recorded attempt.</w:t>
+        <w:t>07. W3 · Repair a misconception</w:t>
+      </w:r>
+    </w:p>
+    <w:p>
+      <w:r>
+        <w:t>Keep this task’s inputs,rule and response together.</w:t>
+      </w:r>
+    </w:p>
+    <w:p>
+      <w:pPr>
+        <w:pStyle w:val="Heading2"/>
+      </w:pPr>
+      <w:r>
+        <w:t>Complete task and evidence</w:t>
+      </w:r>
+    </w:p>
+    <w:p>
+      <w:pPr>
+        <w:pStyle w:val="ListBullet"/>
+      </w:pPr>
+      <w:r>
+        <w:t>Incident investigation records observed times, versions, requests, authorized actions and outcomes using minimized permitted evidence. Separate observations from hypotheses, and immediate containment from diagnosis. Main supplied timeline: corpus c2 publishes at 09:00; response uses stale c1 at 09:05; cache disabled at 09:06. Trusted declared weight version remains w7, contradicting the reported weight-version change under that metadata assumption. Stale cache is a candidate, not a proven exact cause. A controlled local deliberately buggy query-only cache gives c1 when enabled and c2 when bypassed; other fixtures stay fixed. This is a possible mechanism demonstration, not a live reproduction. Separate picture: 14:00 version 6 room D; 14:05 version 5 room C used; 14:06 mismatch report. Changed trace retrieves version 6 but drafts room C, so inspect handoff, answer construction and checks instead of assuming old-source retrieval. Missing events may change conclusions; temporal order alone proves no cause. Contain promptly while authorized minimized evidence is captured where feasible. No private payloads, real logs, live model runs or service changes occur in the code.</w:t>
+      </w:r>
+    </w:p>
+    <w:p>
+      <w:pPr>
+        <w:pStyle w:val="ListBullet"/>
+      </w:pPr>
+      <w:r>
+        <w:t>A report omits this qualification: A plausible narrative needs controlled or record-based confirmation and must preserve unknowns. Explain how omitting it could change a reader's interpretation, and write an accurate replacement.</w:t>
       </w:r>
     </w:p>
     <w:p>
@@ -480,17 +413,153 @@
         <w:pStyle w:val="Heading3"/>
       </w:pPr>
       <w:r>
+        <w:t>My reasoning and evidence</w:t>
+      </w:r>
+    </w:p>
+    <w:p>
+      <w:r>
+        <w:t>________________________________________________________________</w:t>
+      </w:r>
+    </w:p>
+    <w:p>
+      <w:r>
+        <w:t>________________________________________________________________</w:t>
+      </w:r>
+    </w:p>
+    <w:p>
+      <w:r>
+        <w:t>________________________________________________________________</w:t>
+      </w:r>
+    </w:p>
+    <w:p>
+      <w:r>
+        <w:t>________________________________________________________________</w:t>
+      </w:r>
+    </w:p>
+    <w:p>
+      <w:r>
+        <w:t>________________________________________________________________</w:t>
+      </w:r>
+    </w:p>
+    <w:p>
+      <w:r>
+        <w:t>________________________________________________________________</w:t>
+      </w:r>
+    </w:p>
+    <w:p>
+      <w:pPr>
+        <w:pStyle w:val="Heading1"/>
+      </w:pPr>
+      <w:r>
+        <w:t>09. W5 · Explain the limitation</w:t>
+      </w:r>
+    </w:p>
+    <w:p>
+      <w:r>
+        <w:t>Keep this task’s inputs,rule and response together.</w:t>
+      </w:r>
+    </w:p>
+    <w:p>
+      <w:pPr>
+        <w:pStyle w:val="Heading2"/>
+      </w:pPr>
+      <w:r>
+        <w:t>Complete task and evidence</w:t>
+      </w:r>
+    </w:p>
+    <w:p>
+      <w:pPr>
+        <w:pStyle w:val="ListBullet"/>
+      </w:pPr>
+      <w:r>
+        <w:t>Incident investigation records observed times, versions, requests, authorized actions and outcomes using minimized permitted evidence. Separate observations from hypotheses, and immediate containment from diagnosis. Main supplied timeline: corpus c2 publishes at 09:00; response uses stale c1 at 09:05; cache disabled at 09:06. Trusted declared weight version remains w7, contradicting the reported weight-version change under that metadata assumption. Stale cache is a candidate, not a proven exact cause. A controlled local deliberately buggy query-only cache gives c1 when enabled and c2 when bypassed; other fixtures stay fixed. This is a possible mechanism demonstration, not a live reproduction. Separate picture: 14:00 version 6 room D; 14:05 version 5 room C used; 14:06 mismatch report. Changed trace retrieves version 6 but drafts room C, so inspect handoff, answer construction and checks instead of assuming old-source retrieval. Missing events may change conclusions; temporal order alone proves no cause. Contain promptly while authorized minimized evidence is captured where feasible. No private payloads, real logs, live model runs or service changes occur in the code.</w:t>
+      </w:r>
+    </w:p>
+    <w:p>
+      <w:pPr>
+        <w:pStyle w:val="ListBullet"/>
+      </w:pPr>
+      <w:r>
+        <w:t>For the worked scenario, propose one additional case that could reveal a failure, describe its expected outcome before running it, and explain what would need to remain fixed for a fair comparison. Do not reuse W4 as a new final test after receiving feedback.</w:t>
+      </w:r>
+    </w:p>
+    <w:p>
+      <w:pPr>
+        <w:pStyle w:val="Heading3"/>
+      </w:pPr>
+      <w:r>
+        <w:t>My reasoning and evidence</w:t>
+      </w:r>
+    </w:p>
+    <w:p>
+      <w:r>
+        <w:t>________________________________________________________________</w:t>
+      </w:r>
+    </w:p>
+    <w:p>
+      <w:r>
+        <w:t>________________________________________________________________</w:t>
+      </w:r>
+    </w:p>
+    <w:p>
+      <w:r>
+        <w:t>________________________________________________________________</w:t>
+      </w:r>
+    </w:p>
+    <w:p>
+      <w:r>
+        <w:t>________________________________________________________________</w:t>
+      </w:r>
+    </w:p>
+    <w:p>
+      <w:r>
+        <w:t>________________________________________________________________</w:t>
+      </w:r>
+    </w:p>
+    <w:p>
+      <w:r>
+        <w:t>________________________________________________________________</w:t>
+      </w:r>
+    </w:p>
+    <w:p>
+      <w:r>
+        <w:t>________________________________________________________________</w:t>
+      </w:r>
+    </w:p>
+    <w:p>
+      <w:pPr>
+        <w:pStyle w:val="Heading1"/>
+      </w:pPr>
+      <w:r>
+        <w:t>04. Try alone · Selected transfer</w:t>
+      </w:r>
+    </w:p>
+    <w:p>
+      <w:r>
+        <w:t>Keep this task’s inputs,rule and response together.</w:t>
+      </w:r>
+    </w:p>
+    <w:p>
+      <w:pPr>
+        <w:pStyle w:val="Heading2"/>
+      </w:pPr>
+      <w:r>
+        <w:t>Complete task and evidence</w:t>
+      </w:r>
+    </w:p>
+    <w:p>
+      <w:pPr>
+        <w:pStyle w:val="Heading3"/>
+      </w:pPr>
+      <w:r>
         <w:t>Independent case: Apply a new case independently</w:t>
       </w:r>
     </w:p>
     <w:p>
       <w:pPr>
-        <w:spacing w:line="336" w:lineRule="auto" w:after="180"/>
-      </w:pPr>
-      <w:r>
-        <w:rPr>
-          <w:b w:val="0"/>
-        </w:rPr>
+        <w:pStyle w:val="ListBullet"/>
+      </w:pPr>
+      <w:r>
         <w:t>10:00 permissions config changes; 10:03 restricted read; model version unchanged. Name a plausible cause and one test.</w:t>
       </w:r>
     </w:p>
@@ -539,12 +608,9 @@
     </w:p>
     <w:p>
       <w:pPr>
-        <w:spacing w:line="336" w:lineRule="auto" w:after="180"/>
-      </w:pPr>
-      <w:r>
-        <w:rPr>
-          <w:b w:val="0"/>
-        </w:rPr>
+        <w:pStyle w:val="ListBullet"/>
+      </w:pPr>
+      <w:r>
         <w:t>Attempt this case before feedback. Record any help. Earlier examples below are further practice; a case already practised with feedback cannot establish fresh transfer.</w:t>
       </w:r>
     </w:p>
@@ -553,59 +619,28 @@
         <w:pStyle w:val="Heading1"/>
       </w:pPr>
       <w:r>
-        <w:t>05. W1 Explain the mechanism</w:t>
-      </w:r>
-    </w:p>
-    <w:p>
-      <w:r>
-        <w:t>Explain the mechanism. Apply the supplied Incident investigation facts and keep your reasoning.</w:t>
-      </w:r>
-    </w:p>
-    <w:p>
-      <w:pPr>
-        <w:spacing w:line="336" w:lineRule="auto" w:after="180"/>
-      </w:pPr>
-      <w:r>
-        <w:rPr>
-          <w:b w:val="0"/>
-        </w:rPr>
-        <w:t xml:space="preserve">Explain the weekly </w:t>
-      </w:r>
-      <w:r>
-        <w:rPr>
-          <w:b/>
-        </w:rPr>
-        <w:t>mechanism</w:t>
-      </w:r>
-      <w:r>
-        <w:rPr>
-          <w:b w:val="0"/>
-        </w:rPr>
-        <w:t xml:space="preserve"> in your own words. Use the worked scenario to name its </w:t>
-      </w:r>
-      <w:r>
-        <w:rPr>
-          <w:b/>
-        </w:rPr>
-        <w:t>input</w:t>
-      </w:r>
-      <w:r>
-        <w:rPr>
-          <w:b w:val="0"/>
-        </w:rPr>
-        <w:t xml:space="preserve">, decision rule and </w:t>
-      </w:r>
-      <w:r>
-        <w:rPr>
-          <w:b/>
-        </w:rPr>
-        <w:t>output</w:t>
-      </w:r>
-      <w:r>
-        <w:rPr>
-          <w:b w:val="0"/>
-        </w:rPr>
-        <w:t>.</w:t>
+        <w:t>10. Project · Keep the service evidence</w:t>
+      </w:r>
+    </w:p>
+    <w:p>
+      <w:r>
+        <w:t>Preserve the contract, inputs, observed outcomes and limits.</w:t>
+      </w:r>
+    </w:p>
+    <w:p>
+      <w:pPr>
+        <w:pStyle w:val="Heading2"/>
+      </w:pPr>
+      <w:r>
+        <w:t>Complete task and evidence</w:t>
+      </w:r>
+    </w:p>
+    <w:p>
+      <w:pPr>
+        <w:pStyle w:val="ListBullet"/>
+      </w:pPr>
+      <w:r>
+        <w:t>Add a labelled incident investigation evidence sheet to Grounded Learning Service. Show how you can explain the mechanism and terminology of incident investigation. Use the supplied fictional case and keep its inputs, intermediate steps, calculation or prediction, and limitation. Connect this record to last week’s record; a matching answer without a trace is insufficient.</w:t>
       </w:r>
     </w:p>
     <w:p>
@@ -613,7 +648,7 @@
         <w:pStyle w:val="Heading3"/>
       </w:pPr>
       <w:r>
-        <w:t>My reasoning and evidence</w:t>
+        <w:t>My project change, supporting evidence and remaining limit</w:t>
       </w:r>
     </w:p>
     <w:p>
@@ -651,423 +686,20 @@
         <w:pStyle w:val="Heading1"/>
       </w:pPr>
       <w:r>
-        <w:t>06. W2 Trace the worked case</w:t>
-      </w:r>
-    </w:p>
-    <w:p>
-      <w:r>
-        <w:t>Trace the worked case. Apply the supplied Incident investigation facts and keep your reasoning.</w:t>
-      </w:r>
-    </w:p>
-    <w:p>
-      <w:pPr>
-        <w:spacing w:line="336" w:lineRule="auto" w:after="180"/>
-      </w:pPr>
-      <w:r>
-        <w:rPr>
-          <w:b w:val="0"/>
-        </w:rPr>
-        <w:t>At09:00 corpus updates; 09:05 stale cache response; 09:06 cache disabled. Team says model weights changed, but weight version is unchanged. Show the intermediate steps and give the conclusion with its scope.</w:t>
-      </w:r>
-    </w:p>
-    <w:p>
-      <w:pPr>
-        <w:pStyle w:val="Heading3"/>
-      </w:pPr>
-      <w:r>
-        <w:t>My reasoning and evidence</w:t>
-      </w:r>
-    </w:p>
-    <w:p>
-      <w:r>
-        <w:t>________________________________________________________________</w:t>
-      </w:r>
-    </w:p>
-    <w:p>
-      <w:r>
-        <w:t>________________________________________________________________</w:t>
-      </w:r>
-    </w:p>
-    <w:p>
-      <w:r>
-        <w:t>________________________________________________________________</w:t>
-      </w:r>
-    </w:p>
-    <w:p>
-      <w:r>
-        <w:t>________________________________________________________________</w:t>
-      </w:r>
-    </w:p>
-    <w:p>
-      <w:r>
-        <w:t>________________________________________________________________</w:t>
-      </w:r>
-    </w:p>
-    <w:p>
-      <w:r>
-        <w:t>________________________________________________________________</w:t>
-      </w:r>
-    </w:p>
-    <w:p>
-      <w:r>
-        <w:t>________________________________________________________________</w:t>
-      </w:r>
-    </w:p>
-    <w:p>
-      <w:pPr>
-        <w:pStyle w:val="Heading1"/>
-      </w:pPr>
-      <w:r>
-        <w:t>07. W3 Audit the limit</w:t>
-      </w:r>
-    </w:p>
-    <w:p>
-      <w:r>
-        <w:t>Audit the limit. Apply the supplied Incident investigation facts and keep your reasoning.</w:t>
-      </w:r>
-    </w:p>
-    <w:p>
-      <w:pPr>
-        <w:spacing w:line="336" w:lineRule="auto" w:after="180"/>
-      </w:pPr>
-      <w:r>
-        <w:rPr>
-          <w:b w:val="0"/>
-        </w:rPr>
-        <w:t>A report omits this qualification: A plausible narrative needs controlled or record-based confirmation and must preserve unknowns.</w:t>
-      </w:r>
-    </w:p>
-    <w:p>
-      <w:pPr>
-        <w:spacing w:line="336" w:lineRule="auto" w:after="180"/>
-      </w:pPr>
-      <w:r>
-        <w:rPr>
-          <w:b w:val="0"/>
-        </w:rPr>
-        <w:t>Explain how omitting it could change a reader's interpretation, and write an accurate replacement.</w:t>
-      </w:r>
-    </w:p>
-    <w:p>
-      <w:pPr>
-        <w:pStyle w:val="Heading3"/>
-      </w:pPr>
-      <w:r>
-        <w:t>My reasoning and evidence</w:t>
-      </w:r>
-    </w:p>
-    <w:p>
-      <w:r>
-        <w:t>________________________________________________________________</w:t>
-      </w:r>
-    </w:p>
-    <w:p>
-      <w:r>
-        <w:t>________________________________________________________________</w:t>
-      </w:r>
-    </w:p>
-    <w:p>
-      <w:r>
-        <w:t>________________________________________________________________</w:t>
-      </w:r>
-    </w:p>
-    <w:p>
-      <w:r>
-        <w:t>________________________________________________________________</w:t>
-      </w:r>
-    </w:p>
-    <w:p>
-      <w:r>
-        <w:t>________________________________________________________________</w:t>
-      </w:r>
-    </w:p>
-    <w:p>
-      <w:r>
-        <w:t>________________________________________________________________</w:t>
-      </w:r>
-    </w:p>
-    <w:p>
-      <w:pPr>
-        <w:pStyle w:val="Heading1"/>
-      </w:pPr>
-      <w:r>
-        <w:t>08. W4 Apply a new case independently</w:t>
-      </w:r>
-    </w:p>
-    <w:p>
-      <w:r>
-        <w:t>Attempt before feedback. If this repeats the selected independent case, reuse that first attempt; otherwise keep a separate record. Apply a new case independently. Apply the supplied Incident investigation facts and keep your reasoning.</w:t>
-      </w:r>
-    </w:p>
-    <w:p>
-      <w:pPr>
-        <w:spacing w:line="336" w:lineRule="auto" w:after="180"/>
-      </w:pPr>
-      <w:r>
-        <w:rPr>
-          <w:b w:val="0"/>
-        </w:rPr>
-        <w:t>10:00 permissions config changes; 10:03 restricted read; model version unchanged. Name a plausible cause and one test.</w:t>
-      </w:r>
-    </w:p>
-    <w:p>
-      <w:pPr>
-        <w:pStyle w:val="Heading3"/>
-      </w:pPr>
-      <w:r>
-        <w:t>My reasoning and evidence</w:t>
-      </w:r>
-    </w:p>
-    <w:p>
-      <w:r>
-        <w:t>________________________________________________________________</w:t>
-      </w:r>
-    </w:p>
-    <w:p>
-      <w:r>
-        <w:t>________________________________________________________________</w:t>
-      </w:r>
-    </w:p>
-    <w:p>
-      <w:r>
-        <w:t>________________________________________________________________</w:t>
-      </w:r>
-    </w:p>
-    <w:p>
-      <w:r>
-        <w:t>________________________________________________________________</w:t>
-      </w:r>
-    </w:p>
-    <w:p>
-      <w:r>
-        <w:t>________________________________________________________________</w:t>
-      </w:r>
-    </w:p>
-    <w:p>
-      <w:r>
-        <w:t>________________________________________________________________</w:t>
-      </w:r>
-    </w:p>
-    <w:p>
-      <w:r>
-        <w:t>________________________________________________________________</w:t>
-      </w:r>
-    </w:p>
-    <w:p>
-      <w:r>
-        <w:t>________________________________________________________________</w:t>
-      </w:r>
-    </w:p>
-    <w:p>
-      <w:pPr>
-        <w:pStyle w:val="Heading1"/>
-      </w:pPr>
-      <w:r>
-        <w:t>09. W5 Design a revealing follow-up</w:t>
-      </w:r>
-    </w:p>
-    <w:p>
-      <w:r>
-        <w:t>Design a revealing follow-up. Apply the supplied Incident investigation facts and keep your reasoning.</w:t>
-      </w:r>
-    </w:p>
-    <w:p>
-      <w:pPr>
-        <w:spacing w:line="336" w:lineRule="auto" w:after="180"/>
-      </w:pPr>
-      <w:r>
-        <w:rPr>
-          <w:b w:val="0"/>
-        </w:rPr>
-        <w:t>For the worked scenario, propose one additional case that could reveal a failure, describe its expected outcome before running it, and explain what would need to remain fixed for a fair comparison.</w:t>
-      </w:r>
-    </w:p>
-    <w:p>
-      <w:pPr>
-        <w:spacing w:line="336" w:lineRule="auto" w:after="180"/>
-      </w:pPr>
-      <w:r>
-        <w:rPr>
-          <w:b w:val="0"/>
-        </w:rPr>
-        <w:t>Do not reuse W4 as a new final test after receiving feedback.</w:t>
-      </w:r>
-    </w:p>
-    <w:p>
-      <w:pPr>
-        <w:pStyle w:val="Heading3"/>
-      </w:pPr>
-      <w:r>
-        <w:t>My reasoning and evidence</w:t>
-      </w:r>
-    </w:p>
-    <w:p>
-      <w:r>
-        <w:t>________________________________________________________________</w:t>
-      </w:r>
-    </w:p>
-    <w:p>
-      <w:r>
-        <w:t>________________________________________________________________</w:t>
-      </w:r>
-    </w:p>
-    <w:p>
-      <w:r>
-        <w:t>________________________________________________________________</w:t>
-      </w:r>
-    </w:p>
-    <w:p>
-      <w:r>
-        <w:t>________________________________________________________________</w:t>
-      </w:r>
-    </w:p>
-    <w:p>
-      <w:r>
-        <w:t>________________________________________________________________</w:t>
-      </w:r>
-    </w:p>
-    <w:p>
-      <w:r>
-        <w:t>________________________________________________________________</w:t>
-      </w:r>
-    </w:p>
-    <w:p>
-      <w:r>
-        <w:t>________________________________________________________________</w:t>
-      </w:r>
-    </w:p>
-    <w:p>
-      <w:pPr>
-        <w:pStyle w:val="Heading1"/>
-      </w:pPr>
-      <w:r>
-        <w:t>10. Project checkpoint and reflection</w:t>
-      </w:r>
-    </w:p>
-    <w:p>
-      <w:r>
-        <w:t>Connect Incident investigation to Grounded Learning Service, identify a limit and choose the next useful test.</w:t>
-      </w:r>
-    </w:p>
-    <w:p>
-      <w:pPr>
-        <w:spacing w:line="336" w:lineRule="auto" w:after="180"/>
-      </w:pPr>
-      <w:r>
-        <w:rPr>
-          <w:b w:val="0"/>
-        </w:rPr>
-        <w:t xml:space="preserve">Add a labelled incident investigation </w:t>
-      </w:r>
-      <w:r>
-        <w:rPr>
-          <w:b/>
-        </w:rPr>
-        <w:t>evidence</w:t>
-      </w:r>
-      <w:r>
-        <w:rPr>
-          <w:b w:val="0"/>
-        </w:rPr>
-        <w:t xml:space="preserve"> sheet to Grounded Learning Service. Show how you can explain the </w:t>
-      </w:r>
-      <w:r>
-        <w:rPr>
-          <w:b/>
-        </w:rPr>
-        <w:t>mechanism</w:t>
-      </w:r>
-      <w:r>
-        <w:rPr>
-          <w:b w:val="0"/>
-        </w:rPr>
-        <w:t xml:space="preserve"> and terminology of incident investigation.</w:t>
-      </w:r>
-    </w:p>
-    <w:p>
-      <w:pPr>
-        <w:spacing w:line="336" w:lineRule="auto" w:after="180"/>
-      </w:pPr>
-      <w:r>
-        <w:rPr>
-          <w:b w:val="0"/>
-        </w:rPr>
-        <w:t xml:space="preserve">Use the supplied fictional case and keep its </w:t>
-      </w:r>
-      <w:r>
-        <w:rPr>
-          <w:b/>
-        </w:rPr>
-        <w:t>input</w:t>
-      </w:r>
-      <w:r>
-        <w:rPr>
-          <w:b w:val="0"/>
-        </w:rPr>
-        <w:t xml:space="preserve">s, intermediate steps, calculation or </w:t>
-      </w:r>
-      <w:r>
-        <w:rPr>
-          <w:b/>
-        </w:rPr>
-        <w:t>prediction</w:t>
-      </w:r>
-      <w:r>
-        <w:rPr>
-          <w:b w:val="0"/>
-        </w:rPr>
-        <w:t>, and limitation. Connect this record to last week’s record; a matching answer without a trace is insufficient.</w:t>
-      </w:r>
-    </w:p>
-    <w:p>
-      <w:pPr>
-        <w:pStyle w:val="Heading3"/>
-      </w:pPr>
-      <w:r>
-        <w:t>My project change, supporting evidence and remaining limit</w:t>
-      </w:r>
-    </w:p>
-    <w:p>
-      <w:r>
-        <w:t>________________________________________________________________</w:t>
-      </w:r>
-    </w:p>
-    <w:p>
-      <w:r>
-        <w:t>________________________________________________________________</w:t>
-      </w:r>
-    </w:p>
-    <w:p>
-      <w:r>
-        <w:t>________________________________________________________________</w:t>
-      </w:r>
-    </w:p>
-    <w:p>
-      <w:r>
-        <w:t>________________________________________________________________</w:t>
-      </w:r>
-    </w:p>
-    <w:p>
-      <w:r>
-        <w:t>________________________________________________________________</w:t>
-      </w:r>
-    </w:p>
-    <w:p>
-      <w:r>
-        <w:t>________________________________________________________________</w:t>
-      </w:r>
-    </w:p>
-    <w:p>
-      <w:pPr>
-        <w:pStyle w:val="Heading1"/>
-      </w:pPr>
-      <w:r>
-        <w:t>11. Feedback, return check and learning record</w:t>
-      </w:r>
-    </w:p>
-    <w:p>
-      <w:r>
-        <w:t>Record the first repaired step and a different case to revisit after a delay.</w:t>
+        <w:t>11. Feedback · Repair and return</w:t>
+      </w:r>
+    </w:p>
+    <w:p>
+      <w:r>
+        <w:t>Keep this task’s inputs,rule and response together.</w:t>
+      </w:r>
+    </w:p>
+    <w:p>
+      <w:pPr>
+        <w:pStyle w:val="Heading2"/>
+      </w:pPr>
+      <w:r>
+        <w:t>Complete task and evidence</w:t>
       </w:r>
     </w:p>
     <w:tbl>
@@ -1208,12 +840,9 @@
     </w:tbl>
     <w:p>
       <w:pPr>
-        <w:spacing w:line="336" w:lineRule="auto" w:after="180"/>
-      </w:pPr>
-      <w:r>
-        <w:rPr>
-          <w:b w:val="0"/>
-        </w:rPr>
+        <w:pStyle w:val="ListBullet"/>
+      </w:pPr>
+      <w:r>
         <w:t>Revisit this idea with your teacher after a delay. Familiarity is different from explaining and using it on a changed case.</w:t>
       </w:r>
     </w:p>
@@ -1222,45 +851,321 @@
         <w:pStyle w:val="Heading1"/>
       </w:pPr>
       <w:r>
-        <w:t>12. Pictorial case practice: Incident investigation</w:t>
-      </w:r>
-    </w:p>
-    <w:p>
-      <w:r>
-        <w:t>An incident timeline. After a schedule update, a service gives an old classroom location. Explain the labelled step before checking the changed condition.</w:t>
-      </w:r>
-    </w:p>
-    <w:p>
-      <w:pPr>
-        <w:spacing w:line="336" w:lineRule="auto" w:after="180"/>
-      </w:pPr>
-      <w:r>
-        <w:rPr>
-          <w:b w:val="0"/>
-        </w:rPr>
-        <w:t xml:space="preserve">An </w:t>
-      </w:r>
-      <w:r>
-        <w:rPr>
-          <w:b/>
-        </w:rPr>
-        <w:t>incident timeline</w:t>
-      </w:r>
-      <w:r>
-        <w:rPr>
-          <w:b w:val="0"/>
-        </w:rPr>
-        <w:t>. After a schedule update, a service gives an old classroom location.</w:t>
-      </w:r>
-    </w:p>
-    <w:p>
-      <w:pPr>
-        <w:spacing w:line="336" w:lineRule="auto" w:after="180"/>
-      </w:pPr>
-      <w:r>
-        <w:rPr>
-          <w:b w:val="0"/>
-        </w:rPr>
+        <w:t>Reference bank and extra practice</w:t>
+      </w:r>
+    </w:p>
+    <w:p>
+      <w:pPr>
+        <w:pStyle w:val="Heading1"/>
+      </w:pPr>
+      <w:r>
+        <w:t>02. Reference · Supported W2 record</w:t>
+      </w:r>
+    </w:p>
+    <w:p>
+      <w:r>
+        <w:t>Keep this task’s inputs,rule and response together.</w:t>
+      </w:r>
+    </w:p>
+    <w:p>
+      <w:pPr>
+        <w:pStyle w:val="Heading2"/>
+      </w:pPr>
+      <w:r>
+        <w:t>Complete task and evidence</w:t>
+      </w:r>
+    </w:p>
+    <w:p>
+      <w:pPr>
+        <w:pStyle w:val="ListBullet"/>
+      </w:pPr>
+      <w:r>
+        <w:t>Use W2: Trace the worked case for Incident investigation. Record the answer once; the lesson and workbook refer to the same attempt.</w:t>
+      </w:r>
+    </w:p>
+    <w:tbl>
+      <w:tblPr>
+        <w:tblStyle w:val="LightShading-Accent1"/>
+        <w:tblW w:type="auto" w:w="0"/>
+        <w:tblLook w:firstColumn="1" w:firstRow="1" w:lastColumn="0" w:lastRow="0" w:noHBand="0" w:noVBand="1" w:val="04A0"/>
+      </w:tblPr>
+      <w:tblGrid>
+        <w:gridCol w:w="2556"/>
+        <w:gridCol w:w="2556"/>
+        <w:gridCol w:w="2556"/>
+        <w:gridCol w:w="2556"/>
+      </w:tblGrid>
+      <w:tr>
+        <w:trPr>
+          <w:tblHeader/>
+        </w:trPr>
+        <w:tc>
+          <w:tcPr>
+            <w:tcW w:type="dxa" w:w="2556"/>
+          </w:tcPr>
+          <w:p>
+            <w:r>
+              <w:t>Given inputs</w:t>
+            </w:r>
+          </w:p>
+        </w:tc>
+        <w:tc>
+          <w:tcPr>
+            <w:tcW w:type="dxa" w:w="2556"/>
+          </w:tcPr>
+          <w:p>
+            <w:r>
+              <w:t>Procedure I chose</w:t>
+            </w:r>
+          </w:p>
+        </w:tc>
+        <w:tc>
+          <w:tcPr>
+            <w:tcW w:type="dxa" w:w="2556"/>
+          </w:tcPr>
+          <w:p>
+            <w:r>
+              <w:t>Middle steps</w:t>
+            </w:r>
+          </w:p>
+        </w:tc>
+        <w:tc>
+          <w:tcPr>
+            <w:tcW w:type="dxa" w:w="2556"/>
+          </w:tcPr>
+          <w:p>
+            <w:r>
+              <w:t>Result and check</w:t>
+            </w:r>
+          </w:p>
+        </w:tc>
+      </w:tr>
+      <w:tr>
+        <w:tc>
+          <w:tcPr>
+            <w:tcW w:type="dxa" w:w="2556"/>
+          </w:tcPr>
+          <w:p>
+            <w:r/>
+          </w:p>
+        </w:tc>
+        <w:tc>
+          <w:tcPr>
+            <w:tcW w:type="dxa" w:w="2556"/>
+          </w:tcPr>
+          <w:p>
+            <w:r/>
+          </w:p>
+        </w:tc>
+        <w:tc>
+          <w:tcPr>
+            <w:tcW w:type="dxa" w:w="2556"/>
+          </w:tcPr>
+          <w:p>
+            <w:r/>
+          </w:p>
+        </w:tc>
+        <w:tc>
+          <w:tcPr>
+            <w:tcW w:type="dxa" w:w="2556"/>
+          </w:tcPr>
+          <w:p>
+            <w:r/>
+          </w:p>
+        </w:tc>
+      </w:tr>
+    </w:tbl>
+    <w:p>
+      <w:pPr>
+        <w:pStyle w:val="Heading3"/>
+      </w:pPr>
+      <w:r>
+        <w:t>The step I completed without help, and the hint I needed</w:t>
+      </w:r>
+    </w:p>
+    <w:p>
+      <w:r>
+        <w:t>________________________________________________________________</w:t>
+      </w:r>
+    </w:p>
+    <w:p>
+      <w:r>
+        <w:t>________________________________________________________________</w:t>
+      </w:r>
+    </w:p>
+    <w:p>
+      <w:r>
+        <w:t>________________________________________________________________</w:t>
+      </w:r>
+    </w:p>
+    <w:p>
+      <w:pPr>
+        <w:pStyle w:val="Heading1"/>
+      </w:pPr>
+      <w:r>
+        <w:t>03. Extra practice · Individual reasoning check</w:t>
+      </w:r>
+    </w:p>
+    <w:p>
+      <w:r>
+        <w:t>Keep this task’s inputs,rule and response together.</w:t>
+      </w:r>
+    </w:p>
+    <w:p>
+      <w:pPr>
+        <w:pStyle w:val="Heading2"/>
+      </w:pPr>
+      <w:r>
+        <w:t>Complete task and evidence</w:t>
+      </w:r>
+    </w:p>
+    <w:p>
+      <w:pPr>
+        <w:pStyle w:val="ListBullet"/>
+      </w:pPr>
+      <w:r>
+        <w:t>Use the worked case for Incident investigation. Proposed explanation: “The worked result establishes every future case”. Decide whether this explanation is supported. Point to the step or supplied fact that decides; explain your repair if needed.</w:t>
+      </w:r>
+    </w:p>
+    <w:p>
+      <w:pPr>
+        <w:pStyle w:val="Heading3"/>
+      </w:pPr>
+      <w:r>
+        <w:t>My explanation before partner discussion</w:t>
+      </w:r>
+    </w:p>
+    <w:p>
+      <w:r>
+        <w:t>________________________________________________________________</w:t>
+      </w:r>
+    </w:p>
+    <w:p>
+      <w:r>
+        <w:t>________________________________________________________________</w:t>
+      </w:r>
+    </w:p>
+    <w:p>
+      <w:r>
+        <w:t>________________________________________________________________</w:t>
+      </w:r>
+    </w:p>
+    <w:p>
+      <w:r>
+        <w:t>________________________________________________________________</w:t>
+      </w:r>
+    </w:p>
+    <w:p>
+      <w:pPr>
+        <w:pStyle w:val="Heading1"/>
+      </w:pPr>
+      <w:r>
+        <w:t>08. Reference · Earlier W4 response copy</w:t>
+      </w:r>
+    </w:p>
+    <w:p>
+      <w:r>
+        <w:t>Keep this task’s inputs,rule and response together.</w:t>
+      </w:r>
+    </w:p>
+    <w:p>
+      <w:pPr>
+        <w:pStyle w:val="Heading2"/>
+      </w:pPr>
+      <w:r>
+        <w:t>Complete task and evidence</w:t>
+      </w:r>
+    </w:p>
+    <w:p>
+      <w:pPr>
+        <w:pStyle w:val="ListBullet"/>
+      </w:pPr>
+      <w:r>
+        <w:t>10:00 permissions config changes; 10:03 restricted read; model version unchanged. Name a plausible cause and one test.</w:t>
+      </w:r>
+    </w:p>
+    <w:p>
+      <w:pPr>
+        <w:pStyle w:val="Heading3"/>
+      </w:pPr>
+      <w:r>
+        <w:t>My reasoning and evidence</w:t>
+      </w:r>
+    </w:p>
+    <w:p>
+      <w:r>
+        <w:t>________________________________________________________________</w:t>
+      </w:r>
+    </w:p>
+    <w:p>
+      <w:r>
+        <w:t>________________________________________________________________</w:t>
+      </w:r>
+    </w:p>
+    <w:p>
+      <w:r>
+        <w:t>________________________________________________________________</w:t>
+      </w:r>
+    </w:p>
+    <w:p>
+      <w:r>
+        <w:t>________________________________________________________________</w:t>
+      </w:r>
+    </w:p>
+    <w:p>
+      <w:r>
+        <w:t>________________________________________________________________</w:t>
+      </w:r>
+    </w:p>
+    <w:p>
+      <w:r>
+        <w:t>________________________________________________________________</w:t>
+      </w:r>
+    </w:p>
+    <w:p>
+      <w:r>
+        <w:t>________________________________________________________________</w:t>
+      </w:r>
+    </w:p>
+    <w:p>
+      <w:r>
+        <w:t>________________________________________________________________</w:t>
+      </w:r>
+    </w:p>
+    <w:p>
+      <w:pPr>
+        <w:pStyle w:val="Heading1"/>
+      </w:pPr>
+      <w:r>
+        <w:t>12. Extra practice · Pictured case</w:t>
+      </w:r>
+    </w:p>
+    <w:p>
+      <w:r>
+        <w:t>Keep this task’s inputs,rule and response together.</w:t>
+      </w:r>
+    </w:p>
+    <w:p>
+      <w:pPr>
+        <w:pStyle w:val="Heading2"/>
+      </w:pPr>
+      <w:r>
+        <w:t>Complete task and evidence</w:t>
+      </w:r>
+    </w:p>
+    <w:p>
+      <w:pPr>
+        <w:pStyle w:val="ListBullet"/>
+      </w:pPr>
+      <w:r>
+        <w:t>An incident timeline. After a schedule update, a service gives an old classroom location.</w:t>
+      </w:r>
+    </w:p>
+    <w:p>
+      <w:pPr>
+        <w:pStyle w:val="ListBullet"/>
+      </w:pPr>
+      <w:r>
         <w:t>14:00 version 6 publishes room D; 14:05 answer uses version 5 room C; 14:06 user reports mismatch.</w:t>
       </w:r>
     </w:p>
@@ -1302,26 +1207,10 @@
     </w:p>
     <w:p>
       <w:pPr>
-        <w:spacing w:line="336" w:lineRule="auto" w:after="180"/>
-        <w:shd w:fill="F5F1FB"/>
-      </w:pPr>
-      <w:r>
-        <w:rPr>
-          <w:b w:val="0"/>
-        </w:rPr>
-        <w:t xml:space="preserve">Order the three incident records and locate the old </w:t>
-      </w:r>
-      <w:r>
-        <w:rPr>
-          <w:b/>
-        </w:rPr>
-        <w:t>evidence</w:t>
-      </w:r>
-      <w:r>
-        <w:rPr>
-          <w:b w:val="0"/>
-        </w:rPr>
-        <w:t xml:space="preserve"> version. How does the investigation change if the trace instead retrieves version 6 but drafts room C?</w:t>
+        <w:pStyle w:val="ListBullet"/>
+      </w:pPr>
+      <w:r>
+        <w:t>Order the three incident records and locate the old evidence version. How does the investigation change if the trace instead retrieves version 6 but drafts room C?</w:t>
       </w:r>
     </w:p>
     <w:p>
@@ -1364,57 +1253,18 @@
     </w:p>
     <w:p>
       <w:pPr>
-        <w:pStyle w:val="Heading3"/>
-      </w:pPr>
-      <w:r>
-        <w:t>Record the help used</w:t>
-      </w:r>
-    </w:p>
-    <w:p>
-      <w:pPr>
-        <w:spacing w:line="336" w:lineRule="auto" w:after="180"/>
-        <w:shd w:fill="F1F6F8"/>
-      </w:pPr>
-      <w:r>
-        <w:rPr>
-          <w:b w:val="0"/>
-        </w:rPr>
-        <w:t xml:space="preserve">Support used: alone / hint / worked example. This record is practice </w:t>
-      </w:r>
-      <w:r>
-        <w:rPr>
-          <w:b/>
-        </w:rPr>
-        <w:t>evidence</w:t>
-      </w:r>
-      <w:r>
-        <w:rPr>
-          <w:b w:val="0"/>
-        </w:rPr>
-        <w:t>.</w:t>
-      </w:r>
-    </w:p>
-    <w:p>
-      <w:pPr>
-        <w:spacing w:line="336" w:lineRule="auto" w:after="180"/>
-      </w:pPr>
-      <w:r>
-        <w:rPr>
-          <w:b w:val="0"/>
-        </w:rPr>
-        <w:t xml:space="preserve">Project connection: For the Grounded Learning Service, retain an annotated trace and the changed-case result. Name the contract or </w:t>
-      </w:r>
-      <w:r>
-        <w:rPr>
-          <w:b/>
-        </w:rPr>
-        <w:t>evidence</w:t>
-      </w:r>
-      <w:r>
-        <w:rPr>
-          <w:b w:val="0"/>
-        </w:rPr>
-        <w:t xml:space="preserve"> that makes the deciding step valid, so another team can review it.</w:t>
+        <w:pStyle w:val="ListBullet"/>
+      </w:pPr>
+      <w:r>
+        <w:t>Support used: alone / hint / worked example. This record is practice evidence.</w:t>
+      </w:r>
+    </w:p>
+    <w:p>
+      <w:pPr>
+        <w:pStyle w:val="ListBullet"/>
+      </w:pPr>
+      <w:r>
+        <w:t>Project connection: For the Grounded Learning Service, retain an annotated trace and the changed-case result. Name the contract or evidence that makes the deciding step valid, so another team can review it.</w:t>
       </w:r>
     </w:p>
     <w:p>
@@ -1422,69 +1272,44 @@
         <w:pStyle w:val="Heading1"/>
       </w:pPr>
       <w:r>
-        <w:t>13. Project portfolio milestone</w:t>
-      </w:r>
-    </w:p>
-    <w:p>
-      <w:r>
-        <w:t>Keep this week’s input, deciding step, result and limit together in the Grounded Learning Service record.</w:t>
-      </w:r>
-    </w:p>
-    <w:p>
-      <w:pPr>
-        <w:spacing w:line="336" w:lineRule="auto" w:after="180"/>
-      </w:pPr>
-      <w:r>
-        <w:rPr>
-          <w:b w:val="0"/>
-        </w:rPr>
+        <w:t>13. Reference · Project milestone</w:t>
+      </w:r>
+    </w:p>
+    <w:p>
+      <w:r>
+        <w:t>Keep this task’s inputs,rule and response together.</w:t>
+      </w:r>
+    </w:p>
+    <w:p>
+      <w:pPr>
+        <w:pStyle w:val="Heading2"/>
+      </w:pPr>
+      <w:r>
+        <w:t>Complete task and evidence</w:t>
+      </w:r>
+    </w:p>
+    <w:p>
+      <w:pPr>
+        <w:pStyle w:val="ListBullet"/>
+      </w:pPr>
+      <w:r>
         <w:t>Project: Grounded Learning Service</w:t>
       </w:r>
     </w:p>
     <w:p>
       <w:pPr>
-        <w:spacing w:line="336" w:lineRule="auto" w:after="180"/>
-      </w:pPr>
-      <w:r>
-        <w:rPr>
-          <w:b w:val="0"/>
-        </w:rPr>
-        <w:t xml:space="preserve">Current milestone: Prepare the demonstration. Gather reproducible instructions, </w:t>
-      </w:r>
-      <w:r>
-        <w:rPr>
-          <w:b/>
-        </w:rPr>
-        <w:t>evidence</w:t>
-      </w:r>
-      <w:r>
-        <w:rPr>
-          <w:b w:val="0"/>
-        </w:rPr>
-        <w:t>, access checks and remaining limitations.</w:t>
-      </w:r>
-    </w:p>
-    <w:p>
-      <w:pPr>
-        <w:spacing w:line="336" w:lineRule="auto" w:after="180"/>
-      </w:pPr>
-      <w:r>
-        <w:rPr>
-          <w:b w:val="0"/>
-        </w:rPr>
-        <w:t xml:space="preserve">For the Grounded Learning Service, retain an annotated trace and the changed-case result. Name the contract or </w:t>
-      </w:r>
-      <w:r>
-        <w:rPr>
-          <w:b/>
-        </w:rPr>
-        <w:t>evidence</w:t>
-      </w:r>
-      <w:r>
-        <w:rPr>
-          <w:b w:val="0"/>
-        </w:rPr>
-        <w:t xml:space="preserve"> that makes the deciding step valid, so another team can review it.</w:t>
+        <w:pStyle w:val="ListBullet"/>
+      </w:pPr>
+      <w:r>
+        <w:t>Current milestone: Prepare the demonstration. Gather reproducible instructions, evidence, access checks and remaining limitations.</w:t>
+      </w:r>
+    </w:p>
+    <w:p>
+      <w:pPr>
+        <w:pStyle w:val="ListBullet"/>
+      </w:pPr>
+      <w:r>
+        <w:t>For the Grounded Learning Service, retain an annotated trace and the changed-case result. Name the contract or evidence that makes the deciding step valid, so another team can review it.</w:t>
       </w:r>
     </w:p>
     <w:tbl>
@@ -1641,12 +1466,450 @@
         <w:pStyle w:val="Heading1"/>
       </w:pPr>
       <w:r>
-        <w:t>14. Supported practice and learning evidence</w:t>
-      </w:r>
-    </w:p>
-    <w:p>
-      <w:r>
-        <w:t>Try the supported questions before comparing with hints and feedback. Record what you repaired and the evidence you retained.</w:t>
+        <w:t>14. Extra practice · Predict,check and repair</w:t>
+      </w:r>
+    </w:p>
+    <w:p>
+      <w:r>
+        <w:t>Keep supported feedback separate from the independent case.</w:t>
+      </w:r>
+    </w:p>
+    <w:p>
+      <w:pPr>
+        <w:pStyle w:val="Heading2"/>
+      </w:pPr>
+      <w:r>
+        <w:t>First supported question and optional hint</w:t>
+      </w:r>
+    </w:p>
+    <w:p>
+      <w:pPr>
+        <w:pStyle w:val="ListBullet"/>
+      </w:pPr>
+      <w:r>
+        <w:t>An incident timeline. After a schedule update, a service gives an old classroom location.</w:t>
+      </w:r>
+    </w:p>
+    <w:p>
+      <w:pPr>
+        <w:pStyle w:val="Heading3"/>
+      </w:pPr>
+      <w:r>
+        <w:t>Practice 1: explain the deciding evidence</w:t>
+      </w:r>
+    </w:p>
+    <w:p>
+      <w:pPr>
+        <w:pStyle w:val="ListBullet"/>
+      </w:pPr>
+      <w:r>
+        <w:t>Which labelled step matches this detail? Reproduce version selection with controlled fixtures before naming the exact bug.</w:t>
+      </w:r>
+    </w:p>
+    <w:p>
+      <w:pPr>
+        <w:pStyle w:val="ListBullet"/>
+      </w:pPr>
+      <w:r>
+        <w:t>1. Test explanation</w:t>
+      </w:r>
+    </w:p>
+    <w:p>
+      <w:pPr>
+        <w:pStyle w:val="ListBullet"/>
+      </w:pPr>
+      <w:r>
+        <w:t>2. Order events</w:t>
+      </w:r>
+    </w:p>
+    <w:p>
+      <w:pPr>
+        <w:pStyle w:val="ListBullet"/>
+      </w:pPr>
+      <w:r>
+        <w:t>3. Locate stale evidence</w:t>
+      </w:r>
+    </w:p>
+    <w:p>
+      <w:pPr>
+        <w:pStyle w:val="Heading3"/>
+      </w:pPr>
+      <w:r>
+        <w:t>My selected conclusion, deciding fact and explanation</w:t>
+      </w:r>
+    </w:p>
+    <w:p>
+      <w:r>
+        <w:t>________________________________________________________________</w:t>
+      </w:r>
+    </w:p>
+    <w:p>
+      <w:r>
+        <w:t>________________________________________________________________</w:t>
+      </w:r>
+    </w:p>
+    <w:p>
+      <w:r>
+        <w:t>________________________________________________________________</w:t>
+      </w:r>
+    </w:p>
+    <w:p>
+      <w:r>
+        <w:t>________________________________________________________________</w:t>
+      </w:r>
+    </w:p>
+    <w:p>
+      <w:r>
+        <w:t>________________________________________________________________</w:t>
+      </w:r>
+    </w:p>
+    <w:p>
+      <w:pPr>
+        <w:pStyle w:val="ListBullet"/>
+      </w:pPr>
+      <w:r>
+        <w:t>Hint if needed: Read the steps in the pictorial case. Match the supplied detail to the stage that performs or records it.</w:t>
+      </w:r>
+    </w:p>
+    <w:p>
+      <w:pPr>
+        <w:pStyle w:val="Heading2"/>
+      </w:pPr>
+      <w:r>
+        <w:t>Check after the first attempt · reference / check after trying</w:t>
+      </w:r>
+    </w:p>
+    <w:p>
+      <w:pPr>
+        <w:spacing w:line="336" w:lineRule="auto" w:after="180"/>
+      </w:pPr>
+      <w:r>
+        <w:rPr>
+          <w:b w:val="0"/>
+        </w:rPr>
+        <w:t>After your attempt, compare with the supported explanation: Test explanation Reproduce version selection with controlled fixtures before naming the exact bug. A timeline separates observed events from a proposed cause.</w:t>
+      </w:r>
+    </w:p>
+    <w:p>
+      <w:pPr>
+        <w:spacing w:line="336" w:lineRule="auto" w:after="180"/>
+      </w:pPr>
+      <w:r>
+        <w:rPr>
+          <w:b/>
+        </w:rPr>
+        <w:t>Evidence</w:t>
+      </w:r>
+      <w:r>
+        <w:rPr>
+          <w:b w:val="0"/>
+        </w:rPr>
+        <w:t xml:space="preserve"> can locate a mismatch without yet explaining why it happened.</w:t>
+      </w:r>
+    </w:p>
+    <w:p>
+      <w:pPr>
+        <w:pStyle w:val="Heading2"/>
+      </w:pPr>
+      <w:r>
+        <w:t>Changed-case question and optional hint</w:t>
+      </w:r>
+    </w:p>
+    <w:p>
+      <w:pPr>
+        <w:pStyle w:val="Heading3"/>
+      </w:pPr>
+      <w:r>
+        <w:t>Practice 2: explain the deciding evidence</w:t>
+      </w:r>
+    </w:p>
+    <w:p>
+      <w:pPr>
+        <w:pStyle w:val="ListBullet"/>
+      </w:pPr>
+      <w:r>
+        <w:t>Changed-case practice: Trace instead shows version 6 retrieved and room C drafted. Which conclusion is supported by the supplied facts?</w:t>
+      </w:r>
+    </w:p>
+    <w:p>
+      <w:pPr>
+        <w:pStyle w:val="ListBullet"/>
+      </w:pPr>
+      <w:r>
+        <w:t>1. This one example guarantees correct results for every future input.</w:t>
+      </w:r>
+    </w:p>
+    <w:p>
+      <w:pPr>
+        <w:pStyle w:val="ListBullet"/>
+      </w:pPr>
+      <w:r>
+        <w:t>2. Investigate drafting or validation before blaming caching.</w:t>
+      </w:r>
+    </w:p>
+    <w:p>
+      <w:pPr>
+        <w:pStyle w:val="ListBullet"/>
+      </w:pPr>
+      <w:r>
+        <w:t>3. We can decide the result without examining the changed input or the procedure.</w:t>
+      </w:r>
+    </w:p>
+    <w:p>
+      <w:pPr>
+        <w:pStyle w:val="Heading3"/>
+      </w:pPr>
+      <w:r>
+        <w:t>My selected conclusion, deciding fact and explanation</w:t>
+      </w:r>
+    </w:p>
+    <w:p>
+      <w:r>
+        <w:t>________________________________________________________________</w:t>
+      </w:r>
+    </w:p>
+    <w:p>
+      <w:r>
+        <w:t>________________________________________________________________</w:t>
+      </w:r>
+    </w:p>
+    <w:p>
+      <w:r>
+        <w:t>________________________________________________________________</w:t>
+      </w:r>
+    </w:p>
+    <w:p>
+      <w:r>
+        <w:t>________________________________________________________________</w:t>
+      </w:r>
+    </w:p>
+    <w:p>
+      <w:r>
+        <w:t>________________________________________________________________</w:t>
+      </w:r>
+    </w:p>
+    <w:p>
+      <w:pPr>
+        <w:pStyle w:val="ListBullet"/>
+      </w:pPr>
+      <w:r>
+        <w:t>Hint if needed: Use the changed condition and the deciding step in the pictorial trace. The answer must say what follows from those facts.</w:t>
+      </w:r>
+    </w:p>
+    <w:p>
+      <w:pPr>
+        <w:pStyle w:val="Heading2"/>
+      </w:pPr>
+      <w:r>
+        <w:t>Check after the changed attempt · reference / check after trying</w:t>
+      </w:r>
+    </w:p>
+    <w:p>
+      <w:pPr>
+        <w:spacing w:line="336" w:lineRule="auto" w:after="180"/>
+      </w:pPr>
+      <w:r>
+        <w:rPr>
+          <w:b w:val="0"/>
+        </w:rPr>
+        <w:t>After your attempt, compare with the supported explanation: Investigate drafting or validation before blaming caching. The mismatch now appears after retrieval.</w:t>
+      </w:r>
+    </w:p>
+    <w:p>
+      <w:pPr>
+        <w:pStyle w:val="Heading2"/>
+      </w:pPr>
+      <w:r>
+        <w:t>Repair and retain the record</w:t>
+      </w:r>
+    </w:p>
+    <w:p>
+      <w:pPr>
+        <w:spacing w:line="336" w:lineRule="auto" w:after="180"/>
+      </w:pPr>
+      <w:r>
+        <w:rPr>
+          <w:b w:val="0"/>
+        </w:rPr>
+        <w:t xml:space="preserve">Review Monitoring quality drift (ai-6/25). Goal: Explain the </w:t>
+      </w:r>
+      <w:r>
+        <w:rPr>
+          <w:b/>
+        </w:rPr>
+        <w:t>mechanism</w:t>
+      </w:r>
+      <w:r>
+        <w:rPr>
+          <w:b w:val="0"/>
+        </w:rPr>
+        <w:t xml:space="preserve"> and terminology of monitoring quality drift. Short practice: Compute both clear and ambiguous slice rates for A and B.</w:t>
+      </w:r>
+    </w:p>
+    <w:p>
+      <w:pPr>
+        <w:spacing w:line="336" w:lineRule="auto" w:after="180"/>
+      </w:pPr>
+      <w:r>
+        <w:rPr>
+          <w:b w:val="0"/>
+        </w:rPr>
+        <w:t>Which slice weakens, and how should that slice be reported when no ambiguous questions are observed?. Return to this week and explain what you changed.</w:t>
+      </w:r>
+    </w:p>
+    <w:p>
+      <w:pPr>
+        <w:spacing w:line="336" w:lineRule="auto" w:after="180"/>
+      </w:pPr>
+      <w:r>
+        <w:rPr>
+          <w:b w:val="0"/>
+        </w:rPr>
+        <w:t xml:space="preserve">Review Deployment environments (ai-6/23). Goal: Explain the </w:t>
+      </w:r>
+      <w:r>
+        <w:rPr>
+          <w:b/>
+        </w:rPr>
+        <w:t>mechanism</w:t>
+      </w:r>
+      <w:r>
+        <w:rPr>
+          <w:b w:val="0"/>
+        </w:rPr>
+        <w:t xml:space="preserve"> and terminology of deployment environments. Short practice: Identify the staging data and credential boundary.</w:t>
+      </w:r>
+    </w:p>
+    <w:p>
+      <w:pPr>
+        <w:spacing w:line="336" w:lineRule="auto" w:after="180"/>
+      </w:pPr>
+      <w:r>
+        <w:rPr>
+          <w:b w:val="0"/>
+        </w:rPr>
+        <w:t xml:space="preserve">Why must the rehearsal stop if its credential reaches production even though the </w:t>
+      </w:r>
+      <w:r>
+        <w:rPr>
+          <w:b/>
+        </w:rPr>
+        <w:t>process</w:t>
+      </w:r>
+      <w:r>
+        <w:rPr>
+          <w:b w:val="0"/>
+        </w:rPr>
+        <w:t xml:space="preserve"> is labelled staging?. Return to this week and explain what you changed.</w:t>
+      </w:r>
+    </w:p>
+    <w:p>
+      <w:pPr>
+        <w:spacing w:line="336" w:lineRule="auto" w:after="180"/>
+      </w:pPr>
+      <w:r>
+        <w:rPr>
+          <w:b w:val="0"/>
+        </w:rPr>
+        <w:t xml:space="preserve">Review Data retention and deletion (ai-6/20). Goal: Explain the </w:t>
+      </w:r>
+      <w:r>
+        <w:rPr>
+          <w:b/>
+        </w:rPr>
+        <w:t>mechanism</w:t>
+      </w:r>
+      <w:r>
+        <w:rPr>
+          <w:b w:val="0"/>
+        </w:rPr>
+        <w:t xml:space="preserve"> and terminology of data retention and deletion. Short practice: Apply the seven-day boundary to T1 and T2.</w:t>
+      </w:r>
+    </w:p>
+    <w:p>
+      <w:pPr>
+        <w:spacing w:line="336" w:lineRule="auto" w:after="180"/>
+      </w:pPr>
+      <w:r>
+        <w:rPr>
+          <w:b w:val="0"/>
+        </w:rPr>
+        <w:t>How many T2 locations need verification, and may deletion be called complete if its backup remains?. Return to this week and explain what you changed.</w:t>
+      </w:r>
+    </w:p>
+    <w:p>
+      <w:pPr>
+        <w:spacing w:line="336" w:lineRule="auto" w:after="180"/>
+      </w:pPr>
+      <w:r>
+        <w:rPr>
+          <w:b w:val="0"/>
+        </w:rPr>
+        <w:t xml:space="preserve">Use Download completed work in the hosted lesson to export your answers, reflections, practice feedback and code-run </w:t>
+      </w:r>
+      <w:r>
+        <w:rPr>
+          <w:b/>
+        </w:rPr>
+        <w:t>evidence</w:t>
+      </w:r>
+      <w:r>
+        <w:rPr>
+          <w:b w:val="0"/>
+        </w:rPr>
+        <w:t>. Open the HTML copy to read or print it.</w:t>
+      </w:r>
+    </w:p>
+    <w:p>
+      <w:pPr>
+        <w:spacing w:line="336" w:lineRule="auto" w:after="180"/>
+      </w:pPr>
+      <w:r>
+        <w:rPr>
+          <w:b w:val="0"/>
+        </w:rPr>
+        <w:t>Drafts stay in this browser when storage is available; clear drafts on a shared device.</w:t>
+      </w:r>
+    </w:p>
+    <w:p>
+      <w:pPr>
+        <w:pStyle w:val="Heading3"/>
+      </w:pPr>
+      <w:r>
+        <w:t>What I repaired, the evidence I kept and the next test</w:t>
+      </w:r>
+    </w:p>
+    <w:p>
+      <w:r>
+        <w:t>________________________________________________________________</w:t>
+      </w:r>
+    </w:p>
+    <w:p>
+      <w:r>
+        <w:t>________________________________________________________________</w:t>
+      </w:r>
+    </w:p>
+    <w:p>
+      <w:r>
+        <w:t>________________________________________________________________</w:t>
+      </w:r>
+    </w:p>
+    <w:p>
+      <w:r>
+        <w:t>________________________________________________________________</w:t>
+      </w:r>
+    </w:p>
+    <w:p>
+      <w:r>
+        <w:t>________________________________________________________________</w:t>
+      </w:r>
+    </w:p>
+    <w:p>
+      <w:pPr>
+        <w:pStyle w:val="Heading2"/>
+      </w:pPr>
+      <w:r>
+        <w:t>Earlier wording, alternatives and picture transcripts · reference / check after trying</w:t>
       </w:r>
     </w:p>
     <w:p>
@@ -1662,86 +1925,10 @@
     </w:p>
     <w:p>
       <w:pPr>
-        <w:spacing w:line="336" w:lineRule="auto" w:after="180"/>
-      </w:pPr>
-      <w:r>
-        <w:rPr>
-          <w:b w:val="0"/>
-        </w:rPr>
-        <w:t xml:space="preserve">An </w:t>
-      </w:r>
-      <w:r>
-        <w:rPr>
-          <w:b/>
-        </w:rPr>
-        <w:t>incident timeline</w:t>
-      </w:r>
-      <w:r>
-        <w:rPr>
-          <w:b w:val="0"/>
-        </w:rPr>
-        <w:t>. After a schedule update, a service gives an old classroom location.</w:t>
-      </w:r>
-    </w:p>
-    <w:p>
-      <w:pPr>
         <w:pStyle w:val="Heading3"/>
       </w:pPr>
       <w:r>
-        <w:t>Practice 1: explain the deciding evidence</w:t>
-      </w:r>
-    </w:p>
-    <w:p>
-      <w:pPr>
-        <w:spacing w:line="336" w:lineRule="auto" w:after="180"/>
-      </w:pPr>
-      <w:r>
-        <w:rPr>
-          <w:b w:val="0"/>
-        </w:rPr>
-        <w:t>Which labelled step matches this detail? Reproduce version selection with controlled fixtures before naming the exact bug.</w:t>
-      </w:r>
-    </w:p>
-    <w:p>
-      <w:pPr>
-        <w:spacing w:line="336" w:lineRule="auto" w:after="180"/>
-        <w:shd w:fill="F4F9FC"/>
-      </w:pPr>
-      <w:r>
-        <w:rPr>
-          <w:b w:val="0"/>
-        </w:rPr>
-        <w:t>1. Test explanation</w:t>
-      </w:r>
-    </w:p>
-    <w:p>
-      <w:pPr>
-        <w:spacing w:line="336" w:lineRule="auto" w:after="180"/>
-        <w:shd w:fill="F4F9FC"/>
-      </w:pPr>
-      <w:r>
-        <w:rPr>
-          <w:b w:val="0"/>
-        </w:rPr>
-        <w:t>2. Order events</w:t>
-      </w:r>
-    </w:p>
-    <w:p>
-      <w:pPr>
-        <w:spacing w:line="336" w:lineRule="auto" w:after="180"/>
-        <w:shd w:fill="F4F9FC"/>
-      </w:pPr>
-      <w:r>
-        <w:rPr>
-          <w:b w:val="0"/>
-        </w:rPr>
-        <w:t xml:space="preserve">3. Locate stale </w:t>
-      </w:r>
-      <w:r>
-        <w:rPr>
-          <w:b/>
-        </w:rPr>
-        <w:t>evidence</w:t>
+        <w:t>Repair a missing building block</w:t>
       </w:r>
     </w:p>
     <w:p>
@@ -1749,466 +1936,25 @@
         <w:pStyle w:val="Heading3"/>
       </w:pPr>
       <w:r>
-        <w:t>My selected conclusion, deciding fact and explanation</w:t>
-      </w:r>
-    </w:p>
-    <w:p>
-      <w:r>
-        <w:t>________________________________________________________________</w:t>
-      </w:r>
-    </w:p>
-    <w:p>
-      <w:r>
-        <w:t>________________________________________________________________</w:t>
-      </w:r>
-    </w:p>
-    <w:p>
-      <w:r>
-        <w:t>________________________________________________________________</w:t>
-      </w:r>
-    </w:p>
-    <w:p>
-      <w:r>
-        <w:t>________________________________________________________________</w:t>
-      </w:r>
-    </w:p>
-    <w:p>
-      <w:r>
-        <w:t>________________________________________________________________</w:t>
-      </w:r>
-    </w:p>
-    <w:p>
-      <w:pPr>
-        <w:pStyle w:val="Heading3"/>
-      </w:pPr>
-      <w:r>
-        <w:t>Hint · try first</w:t>
-      </w:r>
-    </w:p>
-    <w:p>
-      <w:pPr>
-        <w:spacing w:line="336" w:lineRule="auto" w:after="180"/>
-        <w:shd w:fill="F1F6F8"/>
-      </w:pPr>
-      <w:r>
-        <w:rPr>
-          <w:b w:val="0"/>
-        </w:rPr>
-        <w:t>Hint if needed: Read the steps in the pictorial case. Match the supplied detail to the stage that performs or records it.</w:t>
-      </w:r>
-    </w:p>
-    <w:p>
-      <w:pPr>
-        <w:pStyle w:val="Heading3"/>
-      </w:pPr>
-      <w:r>
-        <w:t>Feedback · compare after trying</w:t>
-      </w:r>
-    </w:p>
-    <w:p>
-      <w:pPr>
-        <w:spacing w:line="336" w:lineRule="auto" w:after="180"/>
-        <w:shd w:fill="F1F6FC"/>
-      </w:pPr>
-      <w:r>
-        <w:rPr>
-          <w:b w:val="0"/>
-        </w:rPr>
-        <w:t>After your attempt, compare with the supported explanation: Test explanation Reproduce version selection with controlled fixtures before naming the exact bug. A timeline separates observed events from a proposed cause.</w:t>
-      </w:r>
-    </w:p>
-    <w:p>
-      <w:pPr>
-        <w:spacing w:line="336" w:lineRule="auto" w:after="180"/>
-        <w:shd w:fill="F1F6FC"/>
-      </w:pPr>
-      <w:r>
-        <w:rPr>
-          <w:b/>
-        </w:rPr>
-        <w:t>Evidence</w:t>
-      </w:r>
-      <w:r>
-        <w:rPr>
-          <w:b w:val="0"/>
-        </w:rPr>
-        <w:t xml:space="preserve"> can locate a mismatch without yet explaining why it happened.</w:t>
-      </w:r>
-    </w:p>
-    <w:p>
-      <w:pPr>
-        <w:pStyle w:val="Heading3"/>
-      </w:pPr>
-      <w:r>
-        <w:t>Practice 2: explain the deciding evidence</w:t>
-      </w:r>
-    </w:p>
-    <w:p>
-      <w:pPr>
-        <w:pStyle w:val="Heading3"/>
-      </w:pPr>
-      <w:r>
-        <w:t>Changed case · predict first</w:t>
-      </w:r>
-    </w:p>
-    <w:p>
-      <w:pPr>
-        <w:spacing w:line="336" w:lineRule="auto" w:after="180"/>
-        <w:shd w:fill="F5F1FB"/>
-      </w:pPr>
-      <w:r>
-        <w:rPr>
-          <w:b w:val="0"/>
-        </w:rPr>
-        <w:t>Changed-case practice: Trace instead shows version 6 retrieved and room C drafted. Which conclusion is supported by the supplied facts?</w:t>
-      </w:r>
-    </w:p>
-    <w:p>
-      <w:pPr>
-        <w:spacing w:line="336" w:lineRule="auto" w:after="180"/>
-        <w:shd w:fill="F4F9FC"/>
-      </w:pPr>
-      <w:r>
-        <w:rPr>
-          <w:b w:val="0"/>
-        </w:rPr>
-        <w:t xml:space="preserve">1. This one example guarantees correct results for every future </w:t>
-      </w:r>
-      <w:r>
-        <w:rPr>
-          <w:b/>
-        </w:rPr>
-        <w:t>input</w:t>
-      </w:r>
-      <w:r>
-        <w:rPr>
-          <w:b w:val="0"/>
-        </w:rPr>
-        <w:t>.</w:t>
-      </w:r>
-    </w:p>
-    <w:p>
-      <w:pPr>
-        <w:spacing w:line="336" w:lineRule="auto" w:after="180"/>
-        <w:shd w:fill="F4F9FC"/>
-      </w:pPr>
-      <w:r>
-        <w:rPr>
-          <w:b w:val="0"/>
-        </w:rPr>
-        <w:t>2. Investigate drafting or validation before blaming caching.</w:t>
-      </w:r>
-    </w:p>
-    <w:p>
-      <w:pPr>
-        <w:spacing w:line="336" w:lineRule="auto" w:after="180"/>
-        <w:shd w:fill="F4F9FC"/>
-      </w:pPr>
-      <w:r>
-        <w:rPr>
-          <w:b w:val="0"/>
-        </w:rPr>
-        <w:t xml:space="preserve">3. We can decide the result without examining the changed </w:t>
-      </w:r>
-      <w:r>
-        <w:rPr>
-          <w:b/>
-        </w:rPr>
-        <w:t>input</w:t>
-      </w:r>
-      <w:r>
-        <w:rPr>
-          <w:b w:val="0"/>
-        </w:rPr>
-        <w:t xml:space="preserve"> or the procedure.</w:t>
-      </w:r>
-    </w:p>
-    <w:p>
-      <w:pPr>
-        <w:pStyle w:val="Heading3"/>
-      </w:pPr>
-      <w:r>
-        <w:t>My selected conclusion, deciding fact and explanation</w:t>
-      </w:r>
-    </w:p>
-    <w:p>
-      <w:r>
-        <w:t>________________________________________________________________</w:t>
-      </w:r>
-    </w:p>
-    <w:p>
-      <w:r>
-        <w:t>________________________________________________________________</w:t>
-      </w:r>
-    </w:p>
-    <w:p>
-      <w:r>
-        <w:t>________________________________________________________________</w:t>
-      </w:r>
-    </w:p>
-    <w:p>
-      <w:r>
-        <w:t>________________________________________________________________</w:t>
-      </w:r>
-    </w:p>
-    <w:p>
-      <w:r>
-        <w:t>________________________________________________________________</w:t>
-      </w:r>
-    </w:p>
-    <w:p>
-      <w:pPr>
-        <w:pStyle w:val="Heading3"/>
-      </w:pPr>
-      <w:r>
-        <w:t>Hint · try first</w:t>
-      </w:r>
-    </w:p>
-    <w:p>
-      <w:pPr>
-        <w:spacing w:line="336" w:lineRule="auto" w:after="180"/>
-        <w:shd w:fill="F1F6F8"/>
-      </w:pPr>
-      <w:r>
-        <w:rPr>
-          <w:b w:val="0"/>
-        </w:rPr>
-        <w:t>Hint if needed: Use the changed condition and the deciding step in the pictorial trace. The answer must say what follows from those facts.</w:t>
-      </w:r>
-    </w:p>
-    <w:p>
-      <w:pPr>
-        <w:pStyle w:val="Heading3"/>
-      </w:pPr>
-      <w:r>
-        <w:t>Feedback · compare after trying</w:t>
-      </w:r>
-    </w:p>
-    <w:p>
-      <w:pPr>
-        <w:spacing w:line="336" w:lineRule="auto" w:after="180"/>
-        <w:shd w:fill="F1F6FC"/>
-      </w:pPr>
-      <w:r>
-        <w:rPr>
-          <w:b w:val="0"/>
-        </w:rPr>
-        <w:t>After your attempt, compare with the supported explanation: Investigate drafting or validation before blaming caching. The mismatch now appears after retrieval.</w:t>
-      </w:r>
-    </w:p>
-    <w:p>
-      <w:pPr>
-        <w:pStyle w:val="Heading3"/>
-      </w:pPr>
-      <w:r>
-        <w:t>Repair a missing building block</w:t>
-      </w:r>
-    </w:p>
-    <w:p>
-      <w:pPr>
-        <w:spacing w:line="336" w:lineRule="auto" w:after="180"/>
-      </w:pPr>
-      <w:r>
-        <w:rPr>
-          <w:b w:val="0"/>
-        </w:rPr>
-        <w:t xml:space="preserve">Review Monitoring quality drift (ai-6/25). Goal: Explain the </w:t>
-      </w:r>
-      <w:r>
-        <w:rPr>
-          <w:b/>
-        </w:rPr>
-        <w:t>mechanism</w:t>
-      </w:r>
-      <w:r>
-        <w:rPr>
-          <w:b w:val="0"/>
-        </w:rPr>
-        <w:t xml:space="preserve"> and terminology of monitoring quality drift. Short practice: Compute both clear and ambiguous slice rates for A and B.</w:t>
-      </w:r>
-    </w:p>
-    <w:p>
-      <w:pPr>
-        <w:spacing w:line="336" w:lineRule="auto" w:after="180"/>
-      </w:pPr>
-      <w:r>
-        <w:rPr>
-          <w:b w:val="0"/>
-        </w:rPr>
-        <w:t>Which slice weakens, and how should that slice be reported when no ambiguous questions are observed?. Return to this week and explain what you changed.</w:t>
-      </w:r>
-    </w:p>
-    <w:p>
-      <w:pPr>
-        <w:spacing w:line="336" w:lineRule="auto" w:after="180"/>
-      </w:pPr>
-      <w:r>
-        <w:rPr>
-          <w:b w:val="0"/>
-        </w:rPr>
-        <w:t xml:space="preserve">Review Deployment environments (ai-6/23). Goal: Explain the </w:t>
-      </w:r>
-      <w:r>
-        <w:rPr>
-          <w:b/>
-        </w:rPr>
-        <w:t>mechanism</w:t>
-      </w:r>
-      <w:r>
-        <w:rPr>
-          <w:b w:val="0"/>
-        </w:rPr>
-        <w:t xml:space="preserve"> and terminology of deployment environments. Short practice: Identify the staging data and credential boundary.</w:t>
-      </w:r>
-    </w:p>
-    <w:p>
-      <w:pPr>
-        <w:spacing w:line="336" w:lineRule="auto" w:after="180"/>
-      </w:pPr>
-      <w:r>
-        <w:rPr>
-          <w:b w:val="0"/>
-        </w:rPr>
-        <w:t xml:space="preserve">Why must the rehearsal stop if its credential reaches production even though the </w:t>
-      </w:r>
-      <w:r>
-        <w:rPr>
-          <w:b/>
-        </w:rPr>
-        <w:t>process</w:t>
-      </w:r>
-      <w:r>
-        <w:rPr>
-          <w:b w:val="0"/>
-        </w:rPr>
-        <w:t xml:space="preserve"> is labelled staging?. Return to this week and explain what you changed.</w:t>
-      </w:r>
-    </w:p>
-    <w:p>
-      <w:pPr>
-        <w:spacing w:line="336" w:lineRule="auto" w:after="180"/>
-      </w:pPr>
-      <w:r>
-        <w:rPr>
-          <w:b w:val="0"/>
-        </w:rPr>
-        <w:t xml:space="preserve">Review Data retention and deletion (ai-6/20). Goal: Explain the </w:t>
-      </w:r>
-      <w:r>
-        <w:rPr>
-          <w:b/>
-        </w:rPr>
-        <w:t>mechanism</w:t>
-      </w:r>
-      <w:r>
-        <w:rPr>
-          <w:b w:val="0"/>
-        </w:rPr>
-        <w:t xml:space="preserve"> and terminology of data retention and deletion. Short practice: Apply the seven-day boundary to T1 and T2.</w:t>
-      </w:r>
-    </w:p>
-    <w:p>
-      <w:pPr>
-        <w:spacing w:line="336" w:lineRule="auto" w:after="180"/>
-      </w:pPr>
-      <w:r>
-        <w:rPr>
-          <w:b w:val="0"/>
-        </w:rPr>
-        <w:t>How many T2 locations need verification, and may deletion be called complete if its backup remains?. Return to this week and explain what you changed.</w:t>
-      </w:r>
-    </w:p>
-    <w:p>
-      <w:pPr>
-        <w:pStyle w:val="Heading3"/>
-      </w:pPr>
-      <w:r>
         <w:t>Keep your completed work</w:t>
       </w:r>
     </w:p>
     <w:p>
       <w:pPr>
-        <w:spacing w:line="336" w:lineRule="auto" w:after="180"/>
-      </w:pPr>
-      <w:r>
-        <w:rPr>
-          <w:b w:val="0"/>
-        </w:rPr>
-        <w:t xml:space="preserve">Use Download completed work in the hosted lesson to export your answers, reflections, practice feedback and code-run </w:t>
-      </w:r>
-      <w:r>
-        <w:rPr>
-          <w:b/>
-        </w:rPr>
-        <w:t>evidence</w:t>
-      </w:r>
-      <w:r>
-        <w:rPr>
-          <w:b w:val="0"/>
-        </w:rPr>
-        <w:t>. Open the HTML copy to read or print it.</w:t>
-      </w:r>
-    </w:p>
-    <w:p>
-      <w:pPr>
-        <w:spacing w:line="336" w:lineRule="auto" w:after="180"/>
-      </w:pPr>
-      <w:r>
-        <w:rPr>
-          <w:b w:val="0"/>
-        </w:rPr>
-        <w:t>Drafts stay in this browser when storage is available; clear drafts on a shared device.</w:t>
-      </w:r>
-    </w:p>
-    <w:p>
-      <w:pPr>
-        <w:pStyle w:val="Heading3"/>
-      </w:pPr>
-      <w:r>
-        <w:t>What I repaired, the evidence I kept and the next test</w:t>
-      </w:r>
-    </w:p>
-    <w:p>
-      <w:r>
-        <w:t>________________________________________________________________</w:t>
-      </w:r>
-    </w:p>
-    <w:p>
-      <w:r>
-        <w:t>________________________________________________________________</w:t>
-      </w:r>
-    </w:p>
-    <w:p>
-      <w:r>
-        <w:t>________________________________________________________________</w:t>
-      </w:r>
-    </w:p>
-    <w:p>
-      <w:r>
-        <w:t>________________________________________________________________</w:t>
-      </w:r>
-    </w:p>
-    <w:p>
-      <w:r>
-        <w:t>________________________________________________________________</w:t>
-      </w:r>
-    </w:p>
-    <w:p>
-      <w:pPr>
         <w:pStyle w:val="Heading1"/>
       </w:pPr>
       <w:r>
-        <w:t>15. Visual concept journey</w:t>
-      </w:r>
-    </w:p>
-    <w:p>
-      <w:r>
-        <w:t>Explain each Incident investigation picture from its labels, then record a relevant limit.</w:t>
-      </w:r>
-    </w:p>
-    <w:p>
-      <w:pPr>
-        <w:pStyle w:val="Heading3"/>
+        <w:t>15. Reference · Six-picture response sheets</w:t>
+      </w:r>
+    </w:p>
+    <w:p>
+      <w:r>
+        <w:t>Choose the picture that helps explain the current step.</w:t>
+      </w:r>
+    </w:p>
+    <w:p>
+      <w:pPr>
+        <w:pStyle w:val="Heading2"/>
       </w:pPr>
       <w:r>
         <w:t>01. Incident investigation: the case</w:t>
@@ -2276,7 +2022,6 @@
     <w:p>
       <w:pPr>
         <w:spacing w:line="336" w:lineRule="auto" w:after="180"/>
-        <w:shd w:fill="F5F1FB"/>
       </w:pPr>
       <w:r>
         <w:rPr>
@@ -2315,7 +2060,7 @@
     </w:p>
     <w:p>
       <w:pPr>
-        <w:pStyle w:val="Heading3"/>
+        <w:pStyle w:val="Heading2"/>
       </w:pPr>
       <w:r>
         <w:t>02. Follow the deciding steps</w:t>
@@ -2383,7 +2128,6 @@
     <w:p>
       <w:pPr>
         <w:spacing w:line="336" w:lineRule="auto" w:after="180"/>
-        <w:shd w:fill="F5F1FB"/>
       </w:pPr>
       <w:r>
         <w:rPr>
@@ -2434,7 +2178,7 @@
     </w:p>
     <w:p>
       <w:pPr>
-        <w:pStyle w:val="Heading3"/>
+        <w:pStyle w:val="Heading2"/>
       </w:pPr>
       <w:r>
         <w:t>03. Incident investigation — evidence trace</w:t>
@@ -2445,7 +2189,7 @@
         <w:drawing>
           <wp:inline xmlns:a="http://schemas.openxmlformats.org/drawingml/2006/main" xmlns:pic="http://schemas.openxmlformats.org/drawingml/2006/picture">
             <wp:extent cx="5486400" cy="2996184"/>
-            <wp:docPr id="4" name="Picture 4" descr="Incident investigation — evidence trace. At09:00 corpus updates; 09:05 stale cache response; 09:06 cache disabled. Team says model weights changed, but weight version is unchanged. | Record timestamps, versions, requests, authorised actions and outcomes with minimised logs. Separate immediate containment from diagnosis. Compare candidate explanations against evidence. | Weight-change claim is contradicted by the version record. Stale cache is a supported candidate explanation; preserve timeline and test it with controlled reproduction."/>
+            <wp:docPr id="4" name="Picture 4" descr="Incident investigation — evidence trace. At 09:00 corpus updates; 09:05 stale cache response; 09:06 cache disabled. Team says model weights changed, but weight version is unchanged. | Record timestamps, versions, requests, authorised actions and outcomes with minimised logs. Separate immediate containment from diagnosis. Compare candidate explanations against evidence. | Weight-change claim is contradicted by the version record. Stale cache is a supported candidate explanation; preserve timeline and test it with controlled reproduction."/>
             <wp:cNvGraphicFramePr>
               <a:graphicFrameLocks noChangeAspect="1"/>
             </wp:cNvGraphicFramePr>
@@ -2496,18 +2240,7 @@
         <w:rPr>
           <w:b w:val="0"/>
         </w:rPr>
-        <w:t xml:space="preserve"> trace. At09:00 corpus updates; 09:05 stale cache response; 09:06 cache disabled.</w:t>
-      </w:r>
-    </w:p>
-    <w:p>
-      <w:pPr>
-        <w:spacing w:line="336" w:lineRule="auto" w:after="180"/>
-      </w:pPr>
-      <w:r>
-        <w:rPr>
-          <w:b w:val="0"/>
-        </w:rPr>
-        <w:t xml:space="preserve">Team says model weights changed, but weight version is unchanged. | Record timestamps, versions, requests, authorised actions and outcomes with minimised logs. Separate immediate </w:t>
+        <w:t xml:space="preserve"> trace. At 09:00 corpus updates; 09:05 stale cache response; 09:06 cache disabled. Team says model weights changed, but weight version is unchanged. | Record timestamps, versions, requests, authorised actions and outcomes with minimised logs. Separate immediate </w:t>
       </w:r>
       <w:r>
         <w:rPr>
@@ -2519,18 +2252,7 @@
         <w:rPr>
           <w:b w:val="0"/>
         </w:rPr>
-        <w:t xml:space="preserve"> from diagnosis.</w:t>
-      </w:r>
-    </w:p>
-    <w:p>
-      <w:pPr>
-        <w:spacing w:line="336" w:lineRule="auto" w:after="180"/>
-      </w:pPr>
-      <w:r>
-        <w:rPr>
-          <w:b w:val="0"/>
-        </w:rPr>
-        <w:t xml:space="preserve">Compare candidate explanations against </w:t>
+        <w:t xml:space="preserve"> from diagnosis. Compare candidate explanations against </w:t>
       </w:r>
       <w:r>
         <w:rPr>
@@ -2548,7 +2270,6 @@
     <w:p>
       <w:pPr>
         <w:spacing w:line="336" w:lineRule="auto" w:after="180"/>
-        <w:shd w:fill="F5F1FB"/>
       </w:pPr>
       <w:r>
         <w:rPr>
@@ -2587,7 +2308,7 @@
     </w:p>
     <w:p>
       <w:pPr>
-        <w:pStyle w:val="Heading3"/>
+        <w:pStyle w:val="Heading2"/>
       </w:pPr>
       <w:r>
         <w:t>04. Change one thing. Trace what follows.</w:t>
@@ -2654,7 +2375,6 @@
     <w:p>
       <w:pPr>
         <w:spacing w:line="336" w:lineRule="auto" w:after="180"/>
-        <w:shd w:fill="F5F1FB"/>
       </w:pPr>
       <w:r>
         <w:rPr>
@@ -2693,7 +2413,7 @@
     </w:p>
     <w:p>
       <w:pPr>
-        <w:pStyle w:val="Heading3"/>
+        <w:pStyle w:val="Heading2"/>
       </w:pPr>
       <w:r>
         <w:t>05. Connect the explanation to its limit</w:t>
@@ -2761,7 +2481,6 @@
     <w:p>
       <w:pPr>
         <w:spacing w:line="336" w:lineRule="auto" w:after="180"/>
-        <w:shd w:fill="F5F1FB"/>
       </w:pPr>
       <w:r>
         <w:rPr>
@@ -2800,7 +2519,7 @@
     </w:p>
     <w:p>
       <w:pPr>
-        <w:pStyle w:val="Heading3"/>
+        <w:pStyle w:val="Heading2"/>
       </w:pPr>
       <w:r>
         <w:t>06. Make the idea visible in your project</w:t>
@@ -2914,7 +2633,6 @@
     <w:p>
       <w:pPr>
         <w:spacing w:line="336" w:lineRule="auto" w:after="180"/>
-        <w:shd w:fill="F5F1FB"/>
       </w:pPr>
       <w:r>
         <w:rPr>
@@ -2961,6 +2679,62 @@
     <w:p>
       <w:r>
         <w:t>________________________________________________________________</w:t>
+      </w:r>
+    </w:p>
+    <w:p>
+      <w:pPr>
+        <w:pStyle w:val="Heading2"/>
+      </w:pPr>
+      <w:r>
+        <w:t>Earlier wording, alternatives and picture transcripts · reference / check after trying</w:t>
+      </w:r>
+    </w:p>
+    <w:p>
+      <w:pPr>
+        <w:pStyle w:val="Heading3"/>
+      </w:pPr>
+      <w:r>
+        <w:t>01. Incident investigation: the case</w:t>
+      </w:r>
+    </w:p>
+    <w:p>
+      <w:pPr>
+        <w:pStyle w:val="Heading3"/>
+      </w:pPr>
+      <w:r>
+        <w:t>02. Follow the deciding steps</w:t>
+      </w:r>
+    </w:p>
+    <w:p>
+      <w:pPr>
+        <w:pStyle w:val="Heading3"/>
+      </w:pPr>
+      <w:r>
+        <w:t>03. Incident investigation — evidence trace</w:t>
+      </w:r>
+    </w:p>
+    <w:p>
+      <w:pPr>
+        <w:pStyle w:val="Heading3"/>
+      </w:pPr>
+      <w:r>
+        <w:t>04. Change one thing. Trace what follows.</w:t>
+      </w:r>
+    </w:p>
+    <w:p>
+      <w:pPr>
+        <w:pStyle w:val="Heading3"/>
+      </w:pPr>
+      <w:r>
+        <w:t>05. Connect the explanation to its limit</w:t>
+      </w:r>
+    </w:p>
+    <w:p>
+      <w:pPr>
+        <w:pStyle w:val="Heading3"/>
+      </w:pPr>
+      <w:r>
+        <w:t>06. Make the idea visible in your project</w:t>
       </w:r>
     </w:p>
     <w:sectPr>
